--- a/docs/TISPH/proposals/TISPH_Feature_Catalogue_and_Release_Tiers.docx
+++ b/docs/TISPH/proposals/TISPH_Feature_Catalogue_and_Release_Tiers.docx
@@ -3723,7 +3723,7 @@
                 <w:sz w:val="16"/>
                 <w:szCs w:val="16"/>
               </w:rPr>
-              <w:t xml:space="preserve">134</w:t>
+              <w:t xml:space="preserve">135</w:t>
             </w:r>
           </w:p>
         </w:tc>
@@ -3990,7 +3990,7 @@
                 <w:sz w:val="16"/>
                 <w:szCs w:val="16"/>
               </w:rPr>
-              <w:t xml:space="preserve">33</w:t>
+              <w:t xml:space="preserve">32</w:t>
             </w:r>
           </w:p>
         </w:tc>
@@ -4008,7 +4008,7 @@
                 <w:sz w:val="16"/>
                 <w:szCs w:val="16"/>
               </w:rPr>
-              <w:t xml:space="preserve">35</w:t>
+              <w:t xml:space="preserve">34</w:t>
             </w:r>
           </w:p>
         </w:tc>
@@ -4069,7 +4069,7 @@
                 <w:sz w:val="16"/>
                 <w:szCs w:val="16"/>
               </w:rPr>
-              <w:t xml:space="preserve">80</w:t>
+              <w:t xml:space="preserve">79</w:t>
             </w:r>
           </w:p>
         </w:tc>
@@ -10162,12 +10162,12 @@
         <w:tblLook w:val="04A0" w:firstRow="1" w:lastRow="0" w:firstColumn="1" w:lastColumn="0" w:noHBand="0" w:noVBand="1"/>
       </w:tblPr>
       <w:tblGrid>
-        <w:gridCol w:w="1662"/>
-        <w:gridCol w:w="1370"/>
+        <w:gridCol w:w="1657"/>
+        <w:gridCol w:w="1371"/>
         <w:gridCol w:w="2038"/>
         <w:gridCol w:w="1424"/>
-        <w:gridCol w:w="1372"/>
-        <w:gridCol w:w="1161"/>
+        <w:gridCol w:w="1375"/>
+        <w:gridCol w:w="1162"/>
       </w:tblGrid>
       <w:tr>
         <w:trPr>
@@ -10177,7 +10177,7 @@
         </w:trPr>
         <w:tc>
           <w:tcPr>
-            <w:tcW w:w="1662" w:type="dxa"/>
+            <w:tcW w:w="1657" w:type="dxa"/>
             <w:shd w:val="clear" w:color="auto" w:fill="E8F0F8"/>
             <w:vAlign w:val="center"/>
           </w:tcPr>
@@ -10199,7 +10199,7 @@
         </w:tc>
         <w:tc>
           <w:tcPr>
-            <w:tcW w:w="1370" w:type="dxa"/>
+            <w:tcW w:w="1371" w:type="dxa"/>
             <w:shd w:val="clear" w:color="auto" w:fill="E8F0F8"/>
             <w:vAlign w:val="center"/>
           </w:tcPr>
@@ -10265,7 +10265,7 @@
         </w:tc>
         <w:tc>
           <w:tcPr>
-            <w:tcW w:w="1372" w:type="dxa"/>
+            <w:tcW w:w="1375" w:type="dxa"/>
             <w:shd w:val="clear" w:color="auto" w:fill="E8F0F8"/>
             <w:vAlign w:val="center"/>
           </w:tcPr>
@@ -10287,7 +10287,7 @@
         </w:tc>
         <w:tc>
           <w:tcPr>
-            <w:tcW w:w="1161" w:type="dxa"/>
+            <w:tcW w:w="1162" w:type="dxa"/>
             <w:shd w:val="clear" w:color="auto" w:fill="E8F0F8"/>
             <w:vAlign w:val="center"/>
           </w:tcPr>
@@ -10314,7 +10314,7 @@
         </w:trPr>
         <w:tc>
           <w:tcPr>
-            <w:tcW w:w="1662" w:type="dxa"/>
+            <w:tcW w:w="1657" w:type="dxa"/>
           </w:tcPr>
           <w:p>
             <w:pPr>
@@ -10332,7 +10332,7 @@
         </w:tc>
         <w:tc>
           <w:tcPr>
-            <w:tcW w:w="1370" w:type="dxa"/>
+            <w:tcW w:w="1371" w:type="dxa"/>
           </w:tcPr>
           <w:p>
             <w:pPr>
@@ -10386,25 +10386,25 @@
         </w:tc>
         <w:tc>
           <w:tcPr>
-            <w:tcW w:w="1372" w:type="dxa"/>
-          </w:tcPr>
-          <w:p>
-            <w:pPr>
-              <w:spacing w:before="40" w:after="40" w:line="240" w:lineRule="auto"/>
-            </w:pPr>
-            <w:r>
-              <w:rPr>
-                <w:rFonts w:ascii="Segoe UI" w:hAnsi="Segoe UI" w:cs="Segoe UI" w:eastAsia="Segoe UI"/>
-                <w:sz w:val="16"/>
-                <w:szCs w:val="16"/>
-              </w:rPr>
-              <w:t xml:space="preserve">-</w:t>
-            </w:r>
-          </w:p>
-        </w:tc>
-        <w:tc>
-          <w:tcPr>
-            <w:tcW w:w="1161" w:type="dxa"/>
+            <w:tcW w:w="1375" w:type="dxa"/>
+          </w:tcPr>
+          <w:p>
+            <w:pPr>
+              <w:spacing w:before="40" w:after="40" w:line="240" w:lineRule="auto"/>
+            </w:pPr>
+            <w:r>
+              <w:rPr>
+                <w:rFonts w:ascii="Segoe UI" w:hAnsi="Segoe UI" w:cs="Segoe UI" w:eastAsia="Segoe UI"/>
+                <w:sz w:val="16"/>
+                <w:szCs w:val="16"/>
+              </w:rPr>
+              <w:t xml:space="preserve">-</w:t>
+            </w:r>
+          </w:p>
+        </w:tc>
+        <w:tc>
+          <w:tcPr>
+            <w:tcW w:w="1162" w:type="dxa"/>
           </w:tcPr>
           <w:p>
             <w:pPr>
@@ -10427,7 +10427,7 @@
         </w:trPr>
         <w:tc>
           <w:tcPr>
-            <w:tcW w:w="1662" w:type="dxa"/>
+            <w:tcW w:w="1657" w:type="dxa"/>
           </w:tcPr>
           <w:p>
             <w:pPr>
@@ -10445,7 +10445,7 @@
         </w:tc>
         <w:tc>
           <w:tcPr>
-            <w:tcW w:w="1370" w:type="dxa"/>
+            <w:tcW w:w="1371" w:type="dxa"/>
           </w:tcPr>
           <w:p>
             <w:pPr>
@@ -10499,25 +10499,25 @@
         </w:tc>
         <w:tc>
           <w:tcPr>
-            <w:tcW w:w="1372" w:type="dxa"/>
-          </w:tcPr>
-          <w:p>
-            <w:pPr>
-              <w:spacing w:before="40" w:after="40" w:line="240" w:lineRule="auto"/>
-            </w:pPr>
-            <w:r>
-              <w:rPr>
-                <w:rFonts w:ascii="Segoe UI" w:hAnsi="Segoe UI" w:cs="Segoe UI" w:eastAsia="Segoe UI"/>
-                <w:sz w:val="16"/>
-                <w:szCs w:val="16"/>
-              </w:rPr>
-              <w:t xml:space="preserve">-</w:t>
-            </w:r>
-          </w:p>
-        </w:tc>
-        <w:tc>
-          <w:tcPr>
-            <w:tcW w:w="1161" w:type="dxa"/>
+            <w:tcW w:w="1375" w:type="dxa"/>
+          </w:tcPr>
+          <w:p>
+            <w:pPr>
+              <w:spacing w:before="40" w:after="40" w:line="240" w:lineRule="auto"/>
+            </w:pPr>
+            <w:r>
+              <w:rPr>
+                <w:rFonts w:ascii="Segoe UI" w:hAnsi="Segoe UI" w:cs="Segoe UI" w:eastAsia="Segoe UI"/>
+                <w:sz w:val="16"/>
+                <w:szCs w:val="16"/>
+              </w:rPr>
+              <w:t xml:space="preserve">-</w:t>
+            </w:r>
+          </w:p>
+        </w:tc>
+        <w:tc>
+          <w:tcPr>
+            <w:tcW w:w="1162" w:type="dxa"/>
           </w:tcPr>
           <w:p>
             <w:pPr>
@@ -10540,7 +10540,7 @@
         </w:trPr>
         <w:tc>
           <w:tcPr>
-            <w:tcW w:w="1662" w:type="dxa"/>
+            <w:tcW w:w="1657" w:type="dxa"/>
           </w:tcPr>
           <w:p>
             <w:pPr>
@@ -10558,7 +10558,7 @@
         </w:tc>
         <w:tc>
           <w:tcPr>
-            <w:tcW w:w="1370" w:type="dxa"/>
+            <w:tcW w:w="1371" w:type="dxa"/>
           </w:tcPr>
           <w:p>
             <w:pPr>
@@ -10612,7 +10612,7 @@
         </w:tc>
         <w:tc>
           <w:tcPr>
-            <w:tcW w:w="1372" w:type="dxa"/>
+            <w:tcW w:w="1375" w:type="dxa"/>
           </w:tcPr>
           <w:p>
             <w:pPr>
@@ -10630,7 +10630,7 @@
         </w:tc>
         <w:tc>
           <w:tcPr>
-            <w:tcW w:w="1161" w:type="dxa"/>
+            <w:tcW w:w="1162" w:type="dxa"/>
           </w:tcPr>
           <w:p>
             <w:pPr>
@@ -10653,7 +10653,7 @@
         </w:trPr>
         <w:tc>
           <w:tcPr>
-            <w:tcW w:w="1662" w:type="dxa"/>
+            <w:tcW w:w="1657" w:type="dxa"/>
           </w:tcPr>
           <w:p>
             <w:pPr>
@@ -10671,7 +10671,7 @@
         </w:tc>
         <w:tc>
           <w:tcPr>
-            <w:tcW w:w="1370" w:type="dxa"/>
+            <w:tcW w:w="1371" w:type="dxa"/>
           </w:tcPr>
           <w:p>
             <w:pPr>
@@ -10725,25 +10725,25 @@
         </w:tc>
         <w:tc>
           <w:tcPr>
-            <w:tcW w:w="1372" w:type="dxa"/>
-          </w:tcPr>
-          <w:p>
-            <w:pPr>
-              <w:spacing w:before="40" w:after="40" w:line="240" w:lineRule="auto"/>
-            </w:pPr>
-            <w:r>
-              <w:rPr>
-                <w:rFonts w:ascii="Segoe UI" w:hAnsi="Segoe UI" w:cs="Segoe UI" w:eastAsia="Segoe UI"/>
-                <w:sz w:val="16"/>
-                <w:szCs w:val="16"/>
-              </w:rPr>
-              <w:t xml:space="preserve">-</w:t>
-            </w:r>
-          </w:p>
-        </w:tc>
-        <w:tc>
-          <w:tcPr>
-            <w:tcW w:w="1161" w:type="dxa"/>
+            <w:tcW w:w="1375" w:type="dxa"/>
+          </w:tcPr>
+          <w:p>
+            <w:pPr>
+              <w:spacing w:before="40" w:after="40" w:line="240" w:lineRule="auto"/>
+            </w:pPr>
+            <w:r>
+              <w:rPr>
+                <w:rFonts w:ascii="Segoe UI" w:hAnsi="Segoe UI" w:cs="Segoe UI" w:eastAsia="Segoe UI"/>
+                <w:sz w:val="16"/>
+                <w:szCs w:val="16"/>
+              </w:rPr>
+              <w:t xml:space="preserve">-</w:t>
+            </w:r>
+          </w:p>
+        </w:tc>
+        <w:tc>
+          <w:tcPr>
+            <w:tcW w:w="1162" w:type="dxa"/>
           </w:tcPr>
           <w:p>
             <w:pPr>
@@ -10766,7 +10766,7 @@
         </w:trPr>
         <w:tc>
           <w:tcPr>
-            <w:tcW w:w="1662" w:type="dxa"/>
+            <w:tcW w:w="1657" w:type="dxa"/>
           </w:tcPr>
           <w:p>
             <w:pPr>
@@ -10784,7 +10784,7 @@
         </w:tc>
         <w:tc>
           <w:tcPr>
-            <w:tcW w:w="1370" w:type="dxa"/>
+            <w:tcW w:w="1371" w:type="dxa"/>
           </w:tcPr>
           <w:p>
             <w:pPr>
@@ -10838,25 +10838,25 @@
         </w:tc>
         <w:tc>
           <w:tcPr>
-            <w:tcW w:w="1372" w:type="dxa"/>
-          </w:tcPr>
-          <w:p>
-            <w:pPr>
-              <w:spacing w:before="40" w:after="40" w:line="240" w:lineRule="auto"/>
-            </w:pPr>
-            <w:r>
-              <w:rPr>
-                <w:rFonts w:ascii="Segoe UI" w:hAnsi="Segoe UI" w:cs="Segoe UI" w:eastAsia="Segoe UI"/>
-                <w:sz w:val="16"/>
-                <w:szCs w:val="16"/>
-              </w:rPr>
-              <w:t xml:space="preserve">-</w:t>
-            </w:r>
-          </w:p>
-        </w:tc>
-        <w:tc>
-          <w:tcPr>
-            <w:tcW w:w="1161" w:type="dxa"/>
+            <w:tcW w:w="1375" w:type="dxa"/>
+          </w:tcPr>
+          <w:p>
+            <w:pPr>
+              <w:spacing w:before="40" w:after="40" w:line="240" w:lineRule="auto"/>
+            </w:pPr>
+            <w:r>
+              <w:rPr>
+                <w:rFonts w:ascii="Segoe UI" w:hAnsi="Segoe UI" w:cs="Segoe UI" w:eastAsia="Segoe UI"/>
+                <w:sz w:val="16"/>
+                <w:szCs w:val="16"/>
+              </w:rPr>
+              <w:t xml:space="preserve">-</w:t>
+            </w:r>
+          </w:p>
+        </w:tc>
+        <w:tc>
+          <w:tcPr>
+            <w:tcW w:w="1162" w:type="dxa"/>
           </w:tcPr>
           <w:p>
             <w:pPr>
@@ -10879,7 +10879,7 @@
         </w:trPr>
         <w:tc>
           <w:tcPr>
-            <w:tcW w:w="1662" w:type="dxa"/>
+            <w:tcW w:w="1657" w:type="dxa"/>
           </w:tcPr>
           <w:p>
             <w:pPr>
@@ -10897,7 +10897,7 @@
         </w:tc>
         <w:tc>
           <w:tcPr>
-            <w:tcW w:w="1370" w:type="dxa"/>
+            <w:tcW w:w="1371" w:type="dxa"/>
           </w:tcPr>
           <w:p>
             <w:pPr>
@@ -10951,25 +10951,25 @@
         </w:tc>
         <w:tc>
           <w:tcPr>
-            <w:tcW w:w="1372" w:type="dxa"/>
-          </w:tcPr>
-          <w:p>
-            <w:pPr>
-              <w:spacing w:before="40" w:after="40" w:line="240" w:lineRule="auto"/>
-            </w:pPr>
-            <w:r>
-              <w:rPr>
-                <w:rFonts w:ascii="Segoe UI" w:hAnsi="Segoe UI" w:cs="Segoe UI" w:eastAsia="Segoe UI"/>
-                <w:sz w:val="16"/>
-                <w:szCs w:val="16"/>
-              </w:rPr>
-              <w:t xml:space="preserve">-</w:t>
-            </w:r>
-          </w:p>
-        </w:tc>
-        <w:tc>
-          <w:tcPr>
-            <w:tcW w:w="1161" w:type="dxa"/>
+            <w:tcW w:w="1375" w:type="dxa"/>
+          </w:tcPr>
+          <w:p>
+            <w:pPr>
+              <w:spacing w:before="40" w:after="40" w:line="240" w:lineRule="auto"/>
+            </w:pPr>
+            <w:r>
+              <w:rPr>
+                <w:rFonts w:ascii="Segoe UI" w:hAnsi="Segoe UI" w:cs="Segoe UI" w:eastAsia="Segoe UI"/>
+                <w:sz w:val="16"/>
+                <w:szCs w:val="16"/>
+              </w:rPr>
+              <w:t xml:space="preserve">-</w:t>
+            </w:r>
+          </w:p>
+        </w:tc>
+        <w:tc>
+          <w:tcPr>
+            <w:tcW w:w="1162" w:type="dxa"/>
           </w:tcPr>
           <w:p>
             <w:pPr>
@@ -10992,7 +10992,7 @@
         </w:trPr>
         <w:tc>
           <w:tcPr>
-            <w:tcW w:w="1662" w:type="dxa"/>
+            <w:tcW w:w="1657" w:type="dxa"/>
           </w:tcPr>
           <w:p>
             <w:pPr>
@@ -11010,7 +11010,7 @@
         </w:tc>
         <w:tc>
           <w:tcPr>
-            <w:tcW w:w="1370" w:type="dxa"/>
+            <w:tcW w:w="1371" w:type="dxa"/>
           </w:tcPr>
           <w:p>
             <w:pPr>
@@ -11064,25 +11064,25 @@
         </w:tc>
         <w:tc>
           <w:tcPr>
-            <w:tcW w:w="1372" w:type="dxa"/>
-          </w:tcPr>
-          <w:p>
-            <w:pPr>
-              <w:spacing w:before="40" w:after="40" w:line="240" w:lineRule="auto"/>
-            </w:pPr>
-            <w:r>
-              <w:rPr>
-                <w:rFonts w:ascii="Segoe UI" w:hAnsi="Segoe UI" w:cs="Segoe UI" w:eastAsia="Segoe UI"/>
-                <w:sz w:val="16"/>
-                <w:szCs w:val="16"/>
-              </w:rPr>
-              <w:t xml:space="preserve">-</w:t>
-            </w:r>
-          </w:p>
-        </w:tc>
-        <w:tc>
-          <w:tcPr>
-            <w:tcW w:w="1161" w:type="dxa"/>
+            <w:tcW w:w="1375" w:type="dxa"/>
+          </w:tcPr>
+          <w:p>
+            <w:pPr>
+              <w:spacing w:before="40" w:after="40" w:line="240" w:lineRule="auto"/>
+            </w:pPr>
+            <w:r>
+              <w:rPr>
+                <w:rFonts w:ascii="Segoe UI" w:hAnsi="Segoe UI" w:cs="Segoe UI" w:eastAsia="Segoe UI"/>
+                <w:sz w:val="16"/>
+                <w:szCs w:val="16"/>
+              </w:rPr>
+              <w:t xml:space="preserve">-</w:t>
+            </w:r>
+          </w:p>
+        </w:tc>
+        <w:tc>
+          <w:tcPr>
+            <w:tcW w:w="1162" w:type="dxa"/>
           </w:tcPr>
           <w:p>
             <w:pPr>
@@ -11105,7 +11105,7 @@
         </w:trPr>
         <w:tc>
           <w:tcPr>
-            <w:tcW w:w="1662" w:type="dxa"/>
+            <w:tcW w:w="1657" w:type="dxa"/>
           </w:tcPr>
           <w:p>
             <w:pPr>
@@ -11123,7 +11123,7 @@
         </w:tc>
         <w:tc>
           <w:tcPr>
-            <w:tcW w:w="1370" w:type="dxa"/>
+            <w:tcW w:w="1371" w:type="dxa"/>
           </w:tcPr>
           <w:p>
             <w:pPr>
@@ -11177,25 +11177,25 @@
         </w:tc>
         <w:tc>
           <w:tcPr>
-            <w:tcW w:w="1372" w:type="dxa"/>
-          </w:tcPr>
-          <w:p>
-            <w:pPr>
-              <w:spacing w:before="40" w:after="40" w:line="240" w:lineRule="auto"/>
-            </w:pPr>
-            <w:r>
-              <w:rPr>
-                <w:rFonts w:ascii="Segoe UI" w:hAnsi="Segoe UI" w:cs="Segoe UI" w:eastAsia="Segoe UI"/>
-                <w:sz w:val="16"/>
-                <w:szCs w:val="16"/>
-              </w:rPr>
-              <w:t xml:space="preserve">-</w:t>
-            </w:r>
-          </w:p>
-        </w:tc>
-        <w:tc>
-          <w:tcPr>
-            <w:tcW w:w="1161" w:type="dxa"/>
+            <w:tcW w:w="1375" w:type="dxa"/>
+          </w:tcPr>
+          <w:p>
+            <w:pPr>
+              <w:spacing w:before="40" w:after="40" w:line="240" w:lineRule="auto"/>
+            </w:pPr>
+            <w:r>
+              <w:rPr>
+                <w:rFonts w:ascii="Segoe UI" w:hAnsi="Segoe UI" w:cs="Segoe UI" w:eastAsia="Segoe UI"/>
+                <w:sz w:val="16"/>
+                <w:szCs w:val="16"/>
+              </w:rPr>
+              <w:t xml:space="preserve">-</w:t>
+            </w:r>
+          </w:p>
+        </w:tc>
+        <w:tc>
+          <w:tcPr>
+            <w:tcW w:w="1162" w:type="dxa"/>
           </w:tcPr>
           <w:p>
             <w:pPr>
@@ -11218,7 +11218,7 @@
         </w:trPr>
         <w:tc>
           <w:tcPr>
-            <w:tcW w:w="1662" w:type="dxa"/>
+            <w:tcW w:w="1657" w:type="dxa"/>
           </w:tcPr>
           <w:p>
             <w:pPr>
@@ -11236,7 +11236,7 @@
         </w:tc>
         <w:tc>
           <w:tcPr>
-            <w:tcW w:w="1370" w:type="dxa"/>
+            <w:tcW w:w="1371" w:type="dxa"/>
           </w:tcPr>
           <w:p>
             <w:pPr>
@@ -11290,25 +11290,25 @@
         </w:tc>
         <w:tc>
           <w:tcPr>
-            <w:tcW w:w="1372" w:type="dxa"/>
-          </w:tcPr>
-          <w:p>
-            <w:pPr>
-              <w:spacing w:before="40" w:after="40" w:line="240" w:lineRule="auto"/>
-            </w:pPr>
-            <w:r>
-              <w:rPr>
-                <w:rFonts w:ascii="Segoe UI" w:hAnsi="Segoe UI" w:cs="Segoe UI" w:eastAsia="Segoe UI"/>
-                <w:sz w:val="16"/>
-                <w:szCs w:val="16"/>
-              </w:rPr>
-              <w:t xml:space="preserve">-</w:t>
-            </w:r>
-          </w:p>
-        </w:tc>
-        <w:tc>
-          <w:tcPr>
-            <w:tcW w:w="1161" w:type="dxa"/>
+            <w:tcW w:w="1375" w:type="dxa"/>
+          </w:tcPr>
+          <w:p>
+            <w:pPr>
+              <w:spacing w:before="40" w:after="40" w:line="240" w:lineRule="auto"/>
+            </w:pPr>
+            <w:r>
+              <w:rPr>
+                <w:rFonts w:ascii="Segoe UI" w:hAnsi="Segoe UI" w:cs="Segoe UI" w:eastAsia="Segoe UI"/>
+                <w:sz w:val="16"/>
+                <w:szCs w:val="16"/>
+              </w:rPr>
+              <w:t xml:space="preserve">-</w:t>
+            </w:r>
+          </w:p>
+        </w:tc>
+        <w:tc>
+          <w:tcPr>
+            <w:tcW w:w="1162" w:type="dxa"/>
           </w:tcPr>
           <w:p>
             <w:pPr>
@@ -11331,7 +11331,7 @@
         </w:trPr>
         <w:tc>
           <w:tcPr>
-            <w:tcW w:w="1662" w:type="dxa"/>
+            <w:tcW w:w="1657" w:type="dxa"/>
           </w:tcPr>
           <w:p>
             <w:pPr>
@@ -11349,7 +11349,7 @@
         </w:tc>
         <w:tc>
           <w:tcPr>
-            <w:tcW w:w="1370" w:type="dxa"/>
+            <w:tcW w:w="1371" w:type="dxa"/>
           </w:tcPr>
           <w:p>
             <w:pPr>
@@ -11403,7 +11403,7 @@
         </w:tc>
         <w:tc>
           <w:tcPr>
-            <w:tcW w:w="1372" w:type="dxa"/>
+            <w:tcW w:w="1375" w:type="dxa"/>
           </w:tcPr>
           <w:p>
             <w:pPr>
@@ -11421,7 +11421,7 @@
         </w:tc>
         <w:tc>
           <w:tcPr>
-            <w:tcW w:w="1161" w:type="dxa"/>
+            <w:tcW w:w="1162" w:type="dxa"/>
           </w:tcPr>
           <w:p>
             <w:pPr>
@@ -11444,7 +11444,7 @@
         </w:trPr>
         <w:tc>
           <w:tcPr>
-            <w:tcW w:w="1662" w:type="dxa"/>
+            <w:tcW w:w="1657" w:type="dxa"/>
           </w:tcPr>
           <w:p>
             <w:pPr>
@@ -11462,7 +11462,7 @@
         </w:tc>
         <w:tc>
           <w:tcPr>
-            <w:tcW w:w="1370" w:type="dxa"/>
+            <w:tcW w:w="1371" w:type="dxa"/>
           </w:tcPr>
           <w:p>
             <w:pPr>
@@ -11516,25 +11516,25 @@
         </w:tc>
         <w:tc>
           <w:tcPr>
-            <w:tcW w:w="1372" w:type="dxa"/>
-          </w:tcPr>
-          <w:p>
-            <w:pPr>
-              <w:spacing w:before="40" w:after="40" w:line="240" w:lineRule="auto"/>
-            </w:pPr>
-            <w:r>
-              <w:rPr>
-                <w:rFonts w:ascii="Segoe UI" w:hAnsi="Segoe UI" w:cs="Segoe UI" w:eastAsia="Segoe UI"/>
-                <w:sz w:val="16"/>
-                <w:szCs w:val="16"/>
-              </w:rPr>
-              <w:t xml:space="preserve">-</w:t>
-            </w:r>
-          </w:p>
-        </w:tc>
-        <w:tc>
-          <w:tcPr>
-            <w:tcW w:w="1161" w:type="dxa"/>
+            <w:tcW w:w="1375" w:type="dxa"/>
+          </w:tcPr>
+          <w:p>
+            <w:pPr>
+              <w:spacing w:before="40" w:after="40" w:line="240" w:lineRule="auto"/>
+            </w:pPr>
+            <w:r>
+              <w:rPr>
+                <w:rFonts w:ascii="Segoe UI" w:hAnsi="Segoe UI" w:cs="Segoe UI" w:eastAsia="Segoe UI"/>
+                <w:sz w:val="16"/>
+                <w:szCs w:val="16"/>
+              </w:rPr>
+              <w:t xml:space="preserve">-</w:t>
+            </w:r>
+          </w:p>
+        </w:tc>
+        <w:tc>
+          <w:tcPr>
+            <w:tcW w:w="1162" w:type="dxa"/>
           </w:tcPr>
           <w:p>
             <w:pPr>
@@ -11557,7 +11557,7 @@
         </w:trPr>
         <w:tc>
           <w:tcPr>
-            <w:tcW w:w="1662" w:type="dxa"/>
+            <w:tcW w:w="1657" w:type="dxa"/>
           </w:tcPr>
           <w:p>
             <w:pPr>
@@ -11575,7 +11575,7 @@
         </w:tc>
         <w:tc>
           <w:tcPr>
-            <w:tcW w:w="1370" w:type="dxa"/>
+            <w:tcW w:w="1371" w:type="dxa"/>
           </w:tcPr>
           <w:p>
             <w:pPr>
@@ -11629,25 +11629,25 @@
         </w:tc>
         <w:tc>
           <w:tcPr>
-            <w:tcW w:w="1372" w:type="dxa"/>
-          </w:tcPr>
-          <w:p>
-            <w:pPr>
-              <w:spacing w:before="40" w:after="40" w:line="240" w:lineRule="auto"/>
-            </w:pPr>
-            <w:r>
-              <w:rPr>
-                <w:rFonts w:ascii="Segoe UI" w:hAnsi="Segoe UI" w:cs="Segoe UI" w:eastAsia="Segoe UI"/>
-                <w:sz w:val="16"/>
-                <w:szCs w:val="16"/>
-              </w:rPr>
-              <w:t xml:space="preserve">-</w:t>
-            </w:r>
-          </w:p>
-        </w:tc>
-        <w:tc>
-          <w:tcPr>
-            <w:tcW w:w="1161" w:type="dxa"/>
+            <w:tcW w:w="1375" w:type="dxa"/>
+          </w:tcPr>
+          <w:p>
+            <w:pPr>
+              <w:spacing w:before="40" w:after="40" w:line="240" w:lineRule="auto"/>
+            </w:pPr>
+            <w:r>
+              <w:rPr>
+                <w:rFonts w:ascii="Segoe UI" w:hAnsi="Segoe UI" w:cs="Segoe UI" w:eastAsia="Segoe UI"/>
+                <w:sz w:val="16"/>
+                <w:szCs w:val="16"/>
+              </w:rPr>
+              <w:t xml:space="preserve">-</w:t>
+            </w:r>
+          </w:p>
+        </w:tc>
+        <w:tc>
+          <w:tcPr>
+            <w:tcW w:w="1162" w:type="dxa"/>
           </w:tcPr>
           <w:p>
             <w:pPr>
@@ -11670,7 +11670,7 @@
         </w:trPr>
         <w:tc>
           <w:tcPr>
-            <w:tcW w:w="1662" w:type="dxa"/>
+            <w:tcW w:w="1657" w:type="dxa"/>
           </w:tcPr>
           <w:p>
             <w:pPr>
@@ -11688,7 +11688,7 @@
         </w:tc>
         <w:tc>
           <w:tcPr>
-            <w:tcW w:w="1370" w:type="dxa"/>
+            <w:tcW w:w="1371" w:type="dxa"/>
           </w:tcPr>
           <w:p>
             <w:pPr>
@@ -11742,7 +11742,7 @@
         </w:tc>
         <w:tc>
           <w:tcPr>
-            <w:tcW w:w="1372" w:type="dxa"/>
+            <w:tcW w:w="1375" w:type="dxa"/>
           </w:tcPr>
           <w:p>
             <w:pPr>
@@ -11760,7 +11760,7 @@
         </w:tc>
         <w:tc>
           <w:tcPr>
-            <w:tcW w:w="1161" w:type="dxa"/>
+            <w:tcW w:w="1162" w:type="dxa"/>
           </w:tcPr>
           <w:p>
             <w:pPr>
@@ -11783,7 +11783,7 @@
         </w:trPr>
         <w:tc>
           <w:tcPr>
-            <w:tcW w:w="1662" w:type="dxa"/>
+            <w:tcW w:w="1657" w:type="dxa"/>
           </w:tcPr>
           <w:p>
             <w:pPr>
@@ -11801,7 +11801,7 @@
         </w:tc>
         <w:tc>
           <w:tcPr>
-            <w:tcW w:w="1370" w:type="dxa"/>
+            <w:tcW w:w="1371" w:type="dxa"/>
           </w:tcPr>
           <w:p>
             <w:pPr>
@@ -11855,25 +11855,25 @@
         </w:tc>
         <w:tc>
           <w:tcPr>
-            <w:tcW w:w="1372" w:type="dxa"/>
-          </w:tcPr>
-          <w:p>
-            <w:pPr>
-              <w:spacing w:before="40" w:after="40" w:line="240" w:lineRule="auto"/>
-            </w:pPr>
-            <w:r>
-              <w:rPr>
-                <w:rFonts w:ascii="Segoe UI" w:hAnsi="Segoe UI" w:cs="Segoe UI" w:eastAsia="Segoe UI"/>
-                <w:sz w:val="16"/>
-                <w:szCs w:val="16"/>
-              </w:rPr>
-              <w:t xml:space="preserve">-</w:t>
-            </w:r>
-          </w:p>
-        </w:tc>
-        <w:tc>
-          <w:tcPr>
-            <w:tcW w:w="1161" w:type="dxa"/>
+            <w:tcW w:w="1375" w:type="dxa"/>
+          </w:tcPr>
+          <w:p>
+            <w:pPr>
+              <w:spacing w:before="40" w:after="40" w:line="240" w:lineRule="auto"/>
+            </w:pPr>
+            <w:r>
+              <w:rPr>
+                <w:rFonts w:ascii="Segoe UI" w:hAnsi="Segoe UI" w:cs="Segoe UI" w:eastAsia="Segoe UI"/>
+                <w:sz w:val="16"/>
+                <w:szCs w:val="16"/>
+              </w:rPr>
+              <w:t xml:space="preserve">-</w:t>
+            </w:r>
+          </w:p>
+        </w:tc>
+        <w:tc>
+          <w:tcPr>
+            <w:tcW w:w="1162" w:type="dxa"/>
           </w:tcPr>
           <w:p>
             <w:pPr>
@@ -11896,7 +11896,7 @@
         </w:trPr>
         <w:tc>
           <w:tcPr>
-            <w:tcW w:w="1662" w:type="dxa"/>
+            <w:tcW w:w="1657" w:type="dxa"/>
           </w:tcPr>
           <w:p>
             <w:pPr>
@@ -11914,7 +11914,7 @@
         </w:tc>
         <w:tc>
           <w:tcPr>
-            <w:tcW w:w="1370" w:type="dxa"/>
+            <w:tcW w:w="1371" w:type="dxa"/>
           </w:tcPr>
           <w:p>
             <w:pPr>
@@ -11968,7 +11968,7 @@
         </w:tc>
         <w:tc>
           <w:tcPr>
-            <w:tcW w:w="1372" w:type="dxa"/>
+            <w:tcW w:w="1375" w:type="dxa"/>
           </w:tcPr>
           <w:p>
             <w:pPr>
@@ -11986,7 +11986,7 @@
         </w:tc>
         <w:tc>
           <w:tcPr>
-            <w:tcW w:w="1161" w:type="dxa"/>
+            <w:tcW w:w="1162" w:type="dxa"/>
           </w:tcPr>
           <w:p>
             <w:pPr>
@@ -12009,7 +12009,7 @@
         </w:trPr>
         <w:tc>
           <w:tcPr>
-            <w:tcW w:w="1662" w:type="dxa"/>
+            <w:tcW w:w="1657" w:type="dxa"/>
           </w:tcPr>
           <w:p>
             <w:pPr>
@@ -12027,7 +12027,7 @@
         </w:tc>
         <w:tc>
           <w:tcPr>
-            <w:tcW w:w="1370" w:type="dxa"/>
+            <w:tcW w:w="1371" w:type="dxa"/>
           </w:tcPr>
           <w:p>
             <w:pPr>
@@ -12081,7 +12081,7 @@
         </w:tc>
         <w:tc>
           <w:tcPr>
-            <w:tcW w:w="1372" w:type="dxa"/>
+            <w:tcW w:w="1375" w:type="dxa"/>
           </w:tcPr>
           <w:p>
             <w:pPr>
@@ -12099,7 +12099,7 @@
         </w:tc>
         <w:tc>
           <w:tcPr>
-            <w:tcW w:w="1161" w:type="dxa"/>
+            <w:tcW w:w="1162" w:type="dxa"/>
           </w:tcPr>
           <w:p>
             <w:pPr>
@@ -12122,25 +12122,25 @@
         </w:trPr>
         <w:tc>
           <w:tcPr>
-            <w:tcW w:w="1662" w:type="dxa"/>
-          </w:tcPr>
-          <w:p>
-            <w:pPr>
-              <w:spacing w:before="40" w:after="40" w:line="240" w:lineRule="auto"/>
-            </w:pPr>
-            <w:r>
-              <w:rPr>
-                <w:rFonts w:ascii="Segoe UI" w:hAnsi="Segoe UI" w:cs="Segoe UI" w:eastAsia="Segoe UI"/>
-                <w:sz w:val="16"/>
-                <w:szCs w:val="16"/>
-              </w:rPr>
-              <w:t xml:space="preserve">Insurer statement reconciliation (generic)</w:t>
-            </w:r>
-          </w:p>
-        </w:tc>
-        <w:tc>
-          <w:tcPr>
-            <w:tcW w:w="1370" w:type="dxa"/>
+            <w:tcW w:w="1657" w:type="dxa"/>
+          </w:tcPr>
+          <w:p>
+            <w:pPr>
+              <w:spacing w:before="40" w:after="40" w:line="240" w:lineRule="auto"/>
+            </w:pPr>
+            <w:r>
+              <w:rPr>
+                <w:rFonts w:ascii="Segoe UI" w:hAnsi="Segoe UI" w:cs="Segoe UI" w:eastAsia="Segoe UI"/>
+                <w:sz w:val="16"/>
+                <w:szCs w:val="16"/>
+              </w:rPr>
+              <w:t xml:space="preserve">Petty cash</w:t>
+            </w:r>
+          </w:p>
+        </w:tc>
+        <w:tc>
+          <w:tcPr>
+            <w:tcW w:w="1371" w:type="dxa"/>
           </w:tcPr>
           <w:p>
             <w:pPr>
@@ -12170,7 +12170,7 @@
                 <w:sz w:val="16"/>
                 <w:szCs w:val="16"/>
               </w:rPr>
-              <w:t xml:space="preserve">Generic insurer statement screen; TISPH reconciles insurer statements under Remittance &gt; Reconciliation</w:t>
+              <w:t xml:space="preserve">Petty cash funds, requests, disbursements, receipts and replenishment</w:t>
             </w:r>
           </w:p>
         </w:tc>
@@ -12194,25 +12194,25 @@
         </w:tc>
         <w:tc>
           <w:tcPr>
-            <w:tcW w:w="1372" w:type="dxa"/>
-          </w:tcPr>
-          <w:p>
-            <w:pPr>
-              <w:spacing w:before="40" w:after="40" w:line="240" w:lineRule="auto"/>
-            </w:pPr>
-            <w:r>
-              <w:rPr>
-                <w:rFonts w:ascii="Segoe UI" w:hAnsi="Segoe UI" w:cs="Segoe UI" w:eastAsia="Segoe UI"/>
-                <w:sz w:val="16"/>
-                <w:szCs w:val="16"/>
-              </w:rPr>
-              <w:t xml:space="preserve">-</w:t>
-            </w:r>
-          </w:p>
-        </w:tc>
-        <w:tc>
-          <w:tcPr>
-            <w:tcW w:w="1161" w:type="dxa"/>
+            <w:tcW w:w="1375" w:type="dxa"/>
+          </w:tcPr>
+          <w:p>
+            <w:pPr>
+              <w:spacing w:before="40" w:after="40" w:line="240" w:lineRule="auto"/>
+            </w:pPr>
+            <w:r>
+              <w:rPr>
+                <w:rFonts w:ascii="Segoe UI" w:hAnsi="Segoe UI" w:cs="Segoe UI" w:eastAsia="Segoe UI"/>
+                <w:sz w:val="16"/>
+                <w:szCs w:val="16"/>
+              </w:rPr>
+              <w:t xml:space="preserve">-</w:t>
+            </w:r>
+          </w:p>
+        </w:tc>
+        <w:tc>
+          <w:tcPr>
+            <w:tcW w:w="1162" w:type="dxa"/>
           </w:tcPr>
           <w:p>
             <w:pPr>
@@ -12235,25 +12235,25 @@
         </w:trPr>
         <w:tc>
           <w:tcPr>
-            <w:tcW w:w="1662" w:type="dxa"/>
-          </w:tcPr>
-          <w:p>
-            <w:pPr>
-              <w:spacing w:before="40" w:after="40" w:line="240" w:lineRule="auto"/>
-            </w:pPr>
-            <w:r>
-              <w:rPr>
-                <w:rFonts w:ascii="Segoe UI" w:hAnsi="Segoe UI" w:cs="Segoe UI" w:eastAsia="Segoe UI"/>
-                <w:sz w:val="16"/>
-                <w:szCs w:val="16"/>
-              </w:rPr>
-              <w:t xml:space="preserve">Petty cash</w:t>
-            </w:r>
-          </w:p>
-        </w:tc>
-        <w:tc>
-          <w:tcPr>
-            <w:tcW w:w="1370" w:type="dxa"/>
+            <w:tcW w:w="1657" w:type="dxa"/>
+          </w:tcPr>
+          <w:p>
+            <w:pPr>
+              <w:spacing w:before="40" w:after="40" w:line="240" w:lineRule="auto"/>
+            </w:pPr>
+            <w:r>
+              <w:rPr>
+                <w:rFonts w:ascii="Segoe UI" w:hAnsi="Segoe UI" w:cs="Segoe UI" w:eastAsia="Segoe UI"/>
+                <w:sz w:val="16"/>
+                <w:szCs w:val="16"/>
+              </w:rPr>
+              <w:t xml:space="preserve">BIR relief and summary reports</w:t>
+            </w:r>
+          </w:p>
+        </w:tc>
+        <w:tc>
+          <w:tcPr>
+            <w:tcW w:w="1371" w:type="dxa"/>
           </w:tcPr>
           <w:p>
             <w:pPr>
@@ -12283,7 +12283,7 @@
                 <w:sz w:val="16"/>
                 <w:szCs w:val="16"/>
               </w:rPr>
-              <w:t xml:space="preserve">Petty cash funds, requests, disbursements, receipts and replenishment</w:t>
+              <w:t xml:space="preserve">VAT summary, SAWT, QAP and the summary lists of sales and purchases</w:t>
             </w:r>
           </w:p>
         </w:tc>
@@ -12307,37 +12307,37 @@
         </w:tc>
         <w:tc>
           <w:tcPr>
-            <w:tcW w:w="1372" w:type="dxa"/>
-          </w:tcPr>
-          <w:p>
-            <w:pPr>
-              <w:spacing w:before="40" w:after="40" w:line="240" w:lineRule="auto"/>
-            </w:pPr>
-            <w:r>
-              <w:rPr>
-                <w:rFonts w:ascii="Segoe UI" w:hAnsi="Segoe UI" w:cs="Segoe UI" w:eastAsia="Segoe UI"/>
-                <w:sz w:val="16"/>
-                <w:szCs w:val="16"/>
-              </w:rPr>
-              <w:t xml:space="preserve">-</w:t>
-            </w:r>
-          </w:p>
-        </w:tc>
-        <w:tc>
-          <w:tcPr>
-            <w:tcW w:w="1161" w:type="dxa"/>
-          </w:tcPr>
-          <w:p>
-            <w:pPr>
-              <w:spacing w:before="40" w:after="40" w:line="240" w:lineRule="auto"/>
-            </w:pPr>
-            <w:r>
-              <w:rPr>
-                <w:rFonts w:ascii="Segoe UI" w:hAnsi="Segoe UI" w:cs="Segoe UI" w:eastAsia="Segoe UI"/>
-                <w:sz w:val="16"/>
-                <w:szCs w:val="16"/>
-              </w:rPr>
-              <w:t xml:space="preserve">-</w:t>
+            <w:tcW w:w="1375" w:type="dxa"/>
+          </w:tcPr>
+          <w:p>
+            <w:pPr>
+              <w:spacing w:before="40" w:after="40" w:line="240" w:lineRule="auto"/>
+            </w:pPr>
+            <w:r>
+              <w:rPr>
+                <w:rFonts w:ascii="Segoe UI" w:hAnsi="Segoe UI" w:cs="Segoe UI" w:eastAsia="Segoe UI"/>
+                <w:sz w:val="16"/>
+                <w:szCs w:val="16"/>
+              </w:rPr>
+              <w:t xml:space="preserve">BIR 2307, sales invoices and CAS books</w:t>
+            </w:r>
+          </w:p>
+        </w:tc>
+        <w:tc>
+          <w:tcPr>
+            <w:tcW w:w="1162" w:type="dxa"/>
+          </w:tcPr>
+          <w:p>
+            <w:pPr>
+              <w:spacing w:before="40" w:after="40" w:line="240" w:lineRule="auto"/>
+            </w:pPr>
+            <w:r>
+              <w:rPr>
+                <w:rFonts w:ascii="Segoe UI" w:hAnsi="Segoe UI" w:cs="Segoe UI" w:eastAsia="Segoe UI"/>
+                <w:sz w:val="16"/>
+                <w:szCs w:val="16"/>
+              </w:rPr>
+              <w:t xml:space="preserve">FT-D11 pending</w:t>
             </w:r>
           </w:p>
         </w:tc>
@@ -12348,25 +12348,25 @@
         </w:trPr>
         <w:tc>
           <w:tcPr>
-            <w:tcW w:w="1662" w:type="dxa"/>
-          </w:tcPr>
-          <w:p>
-            <w:pPr>
-              <w:spacing w:before="40" w:after="40" w:line="240" w:lineRule="auto"/>
-            </w:pPr>
-            <w:r>
-              <w:rPr>
-                <w:rFonts w:ascii="Segoe UI" w:hAnsi="Segoe UI" w:cs="Segoe UI" w:eastAsia="Segoe UI"/>
-                <w:sz w:val="16"/>
-                <w:szCs w:val="16"/>
-              </w:rPr>
-              <w:t xml:space="preserve">BIR relief and summary reports</w:t>
-            </w:r>
-          </w:p>
-        </w:tc>
-        <w:tc>
-          <w:tcPr>
-            <w:tcW w:w="1370" w:type="dxa"/>
+            <w:tcW w:w="1657" w:type="dxa"/>
+          </w:tcPr>
+          <w:p>
+            <w:pPr>
+              <w:spacing w:before="40" w:after="40" w:line="240" w:lineRule="auto"/>
+            </w:pPr>
+            <w:r>
+              <w:rPr>
+                <w:rFonts w:ascii="Segoe UI" w:hAnsi="Segoe UI" w:cs="Segoe UI" w:eastAsia="Segoe UI"/>
+                <w:sz w:val="16"/>
+                <w:szCs w:val="16"/>
+              </w:rPr>
+              <w:t xml:space="preserve">BIR withholding returns, alphalist and DAT files</w:t>
+            </w:r>
+          </w:p>
+        </w:tc>
+        <w:tc>
+          <w:tcPr>
+            <w:tcW w:w="1371" w:type="dxa"/>
           </w:tcPr>
           <w:p>
             <w:pPr>
@@ -12396,7 +12396,7 @@
                 <w:sz w:val="16"/>
                 <w:szCs w:val="16"/>
               </w:rPr>
-              <w:t xml:space="preserve">VAT summary, SAWT, QAP and the summary lists of sales and purchases</w:t>
+              <w:t xml:space="preserve">Withholding returns 0619-E and 1601-EQ with filing records, the annual alphalist 1604-E and the DAT files for the BIR</w:t>
             </w:r>
           </w:p>
         </w:tc>
@@ -12420,7 +12420,7 @@
         </w:tc>
         <w:tc>
           <w:tcPr>
-            <w:tcW w:w="1372" w:type="dxa"/>
+            <w:tcW w:w="1375" w:type="dxa"/>
           </w:tcPr>
           <w:p>
             <w:pPr>
@@ -12438,19 +12438,19 @@
         </w:tc>
         <w:tc>
           <w:tcPr>
-            <w:tcW w:w="1161" w:type="dxa"/>
-          </w:tcPr>
-          <w:p>
-            <w:pPr>
-              <w:spacing w:before="40" w:after="40" w:line="240" w:lineRule="auto"/>
-            </w:pPr>
-            <w:r>
-              <w:rPr>
-                <w:rFonts w:ascii="Segoe UI" w:hAnsi="Segoe UI" w:cs="Segoe UI" w:eastAsia="Segoe UI"/>
-                <w:sz w:val="16"/>
-                <w:szCs w:val="16"/>
-              </w:rPr>
-              <w:t xml:space="preserve">FT-D11 pending</w:t>
+            <w:tcW w:w="1162" w:type="dxa"/>
+          </w:tcPr>
+          <w:p>
+            <w:pPr>
+              <w:spacing w:before="40" w:after="40" w:line="240" w:lineRule="auto"/>
+            </w:pPr>
+            <w:r>
+              <w:rPr>
+                <w:rFonts w:ascii="Segoe UI" w:hAnsi="Segoe UI" w:cs="Segoe UI" w:eastAsia="Segoe UI"/>
+                <w:sz w:val="16"/>
+                <w:szCs w:val="16"/>
+              </w:rPr>
+              <w:t xml:space="preserve">FT-D12 pending</w:t>
             </w:r>
           </w:p>
         </w:tc>
@@ -12461,7 +12461,79 @@
         </w:trPr>
         <w:tc>
           <w:tcPr>
-            <w:tcW w:w="1662" w:type="dxa"/>
+            <w:tcW w:w="1657" w:type="dxa"/>
+          </w:tcPr>
+          <w:p>
+            <w:pPr>
+              <w:spacing w:before="40" w:after="40" w:line="240" w:lineRule="auto"/>
+            </w:pPr>
+            <w:r>
+              <w:rPr>
+                <w:rFonts w:ascii="Segoe UI" w:hAnsi="Segoe UI" w:cs="Segoe UI" w:eastAsia="Segoe UI"/>
+                <w:sz w:val="16"/>
+                <w:szCs w:val="16"/>
+              </w:rPr>
+              <w:t xml:space="preserve">Percentage tax 2551Q</w:t>
+            </w:r>
+          </w:p>
+        </w:tc>
+        <w:tc>
+          <w:tcPr>
+            <w:tcW w:w="1371" w:type="dxa"/>
+          </w:tcPr>
+          <w:p>
+            <w:pPr>
+              <w:spacing w:before="40" w:after="40" w:line="240" w:lineRule="auto"/>
+            </w:pPr>
+            <w:r>
+              <w:rPr>
+                <w:rFonts w:ascii="Segoe UI" w:hAnsi="Segoe UI" w:cs="Segoe UI" w:eastAsia="Segoe UI"/>
+                <w:sz w:val="16"/>
+                <w:szCs w:val="16"/>
+              </w:rPr>
+              <w:t xml:space="preserve">Accounts</w:t>
+            </w:r>
+          </w:p>
+        </w:tc>
+        <w:tc>
+          <w:tcPr>
+            <w:tcW w:w="2038" w:type="dxa"/>
+          </w:tcPr>
+          <w:p>
+            <w:pPr>
+              <w:spacing w:before="40" w:after="40" w:line="240" w:lineRule="auto"/>
+            </w:pPr>
+            <w:r>
+              <w:rPr>
+                <w:rFonts w:ascii="Segoe UI" w:hAnsi="Segoe UI" w:cs="Segoe UI" w:eastAsia="Segoe UI"/>
+                <w:sz w:val="16"/>
+                <w:szCs w:val="16"/>
+              </w:rPr>
+              <w:t xml:space="preserve">Quarterly percentage tax return of a non-VAT broker</w:t>
+            </w:r>
+          </w:p>
+        </w:tc>
+        <w:tc>
+          <w:tcPr>
+            <w:tcW w:w="1424" w:type="dxa"/>
+          </w:tcPr>
+          <w:p>
+            <w:pPr>
+              <w:spacing w:before="40" w:after="40" w:line="240" w:lineRule="auto"/>
+            </w:pPr>
+            <w:r>
+              <w:rPr>
+                <w:rFonts w:ascii="Segoe UI" w:hAnsi="Segoe UI" w:cs="Segoe UI" w:eastAsia="Segoe UI"/>
+                <w:sz w:val="16"/>
+                <w:szCs w:val="16"/>
+              </w:rPr>
+              <w:t xml:space="preserve">-</w:t>
+            </w:r>
+          </w:p>
+        </w:tc>
+        <w:tc>
+          <w:tcPr>
+            <w:tcW w:w="1375" w:type="dxa"/>
           </w:tcPr>
           <w:p>
             <w:pPr>
@@ -12479,91 +12551,19 @@
         </w:tc>
         <w:tc>
           <w:tcPr>
-            <w:tcW w:w="1370" w:type="dxa"/>
-          </w:tcPr>
-          <w:p>
-            <w:pPr>
-              <w:spacing w:before="40" w:after="40" w:line="240" w:lineRule="auto"/>
-            </w:pPr>
-            <w:r>
-              <w:rPr>
-                <w:rFonts w:ascii="Segoe UI" w:hAnsi="Segoe UI" w:cs="Segoe UI" w:eastAsia="Segoe UI"/>
-                <w:sz w:val="16"/>
-                <w:szCs w:val="16"/>
-              </w:rPr>
-              <w:t xml:space="preserve">Accounts</w:t>
-            </w:r>
-          </w:p>
-        </w:tc>
-        <w:tc>
-          <w:tcPr>
-            <w:tcW w:w="2038" w:type="dxa"/>
-          </w:tcPr>
-          <w:p>
-            <w:pPr>
-              <w:spacing w:before="40" w:after="40" w:line="240" w:lineRule="auto"/>
-            </w:pPr>
-            <w:r>
-              <w:rPr>
-                <w:rFonts w:ascii="Segoe UI" w:hAnsi="Segoe UI" w:cs="Segoe UI" w:eastAsia="Segoe UI"/>
-                <w:sz w:val="16"/>
-                <w:szCs w:val="16"/>
-              </w:rPr>
-              <w:t xml:space="preserve">Withholding returns 0619-E and 1601-EQ with filing records, the annual alphalist 1604-E and the DAT files for the BIR</w:t>
-            </w:r>
-          </w:p>
-        </w:tc>
-        <w:tc>
-          <w:tcPr>
-            <w:tcW w:w="1424" w:type="dxa"/>
-          </w:tcPr>
-          <w:p>
-            <w:pPr>
-              <w:spacing w:before="40" w:after="40" w:line="240" w:lineRule="auto"/>
-            </w:pPr>
-            <w:r>
-              <w:rPr>
-                <w:rFonts w:ascii="Segoe UI" w:hAnsi="Segoe UI" w:cs="Segoe UI" w:eastAsia="Segoe UI"/>
-                <w:sz w:val="16"/>
-                <w:szCs w:val="16"/>
-              </w:rPr>
-              <w:t xml:space="preserve">-</w:t>
-            </w:r>
-          </w:p>
-        </w:tc>
-        <w:tc>
-          <w:tcPr>
-            <w:tcW w:w="1372" w:type="dxa"/>
-          </w:tcPr>
-          <w:p>
-            <w:pPr>
-              <w:spacing w:before="40" w:after="40" w:line="240" w:lineRule="auto"/>
-            </w:pPr>
-            <w:r>
-              <w:rPr>
-                <w:rFonts w:ascii="Segoe UI" w:hAnsi="Segoe UI" w:cs="Segoe UI" w:eastAsia="Segoe UI"/>
-                <w:sz w:val="16"/>
-                <w:szCs w:val="16"/>
-              </w:rPr>
-              <w:t xml:space="preserve">BIR 2307, sales invoices and CAS books</w:t>
-            </w:r>
-          </w:p>
-        </w:tc>
-        <w:tc>
-          <w:tcPr>
-            <w:tcW w:w="1161" w:type="dxa"/>
-          </w:tcPr>
-          <w:p>
-            <w:pPr>
-              <w:spacing w:before="40" w:after="40" w:line="240" w:lineRule="auto"/>
-            </w:pPr>
-            <w:r>
-              <w:rPr>
-                <w:rFonts w:ascii="Segoe UI" w:hAnsi="Segoe UI" w:cs="Segoe UI" w:eastAsia="Segoe UI"/>
-                <w:sz w:val="16"/>
-                <w:szCs w:val="16"/>
-              </w:rPr>
-              <w:t xml:space="preserve">FT-D12 pending</w:t>
+            <w:tcW w:w="1162" w:type="dxa"/>
+          </w:tcPr>
+          <w:p>
+            <w:pPr>
+              <w:spacing w:before="40" w:after="40" w:line="240" w:lineRule="auto"/>
+            </w:pPr>
+            <w:r>
+              <w:rPr>
+                <w:rFonts w:ascii="Segoe UI" w:hAnsi="Segoe UI" w:cs="Segoe UI" w:eastAsia="Segoe UI"/>
+                <w:sz w:val="16"/>
+                <w:szCs w:val="16"/>
+              </w:rPr>
+              <w:t xml:space="preserve">FT-D13 pending</w:t>
             </w:r>
           </w:p>
         </w:tc>
@@ -12574,25 +12574,25 @@
         </w:trPr>
         <w:tc>
           <w:tcPr>
-            <w:tcW w:w="1662" w:type="dxa"/>
-          </w:tcPr>
-          <w:p>
-            <w:pPr>
-              <w:spacing w:before="40" w:after="40" w:line="240" w:lineRule="auto"/>
-            </w:pPr>
-            <w:r>
-              <w:rPr>
-                <w:rFonts w:ascii="Segoe UI" w:hAnsi="Segoe UI" w:cs="Segoe UI" w:eastAsia="Segoe UI"/>
-                <w:sz w:val="16"/>
-                <w:szCs w:val="16"/>
-              </w:rPr>
-              <w:t xml:space="preserve">Percentage tax 2551Q</w:t>
-            </w:r>
-          </w:p>
-        </w:tc>
-        <w:tc>
-          <w:tcPr>
-            <w:tcW w:w="1370" w:type="dxa"/>
+            <w:tcW w:w="1657" w:type="dxa"/>
+          </w:tcPr>
+          <w:p>
+            <w:pPr>
+              <w:spacing w:before="40" w:after="40" w:line="240" w:lineRule="auto"/>
+            </w:pPr>
+            <w:r>
+              <w:rPr>
+                <w:rFonts w:ascii="Segoe UI" w:hAnsi="Segoe UI" w:cs="Segoe UI" w:eastAsia="Segoe UI"/>
+                <w:sz w:val="16"/>
+                <w:szCs w:val="16"/>
+              </w:rPr>
+              <w:t xml:space="preserve">BIR electronic invoicing (EIS)</w:t>
+            </w:r>
+          </w:p>
+        </w:tc>
+        <w:tc>
+          <w:tcPr>
+            <w:tcW w:w="1371" w:type="dxa"/>
           </w:tcPr>
           <w:p>
             <w:pPr>
@@ -12622,7 +12622,7 @@
                 <w:sz w:val="16"/>
                 <w:szCs w:val="16"/>
               </w:rPr>
-              <w:t xml:space="preserve">Quarterly percentage tax return of a non-VAT broker</w:t>
+              <w:t xml:space="preserve">Submission of sales invoices to the BIR electronic invoicing system</w:t>
             </w:r>
           </w:p>
         </w:tc>
@@ -12646,37 +12646,37 @@
         </w:tc>
         <w:tc>
           <w:tcPr>
-            <w:tcW w:w="1372" w:type="dxa"/>
-          </w:tcPr>
-          <w:p>
-            <w:pPr>
-              <w:spacing w:before="40" w:after="40" w:line="240" w:lineRule="auto"/>
-            </w:pPr>
-            <w:r>
-              <w:rPr>
-                <w:rFonts w:ascii="Segoe UI" w:hAnsi="Segoe UI" w:cs="Segoe UI" w:eastAsia="Segoe UI"/>
-                <w:sz w:val="16"/>
-                <w:szCs w:val="16"/>
-              </w:rPr>
-              <w:t xml:space="preserve">BIR withholding returns, alphalist and DAT files</w:t>
-            </w:r>
-          </w:p>
-        </w:tc>
-        <w:tc>
-          <w:tcPr>
-            <w:tcW w:w="1161" w:type="dxa"/>
-          </w:tcPr>
-          <w:p>
-            <w:pPr>
-              <w:spacing w:before="40" w:after="40" w:line="240" w:lineRule="auto"/>
-            </w:pPr>
-            <w:r>
-              <w:rPr>
-                <w:rFonts w:ascii="Segoe UI" w:hAnsi="Segoe UI" w:cs="Segoe UI" w:eastAsia="Segoe UI"/>
-                <w:sz w:val="16"/>
-                <w:szCs w:val="16"/>
-              </w:rPr>
-              <w:t xml:space="preserve">FT-D13 pending</w:t>
+            <w:tcW w:w="1375" w:type="dxa"/>
+          </w:tcPr>
+          <w:p>
+            <w:pPr>
+              <w:spacing w:before="40" w:after="40" w:line="240" w:lineRule="auto"/>
+            </w:pPr>
+            <w:r>
+              <w:rPr>
+                <w:rFonts w:ascii="Segoe UI" w:hAnsi="Segoe UI" w:cs="Segoe UI" w:eastAsia="Segoe UI"/>
+                <w:sz w:val="16"/>
+                <w:szCs w:val="16"/>
+              </w:rPr>
+              <w:t xml:space="preserve">BIR 2307, sales invoices and CAS books</w:t>
+            </w:r>
+          </w:p>
+        </w:tc>
+        <w:tc>
+          <w:tcPr>
+            <w:tcW w:w="1162" w:type="dxa"/>
+          </w:tcPr>
+          <w:p>
+            <w:pPr>
+              <w:spacing w:before="40" w:after="40" w:line="240" w:lineRule="auto"/>
+            </w:pPr>
+            <w:r>
+              <w:rPr>
+                <w:rFonts w:ascii="Segoe UI" w:hAnsi="Segoe UI" w:cs="Segoe UI" w:eastAsia="Segoe UI"/>
+                <w:sz w:val="16"/>
+                <w:szCs w:val="16"/>
+              </w:rPr>
+              <w:t xml:space="preserve">FT-D14 pending</w:t>
             </w:r>
           </w:p>
         </w:tc>
@@ -12687,37 +12687,37 @@
         </w:trPr>
         <w:tc>
           <w:tcPr>
-            <w:tcW w:w="1662" w:type="dxa"/>
-          </w:tcPr>
-          <w:p>
-            <w:pPr>
-              <w:spacing w:before="40" w:after="40" w:line="240" w:lineRule="auto"/>
-            </w:pPr>
-            <w:r>
-              <w:rPr>
-                <w:rFonts w:ascii="Segoe UI" w:hAnsi="Segoe UI" w:cs="Segoe UI" w:eastAsia="Segoe UI"/>
-                <w:sz w:val="16"/>
-                <w:szCs w:val="16"/>
-              </w:rPr>
-              <w:t xml:space="preserve">BIR electronic invoicing (EIS)</w:t>
-            </w:r>
-          </w:p>
-        </w:tc>
-        <w:tc>
-          <w:tcPr>
-            <w:tcW w:w="1370" w:type="dxa"/>
-          </w:tcPr>
-          <w:p>
-            <w:pPr>
-              <w:spacing w:before="40" w:after="40" w:line="240" w:lineRule="auto"/>
-            </w:pPr>
-            <w:r>
-              <w:rPr>
-                <w:rFonts w:ascii="Segoe UI" w:hAnsi="Segoe UI" w:cs="Segoe UI" w:eastAsia="Segoe UI"/>
-                <w:sz w:val="16"/>
-                <w:szCs w:val="16"/>
-              </w:rPr>
-              <w:t xml:space="preserve">Accounts</w:t>
+            <w:tcW w:w="1657" w:type="dxa"/>
+          </w:tcPr>
+          <w:p>
+            <w:pPr>
+              <w:spacing w:before="40" w:after="40" w:line="240" w:lineRule="auto"/>
+            </w:pPr>
+            <w:r>
+              <w:rPr>
+                <w:rFonts w:ascii="Segoe UI" w:hAnsi="Segoe UI" w:cs="Segoe UI" w:eastAsia="Segoe UI"/>
+                <w:sz w:val="16"/>
+                <w:szCs w:val="16"/>
+              </w:rPr>
+              <w:t xml:space="preserve">Insurer overriding commission</w:t>
+            </w:r>
+          </w:p>
+        </w:tc>
+        <w:tc>
+          <w:tcPr>
+            <w:tcW w:w="1371" w:type="dxa"/>
+          </w:tcPr>
+          <w:p>
+            <w:pPr>
+              <w:spacing w:before="40" w:after="40" w:line="240" w:lineRule="auto"/>
+            </w:pPr>
+            <w:r>
+              <w:rPr>
+                <w:rFonts w:ascii="Segoe UI" w:hAnsi="Segoe UI" w:cs="Segoe UI" w:eastAsia="Segoe UI"/>
+                <w:sz w:val="16"/>
+                <w:szCs w:val="16"/>
+              </w:rPr>
+              <w:t xml:space="preserve">Commission</w:t>
             </w:r>
           </w:p>
         </w:tc>
@@ -12735,7 +12735,7 @@
                 <w:sz w:val="16"/>
                 <w:szCs w:val="16"/>
               </w:rPr>
-              <w:t xml:space="preserve">Submission of sales invoices to the BIR electronic invoicing system</w:t>
+              <w:t xml:space="preserve">Overriding, profit and contingent commission agreements with insurers and their computations</w:t>
             </w:r>
           </w:p>
         </w:tc>
@@ -12759,37 +12759,37 @@
         </w:tc>
         <w:tc>
           <w:tcPr>
-            <w:tcW w:w="1372" w:type="dxa"/>
-          </w:tcPr>
-          <w:p>
-            <w:pPr>
-              <w:spacing w:before="40" w:after="40" w:line="240" w:lineRule="auto"/>
-            </w:pPr>
-            <w:r>
-              <w:rPr>
-                <w:rFonts w:ascii="Segoe UI" w:hAnsi="Segoe UI" w:cs="Segoe UI" w:eastAsia="Segoe UI"/>
-                <w:sz w:val="16"/>
-                <w:szCs w:val="16"/>
-              </w:rPr>
-              <w:t xml:space="preserve">BIR 2307, sales invoices and CAS books</w:t>
-            </w:r>
-          </w:p>
-        </w:tc>
-        <w:tc>
-          <w:tcPr>
-            <w:tcW w:w="1161" w:type="dxa"/>
-          </w:tcPr>
-          <w:p>
-            <w:pPr>
-              <w:spacing w:before="40" w:after="40" w:line="240" w:lineRule="auto"/>
-            </w:pPr>
-            <w:r>
-              <w:rPr>
-                <w:rFonts w:ascii="Segoe UI" w:hAnsi="Segoe UI" w:cs="Segoe UI" w:eastAsia="Segoe UI"/>
-                <w:sz w:val="16"/>
-                <w:szCs w:val="16"/>
-              </w:rPr>
-              <w:t xml:space="preserve">FT-D14 pending</w:t>
+            <w:tcW w:w="1375" w:type="dxa"/>
+          </w:tcPr>
+          <w:p>
+            <w:pPr>
+              <w:spacing w:before="40" w:after="40" w:line="240" w:lineRule="auto"/>
+            </w:pPr>
+            <w:r>
+              <w:rPr>
+                <w:rFonts w:ascii="Segoe UI" w:hAnsi="Segoe UI" w:cs="Segoe UI" w:eastAsia="Segoe UI"/>
+                <w:sz w:val="16"/>
+                <w:szCs w:val="16"/>
+              </w:rPr>
+              <w:t xml:space="preserve">-</w:t>
+            </w:r>
+          </w:p>
+        </w:tc>
+        <w:tc>
+          <w:tcPr>
+            <w:tcW w:w="1162" w:type="dxa"/>
+          </w:tcPr>
+          <w:p>
+            <w:pPr>
+              <w:spacing w:before="40" w:after="40" w:line="240" w:lineRule="auto"/>
+            </w:pPr>
+            <w:r>
+              <w:rPr>
+                <w:rFonts w:ascii="Segoe UI" w:hAnsi="Segoe UI" w:cs="Segoe UI" w:eastAsia="Segoe UI"/>
+                <w:sz w:val="16"/>
+                <w:szCs w:val="16"/>
+              </w:rPr>
+              <w:t xml:space="preserve">-</w:t>
             </w:r>
           </w:p>
         </w:tc>
@@ -12800,37 +12800,37 @@
         </w:trPr>
         <w:tc>
           <w:tcPr>
-            <w:tcW w:w="1662" w:type="dxa"/>
-          </w:tcPr>
-          <w:p>
-            <w:pPr>
-              <w:spacing w:before="40" w:after="40" w:line="240" w:lineRule="auto"/>
-            </w:pPr>
-            <w:r>
-              <w:rPr>
-                <w:rFonts w:ascii="Segoe UI" w:hAnsi="Segoe UI" w:cs="Segoe UI" w:eastAsia="Segoe UI"/>
-                <w:sz w:val="16"/>
-                <w:szCs w:val="16"/>
-              </w:rPr>
-              <w:t xml:space="preserve">Insurer overriding commission</w:t>
-            </w:r>
-          </w:p>
-        </w:tc>
-        <w:tc>
-          <w:tcPr>
-            <w:tcW w:w="1370" w:type="dxa"/>
-          </w:tcPr>
-          <w:p>
-            <w:pPr>
-              <w:spacing w:before="40" w:after="40" w:line="240" w:lineRule="auto"/>
-            </w:pPr>
-            <w:r>
-              <w:rPr>
-                <w:rFonts w:ascii="Segoe UI" w:hAnsi="Segoe UI" w:cs="Segoe UI" w:eastAsia="Segoe UI"/>
-                <w:sz w:val="16"/>
-                <w:szCs w:val="16"/>
-              </w:rPr>
-              <w:t xml:space="preserve">Commission</w:t>
+            <w:tcW w:w="1657" w:type="dxa"/>
+          </w:tcPr>
+          <w:p>
+            <w:pPr>
+              <w:spacing w:before="40" w:after="40" w:line="240" w:lineRule="auto"/>
+            </w:pPr>
+            <w:r>
+              <w:rPr>
+                <w:rFonts w:ascii="Segoe UI" w:hAnsi="Segoe UI" w:cs="Segoe UI" w:eastAsia="Segoe UI"/>
+                <w:sz w:val="16"/>
+                <w:szCs w:val="16"/>
+              </w:rPr>
+              <w:t xml:space="preserve">Co-insurance reports</w:t>
+            </w:r>
+          </w:p>
+        </w:tc>
+        <w:tc>
+          <w:tcPr>
+            <w:tcW w:w="1371" w:type="dxa"/>
+          </w:tcPr>
+          <w:p>
+            <w:pPr>
+              <w:spacing w:before="40" w:after="40" w:line="240" w:lineRule="auto"/>
+            </w:pPr>
+            <w:r>
+              <w:rPr>
+                <w:rFonts w:ascii="Segoe UI" w:hAnsi="Segoe UI" w:cs="Segoe UI" w:eastAsia="Segoe UI"/>
+                <w:sz w:val="16"/>
+                <w:szCs w:val="16"/>
+              </w:rPr>
+              <w:t xml:space="preserve">Reports</w:t>
             </w:r>
           </w:p>
         </w:tc>
@@ -12848,7 +12848,7 @@
                 <w:sz w:val="16"/>
                 <w:szCs w:val="16"/>
               </w:rPr>
-              <w:t xml:space="preserve">Overriding, profit and contingent commission agreements with insurers and their computations</w:t>
+              <w:t xml:space="preserve">Co-insurance register and amounts due to insurers by co-insurer</w:t>
             </w:r>
           </w:p>
         </w:tc>
@@ -12872,25 +12872,25 @@
         </w:tc>
         <w:tc>
           <w:tcPr>
-            <w:tcW w:w="1372" w:type="dxa"/>
-          </w:tcPr>
-          <w:p>
-            <w:pPr>
-              <w:spacing w:before="40" w:after="40" w:line="240" w:lineRule="auto"/>
-            </w:pPr>
-            <w:r>
-              <w:rPr>
-                <w:rFonts w:ascii="Segoe UI" w:hAnsi="Segoe UI" w:cs="Segoe UI" w:eastAsia="Segoe UI"/>
-                <w:sz w:val="16"/>
-                <w:szCs w:val="16"/>
-              </w:rPr>
-              <w:t xml:space="preserve">-</w:t>
-            </w:r>
-          </w:p>
-        </w:tc>
-        <w:tc>
-          <w:tcPr>
-            <w:tcW w:w="1161" w:type="dxa"/>
+            <w:tcW w:w="1375" w:type="dxa"/>
+          </w:tcPr>
+          <w:p>
+            <w:pPr>
+              <w:spacing w:before="40" w:after="40" w:line="240" w:lineRule="auto"/>
+            </w:pPr>
+            <w:r>
+              <w:rPr>
+                <w:rFonts w:ascii="Segoe UI" w:hAnsi="Segoe UI" w:cs="Segoe UI" w:eastAsia="Segoe UI"/>
+                <w:sz w:val="16"/>
+                <w:szCs w:val="16"/>
+              </w:rPr>
+              <w:t xml:space="preserve">Co-insurance</w:t>
+            </w:r>
+          </w:p>
+        </w:tc>
+        <w:tc>
+          <w:tcPr>
+            <w:tcW w:w="1162" w:type="dxa"/>
           </w:tcPr>
           <w:p>
             <w:pPr>
@@ -12913,25 +12913,25 @@
         </w:trPr>
         <w:tc>
           <w:tcPr>
-            <w:tcW w:w="1662" w:type="dxa"/>
-          </w:tcPr>
-          <w:p>
-            <w:pPr>
-              <w:spacing w:before="40" w:after="40" w:line="240" w:lineRule="auto"/>
-            </w:pPr>
-            <w:r>
-              <w:rPr>
-                <w:rFonts w:ascii="Segoe UI" w:hAnsi="Segoe UI" w:cs="Segoe UI" w:eastAsia="Segoe UI"/>
-                <w:sz w:val="16"/>
-                <w:szCs w:val="16"/>
-              </w:rPr>
-              <w:t xml:space="preserve">Co-insurance reports</w:t>
-            </w:r>
-          </w:p>
-        </w:tc>
-        <w:tc>
-          <w:tcPr>
-            <w:tcW w:w="1370" w:type="dxa"/>
+            <w:tcW w:w="1657" w:type="dxa"/>
+          </w:tcPr>
+          <w:p>
+            <w:pPr>
+              <w:spacing w:before="40" w:after="40" w:line="240" w:lineRule="auto"/>
+            </w:pPr>
+            <w:r>
+              <w:rPr>
+                <w:rFonts w:ascii="Segoe UI" w:hAnsi="Segoe UI" w:cs="Segoe UI" w:eastAsia="Segoe UI"/>
+                <w:sz w:val="16"/>
+                <w:szCs w:val="16"/>
+              </w:rPr>
+              <w:t xml:space="preserve">BI extract</w:t>
+            </w:r>
+          </w:p>
+        </w:tc>
+        <w:tc>
+          <w:tcPr>
+            <w:tcW w:w="1371" w:type="dxa"/>
           </w:tcPr>
           <w:p>
             <w:pPr>
@@ -12961,7 +12961,7 @@
                 <w:sz w:val="16"/>
                 <w:szCs w:val="16"/>
               </w:rPr>
-              <w:t xml:space="preserve">Co-insurance register and amounts due to insurers by co-insurer</w:t>
+              <w:t xml:space="preserve">Nightly CSV extract of the datasets for an external BI tool</w:t>
             </w:r>
           </w:p>
         </w:tc>
@@ -12985,37 +12985,37 @@
         </w:tc>
         <w:tc>
           <w:tcPr>
-            <w:tcW w:w="1372" w:type="dxa"/>
-          </w:tcPr>
-          <w:p>
-            <w:pPr>
-              <w:spacing w:before="40" w:after="40" w:line="240" w:lineRule="auto"/>
-            </w:pPr>
-            <w:r>
-              <w:rPr>
-                <w:rFonts w:ascii="Segoe UI" w:hAnsi="Segoe UI" w:cs="Segoe UI" w:eastAsia="Segoe UI"/>
-                <w:sz w:val="16"/>
-                <w:szCs w:val="16"/>
-              </w:rPr>
-              <w:t xml:space="preserve">Co-insurance</w:t>
-            </w:r>
-          </w:p>
-        </w:tc>
-        <w:tc>
-          <w:tcPr>
-            <w:tcW w:w="1161" w:type="dxa"/>
-          </w:tcPr>
-          <w:p>
-            <w:pPr>
-              <w:spacing w:before="40" w:after="40" w:line="240" w:lineRule="auto"/>
-            </w:pPr>
-            <w:r>
-              <w:rPr>
-                <w:rFonts w:ascii="Segoe UI" w:hAnsi="Segoe UI" w:cs="Segoe UI" w:eastAsia="Segoe UI"/>
-                <w:sz w:val="16"/>
-                <w:szCs w:val="16"/>
-              </w:rPr>
-              <w:t xml:space="preserve">-</w:t>
+            <w:tcW w:w="1375" w:type="dxa"/>
+          </w:tcPr>
+          <w:p>
+            <w:pPr>
+              <w:spacing w:before="40" w:after="40" w:line="240" w:lineRule="auto"/>
+            </w:pPr>
+            <w:r>
+              <w:rPr>
+                <w:rFonts w:ascii="Segoe UI" w:hAnsi="Segoe UI" w:cs="Segoe UI" w:eastAsia="Segoe UI"/>
+                <w:sz w:val="16"/>
+                <w:szCs w:val="16"/>
+              </w:rPr>
+              <w:t xml:space="preserve">Report Builder</w:t>
+            </w:r>
+          </w:p>
+        </w:tc>
+        <w:tc>
+          <w:tcPr>
+            <w:tcW w:w="1162" w:type="dxa"/>
+          </w:tcPr>
+          <w:p>
+            <w:pPr>
+              <w:spacing w:before="40" w:after="40" w:line="240" w:lineRule="auto"/>
+            </w:pPr>
+            <w:r>
+              <w:rPr>
+                <w:rFonts w:ascii="Segoe UI" w:hAnsi="Segoe UI" w:cs="Segoe UI" w:eastAsia="Segoe UI"/>
+                <w:sz w:val="16"/>
+                <w:szCs w:val="16"/>
+              </w:rPr>
+              <w:t xml:space="preserve">FT-D15 pending</w:t>
             </w:r>
           </w:p>
         </w:tc>
@@ -13026,37 +13026,37 @@
         </w:trPr>
         <w:tc>
           <w:tcPr>
-            <w:tcW w:w="1662" w:type="dxa"/>
-          </w:tcPr>
-          <w:p>
-            <w:pPr>
-              <w:spacing w:before="40" w:after="40" w:line="240" w:lineRule="auto"/>
-            </w:pPr>
-            <w:r>
-              <w:rPr>
-                <w:rFonts w:ascii="Segoe UI" w:hAnsi="Segoe UI" w:cs="Segoe UI" w:eastAsia="Segoe UI"/>
-                <w:sz w:val="16"/>
-                <w:szCs w:val="16"/>
-              </w:rPr>
-              <w:t xml:space="preserve">BI extract</w:t>
-            </w:r>
-          </w:p>
-        </w:tc>
-        <w:tc>
-          <w:tcPr>
-            <w:tcW w:w="1370" w:type="dxa"/>
-          </w:tcPr>
-          <w:p>
-            <w:pPr>
-              <w:spacing w:before="40" w:after="40" w:line="240" w:lineRule="auto"/>
-            </w:pPr>
-            <w:r>
-              <w:rPr>
-                <w:rFonts w:ascii="Segoe UI" w:hAnsi="Segoe UI" w:cs="Segoe UI" w:eastAsia="Segoe UI"/>
-                <w:sz w:val="16"/>
-                <w:szCs w:val="16"/>
-              </w:rPr>
-              <w:t xml:space="preserve">Reports</w:t>
+            <w:tcW w:w="1657" w:type="dxa"/>
+          </w:tcPr>
+          <w:p>
+            <w:pPr>
+              <w:spacing w:before="40" w:after="40" w:line="240" w:lineRule="auto"/>
+            </w:pPr>
+            <w:r>
+              <w:rPr>
+                <w:rFonts w:ascii="Segoe UI" w:hAnsi="Segoe UI" w:cs="Segoe UI" w:eastAsia="Segoe UI"/>
+                <w:sz w:val="16"/>
+                <w:szCs w:val="16"/>
+              </w:rPr>
+              <w:t xml:space="preserve">Exchange rates</w:t>
+            </w:r>
+          </w:p>
+        </w:tc>
+        <w:tc>
+          <w:tcPr>
+            <w:tcW w:w="1371" w:type="dxa"/>
+          </w:tcPr>
+          <w:p>
+            <w:pPr>
+              <w:spacing w:before="40" w:after="40" w:line="240" w:lineRule="auto"/>
+            </w:pPr>
+            <w:r>
+              <w:rPr>
+                <w:rFonts w:ascii="Segoe UI" w:hAnsi="Segoe UI" w:cs="Segoe UI" w:eastAsia="Segoe UI"/>
+                <w:sz w:val="16"/>
+                <w:szCs w:val="16"/>
+              </w:rPr>
+              <w:t xml:space="preserve">Master data</w:t>
             </w:r>
           </w:p>
         </w:tc>
@@ -13074,7 +13074,7 @@
                 <w:sz w:val="16"/>
                 <w:szCs w:val="16"/>
               </w:rPr>
-              <w:t xml:space="preserve">Nightly CSV extract of the datasets for an external BI tool</w:t>
+              <w:t xml:space="preserve">Dated foreign exchange rates for amounts in other currencies</w:t>
             </w:r>
           </w:p>
         </w:tc>
@@ -13098,37 +13098,37 @@
         </w:tc>
         <w:tc>
           <w:tcPr>
-            <w:tcW w:w="1372" w:type="dxa"/>
-          </w:tcPr>
-          <w:p>
-            <w:pPr>
-              <w:spacing w:before="40" w:after="40" w:line="240" w:lineRule="auto"/>
-            </w:pPr>
-            <w:r>
-              <w:rPr>
-                <w:rFonts w:ascii="Segoe UI" w:hAnsi="Segoe UI" w:cs="Segoe UI" w:eastAsia="Segoe UI"/>
-                <w:sz w:val="16"/>
-                <w:szCs w:val="16"/>
-              </w:rPr>
-              <w:t xml:space="preserve">Report Builder</w:t>
-            </w:r>
-          </w:p>
-        </w:tc>
-        <w:tc>
-          <w:tcPr>
-            <w:tcW w:w="1161" w:type="dxa"/>
-          </w:tcPr>
-          <w:p>
-            <w:pPr>
-              <w:spacing w:before="40" w:after="40" w:line="240" w:lineRule="auto"/>
-            </w:pPr>
-            <w:r>
-              <w:rPr>
-                <w:rFonts w:ascii="Segoe UI" w:hAnsi="Segoe UI" w:cs="Segoe UI" w:eastAsia="Segoe UI"/>
-                <w:sz w:val="16"/>
-                <w:szCs w:val="16"/>
-              </w:rPr>
-              <w:t xml:space="preserve">FT-D15 pending</w:t>
+            <w:tcW w:w="1375" w:type="dxa"/>
+          </w:tcPr>
+          <w:p>
+            <w:pPr>
+              <w:spacing w:before="40" w:after="40" w:line="240" w:lineRule="auto"/>
+            </w:pPr>
+            <w:r>
+              <w:rPr>
+                <w:rFonts w:ascii="Segoe UI" w:hAnsi="Segoe UI" w:cs="Segoe UI" w:eastAsia="Segoe UI"/>
+                <w:sz w:val="16"/>
+                <w:szCs w:val="16"/>
+              </w:rPr>
+              <w:t xml:space="preserve">Foreign currency premium and receipts</w:t>
+            </w:r>
+          </w:p>
+        </w:tc>
+        <w:tc>
+          <w:tcPr>
+            <w:tcW w:w="1162" w:type="dxa"/>
+          </w:tcPr>
+          <w:p>
+            <w:pPr>
+              <w:spacing w:before="40" w:after="40" w:line="240" w:lineRule="auto"/>
+            </w:pPr>
+            <w:r>
+              <w:rPr>
+                <w:rFonts w:ascii="Segoe UI" w:hAnsi="Segoe UI" w:cs="Segoe UI" w:eastAsia="Segoe UI"/>
+                <w:sz w:val="16"/>
+                <w:szCs w:val="16"/>
+              </w:rPr>
+              <w:t xml:space="preserve">-</w:t>
             </w:r>
           </w:p>
         </w:tc>
@@ -13139,25 +13139,25 @@
         </w:trPr>
         <w:tc>
           <w:tcPr>
-            <w:tcW w:w="1662" w:type="dxa"/>
-          </w:tcPr>
-          <w:p>
-            <w:pPr>
-              <w:spacing w:before="40" w:after="40" w:line="240" w:lineRule="auto"/>
-            </w:pPr>
-            <w:r>
-              <w:rPr>
-                <w:rFonts w:ascii="Segoe UI" w:hAnsi="Segoe UI" w:cs="Segoe UI" w:eastAsia="Segoe UI"/>
-                <w:sz w:val="16"/>
-                <w:szCs w:val="16"/>
-              </w:rPr>
-              <w:t xml:space="preserve">Exchange rates</w:t>
-            </w:r>
-          </w:p>
-        </w:tc>
-        <w:tc>
-          <w:tcPr>
-            <w:tcW w:w="1370" w:type="dxa"/>
+            <w:tcW w:w="1657" w:type="dxa"/>
+          </w:tcPr>
+          <w:p>
+            <w:pPr>
+              <w:spacing w:before="40" w:after="40" w:line="240" w:lineRule="auto"/>
+            </w:pPr>
+            <w:r>
+              <w:rPr>
+                <w:rFonts w:ascii="Segoe UI" w:hAnsi="Segoe UI" w:cs="Segoe UI" w:eastAsia="Segoe UI"/>
+                <w:sz w:val="16"/>
+                <w:szCs w:val="16"/>
+              </w:rPr>
+              <w:t xml:space="preserve">Online payment links</w:t>
+            </w:r>
+          </w:p>
+        </w:tc>
+        <w:tc>
+          <w:tcPr>
+            <w:tcW w:w="1371" w:type="dxa"/>
           </w:tcPr>
           <w:p>
             <w:pPr>
@@ -13187,7 +13187,7 @@
                 <w:sz w:val="16"/>
                 <w:szCs w:val="16"/>
               </w:rPr>
-              <w:t xml:space="preserve">Dated foreign exchange rates for amounts in other currencies</w:t>
+              <w:t xml:space="preserve">Card and e-wallet payment links with the public checkout page and the payment gateways</w:t>
             </w:r>
           </w:p>
         </w:tc>
@@ -13211,25 +13211,25 @@
         </w:tc>
         <w:tc>
           <w:tcPr>
-            <w:tcW w:w="1372" w:type="dxa"/>
-          </w:tcPr>
-          <w:p>
-            <w:pPr>
-              <w:spacing w:before="40" w:after="40" w:line="240" w:lineRule="auto"/>
-            </w:pPr>
-            <w:r>
-              <w:rPr>
-                <w:rFonts w:ascii="Segoe UI" w:hAnsi="Segoe UI" w:cs="Segoe UI" w:eastAsia="Segoe UI"/>
-                <w:sz w:val="16"/>
-                <w:szCs w:val="16"/>
-              </w:rPr>
-              <w:t xml:space="preserve">Foreign currency premium and receipts</w:t>
-            </w:r>
-          </w:p>
-        </w:tc>
-        <w:tc>
-          <w:tcPr>
-            <w:tcW w:w="1161" w:type="dxa"/>
+            <w:tcW w:w="1375" w:type="dxa"/>
+          </w:tcPr>
+          <w:p>
+            <w:pPr>
+              <w:spacing w:before="40" w:after="40" w:line="240" w:lineRule="auto"/>
+            </w:pPr>
+            <w:r>
+              <w:rPr>
+                <w:rFonts w:ascii="Segoe UI" w:hAnsi="Segoe UI" w:cs="Segoe UI" w:eastAsia="Segoe UI"/>
+                <w:sz w:val="16"/>
+                <w:szCs w:val="16"/>
+              </w:rPr>
+              <w:t xml:space="preserve">-</w:t>
+            </w:r>
+          </w:p>
+        </w:tc>
+        <w:tc>
+          <w:tcPr>
+            <w:tcW w:w="1162" w:type="dxa"/>
           </w:tcPr>
           <w:p>
             <w:pPr>
@@ -13252,25 +13252,25 @@
         </w:trPr>
         <w:tc>
           <w:tcPr>
-            <w:tcW w:w="1662" w:type="dxa"/>
-          </w:tcPr>
-          <w:p>
-            <w:pPr>
-              <w:spacing w:before="40" w:after="40" w:line="240" w:lineRule="auto"/>
-            </w:pPr>
-            <w:r>
-              <w:rPr>
-                <w:rFonts w:ascii="Segoe UI" w:hAnsi="Segoe UI" w:cs="Segoe UI" w:eastAsia="Segoe UI"/>
-                <w:sz w:val="16"/>
-                <w:szCs w:val="16"/>
-              </w:rPr>
-              <w:t xml:space="preserve">Online payment links</w:t>
-            </w:r>
-          </w:p>
-        </w:tc>
-        <w:tc>
-          <w:tcPr>
-            <w:tcW w:w="1370" w:type="dxa"/>
+            <w:tcW w:w="1657" w:type="dxa"/>
+          </w:tcPr>
+          <w:p>
+            <w:pPr>
+              <w:spacing w:before="40" w:after="40" w:line="240" w:lineRule="auto"/>
+            </w:pPr>
+            <w:r>
+              <w:rPr>
+                <w:rFonts w:ascii="Segoe UI" w:hAnsi="Segoe UI" w:cs="Segoe UI" w:eastAsia="Segoe UI"/>
+                <w:sz w:val="16"/>
+                <w:szCs w:val="16"/>
+              </w:rPr>
+              <w:t xml:space="preserve">Package bundles</w:t>
+            </w:r>
+          </w:p>
+        </w:tc>
+        <w:tc>
+          <w:tcPr>
+            <w:tcW w:w="1371" w:type="dxa"/>
           </w:tcPr>
           <w:p>
             <w:pPr>
@@ -13300,7 +13300,7 @@
                 <w:sz w:val="16"/>
                 <w:szCs w:val="16"/>
               </w:rPr>
-              <w:t xml:space="preserve">Card and e-wallet payment links with the public checkout page and the payment gateways</w:t>
+              <w:t xml:space="preserve">Multi-section bundles across insurers issued under one package policy number</w:t>
             </w:r>
           </w:p>
         </w:tc>
@@ -13324,25 +13324,25 @@
         </w:tc>
         <w:tc>
           <w:tcPr>
-            <w:tcW w:w="1372" w:type="dxa"/>
-          </w:tcPr>
-          <w:p>
-            <w:pPr>
-              <w:spacing w:before="40" w:after="40" w:line="240" w:lineRule="auto"/>
-            </w:pPr>
-            <w:r>
-              <w:rPr>
-                <w:rFonts w:ascii="Segoe UI" w:hAnsi="Segoe UI" w:cs="Segoe UI" w:eastAsia="Segoe UI"/>
-                <w:sz w:val="16"/>
-                <w:szCs w:val="16"/>
-              </w:rPr>
-              <w:t xml:space="preserve">-</w:t>
-            </w:r>
-          </w:p>
-        </w:tc>
-        <w:tc>
-          <w:tcPr>
-            <w:tcW w:w="1161" w:type="dxa"/>
+            <w:tcW w:w="1375" w:type="dxa"/>
+          </w:tcPr>
+          <w:p>
+            <w:pPr>
+              <w:spacing w:before="40" w:after="40" w:line="240" w:lineRule="auto"/>
+            </w:pPr>
+            <w:r>
+              <w:rPr>
+                <w:rFonts w:ascii="Segoe UI" w:hAnsi="Segoe UI" w:cs="Segoe UI" w:eastAsia="Segoe UI"/>
+                <w:sz w:val="16"/>
+                <w:szCs w:val="16"/>
+              </w:rPr>
+              <w:t xml:space="preserve">Insurer rate tables</w:t>
+            </w:r>
+          </w:p>
+        </w:tc>
+        <w:tc>
+          <w:tcPr>
+            <w:tcW w:w="1162" w:type="dxa"/>
           </w:tcPr>
           <w:p>
             <w:pPr>
@@ -13365,25 +13365,25 @@
         </w:trPr>
         <w:tc>
           <w:tcPr>
-            <w:tcW w:w="1662" w:type="dxa"/>
-          </w:tcPr>
-          <w:p>
-            <w:pPr>
-              <w:spacing w:before="40" w:after="40" w:line="240" w:lineRule="auto"/>
-            </w:pPr>
-            <w:r>
-              <w:rPr>
-                <w:rFonts w:ascii="Segoe UI" w:hAnsi="Segoe UI" w:cs="Segoe UI" w:eastAsia="Segoe UI"/>
-                <w:sz w:val="16"/>
-                <w:szCs w:val="16"/>
-              </w:rPr>
-              <w:t xml:space="preserve">Package bundles</w:t>
-            </w:r>
-          </w:p>
-        </w:tc>
-        <w:tc>
-          <w:tcPr>
-            <w:tcW w:w="1370" w:type="dxa"/>
+            <w:tcW w:w="1657" w:type="dxa"/>
+          </w:tcPr>
+          <w:p>
+            <w:pPr>
+              <w:spacing w:before="40" w:after="40" w:line="240" w:lineRule="auto"/>
+            </w:pPr>
+            <w:r>
+              <w:rPr>
+                <w:rFonts w:ascii="Segoe UI" w:hAnsi="Segoe UI" w:cs="Segoe UI" w:eastAsia="Segoe UI"/>
+                <w:sz w:val="16"/>
+                <w:szCs w:val="16"/>
+              </w:rPr>
+              <w:t xml:space="preserve">Insurer rate tables</w:t>
+            </w:r>
+          </w:p>
+        </w:tc>
+        <w:tc>
+          <w:tcPr>
+            <w:tcW w:w="1371" w:type="dxa"/>
           </w:tcPr>
           <w:p>
             <w:pPr>
@@ -13413,7 +13413,7 @@
                 <w:sz w:val="16"/>
                 <w:szCs w:val="16"/>
               </w:rPr>
-              <w:t xml:space="preserve">Multi-section bundles across insurers issued under one package policy number</w:t>
+              <w:t xml:space="preserve">One rate per insurer and product used by packages and comparisons</w:t>
             </w:r>
           </w:p>
         </w:tc>
@@ -13437,37 +13437,37 @@
         </w:tc>
         <w:tc>
           <w:tcPr>
-            <w:tcW w:w="1372" w:type="dxa"/>
-          </w:tcPr>
-          <w:p>
-            <w:pPr>
-              <w:spacing w:before="40" w:after="40" w:line="240" w:lineRule="auto"/>
-            </w:pPr>
-            <w:r>
-              <w:rPr>
-                <w:rFonts w:ascii="Segoe UI" w:hAnsi="Segoe UI" w:cs="Segoe UI" w:eastAsia="Segoe UI"/>
-                <w:sz w:val="16"/>
-                <w:szCs w:val="16"/>
-              </w:rPr>
-              <w:t xml:space="preserve">Insurer rate tables</w:t>
-            </w:r>
-          </w:p>
-        </w:tc>
-        <w:tc>
-          <w:tcPr>
-            <w:tcW w:w="1161" w:type="dxa"/>
-          </w:tcPr>
-          <w:p>
-            <w:pPr>
-              <w:spacing w:before="40" w:after="40" w:line="240" w:lineRule="auto"/>
-            </w:pPr>
-            <w:r>
-              <w:rPr>
-                <w:rFonts w:ascii="Segoe UI" w:hAnsi="Segoe UI" w:cs="Segoe UI" w:eastAsia="Segoe UI"/>
-                <w:sz w:val="16"/>
-                <w:szCs w:val="16"/>
-              </w:rPr>
-              <w:t xml:space="preserve">-</w:t>
+            <w:tcW w:w="1375" w:type="dxa"/>
+          </w:tcPr>
+          <w:p>
+            <w:pPr>
+              <w:spacing w:before="40" w:after="40" w:line="240" w:lineRule="auto"/>
+            </w:pPr>
+            <w:r>
+              <w:rPr>
+                <w:rFonts w:ascii="Segoe UI" w:hAnsi="Segoe UI" w:cs="Segoe UI" w:eastAsia="Segoe UI"/>
+                <w:sz w:val="16"/>
+                <w:szCs w:val="16"/>
+              </w:rPr>
+              <w:t xml:space="preserve">-</w:t>
+            </w:r>
+          </w:p>
+        </w:tc>
+        <w:tc>
+          <w:tcPr>
+            <w:tcW w:w="1162" w:type="dxa"/>
+          </w:tcPr>
+          <w:p>
+            <w:pPr>
+              <w:spacing w:before="40" w:after="40" w:line="240" w:lineRule="auto"/>
+            </w:pPr>
+            <w:r>
+              <w:rPr>
+                <w:rFonts w:ascii="Segoe UI" w:hAnsi="Segoe UI" w:cs="Segoe UI" w:eastAsia="Segoe UI"/>
+                <w:sz w:val="16"/>
+                <w:szCs w:val="16"/>
+              </w:rPr>
+              <w:t xml:space="preserve">FT-D16 pending</w:t>
             </w:r>
           </w:p>
         </w:tc>
@@ -13478,25 +13478,25 @@
         </w:trPr>
         <w:tc>
           <w:tcPr>
-            <w:tcW w:w="1662" w:type="dxa"/>
-          </w:tcPr>
-          <w:p>
-            <w:pPr>
-              <w:spacing w:before="40" w:after="40" w:line="240" w:lineRule="auto"/>
-            </w:pPr>
-            <w:r>
-              <w:rPr>
-                <w:rFonts w:ascii="Segoe UI" w:hAnsi="Segoe UI" w:cs="Segoe UI" w:eastAsia="Segoe UI"/>
-                <w:sz w:val="16"/>
-                <w:szCs w:val="16"/>
-              </w:rPr>
-              <w:t xml:space="preserve">Insurer rate tables</w:t>
-            </w:r>
-          </w:p>
-        </w:tc>
-        <w:tc>
-          <w:tcPr>
-            <w:tcW w:w="1370" w:type="dxa"/>
+            <w:tcW w:w="1657" w:type="dxa"/>
+          </w:tcPr>
+          <w:p>
+            <w:pPr>
+              <w:spacing w:before="40" w:after="40" w:line="240" w:lineRule="auto"/>
+            </w:pPr>
+            <w:r>
+              <w:rPr>
+                <w:rFonts w:ascii="Segoe UI" w:hAnsi="Segoe UI" w:cs="Segoe UI" w:eastAsia="Segoe UI"/>
+                <w:sz w:val="16"/>
+                <w:szCs w:val="16"/>
+              </w:rPr>
+              <w:t xml:space="preserve">Automated remittance master</w:t>
+            </w:r>
+          </w:p>
+        </w:tc>
+        <w:tc>
+          <w:tcPr>
+            <w:tcW w:w="1371" w:type="dxa"/>
           </w:tcPr>
           <w:p>
             <w:pPr>
@@ -13526,7 +13526,7 @@
                 <w:sz w:val="16"/>
                 <w:szCs w:val="16"/>
               </w:rPr>
-              <w:t xml:space="preserve">One rate per insurer and product used by packages and comparisons</w:t>
+              <w:t xml:space="preserve">Earlier remittance configuration: automated remittance, statement template and settlement parameters</w:t>
             </w:r>
           </w:p>
         </w:tc>
@@ -13550,37 +13550,37 @@
         </w:tc>
         <w:tc>
           <w:tcPr>
-            <w:tcW w:w="1372" w:type="dxa"/>
-          </w:tcPr>
-          <w:p>
-            <w:pPr>
-              <w:spacing w:before="40" w:after="40" w:line="240" w:lineRule="auto"/>
-            </w:pPr>
-            <w:r>
-              <w:rPr>
-                <w:rFonts w:ascii="Segoe UI" w:hAnsi="Segoe UI" w:cs="Segoe UI" w:eastAsia="Segoe UI"/>
-                <w:sz w:val="16"/>
-                <w:szCs w:val="16"/>
-              </w:rPr>
-              <w:t xml:space="preserve">-</w:t>
-            </w:r>
-          </w:p>
-        </w:tc>
-        <w:tc>
-          <w:tcPr>
-            <w:tcW w:w="1161" w:type="dxa"/>
-          </w:tcPr>
-          <w:p>
-            <w:pPr>
-              <w:spacing w:before="40" w:after="40" w:line="240" w:lineRule="auto"/>
-            </w:pPr>
-            <w:r>
-              <w:rPr>
-                <w:rFonts w:ascii="Segoe UI" w:hAnsi="Segoe UI" w:cs="Segoe UI" w:eastAsia="Segoe UI"/>
-                <w:sz w:val="16"/>
-                <w:szCs w:val="16"/>
-              </w:rPr>
-              <w:t xml:space="preserve">FT-D16 pending</w:t>
+            <w:tcW w:w="1375" w:type="dxa"/>
+          </w:tcPr>
+          <w:p>
+            <w:pPr>
+              <w:spacing w:before="40" w:after="40" w:line="240" w:lineRule="auto"/>
+            </w:pPr>
+            <w:r>
+              <w:rPr>
+                <w:rFonts w:ascii="Segoe UI" w:hAnsi="Segoe UI" w:cs="Segoe UI" w:eastAsia="Segoe UI"/>
+                <w:sz w:val="16"/>
+                <w:szCs w:val="16"/>
+              </w:rPr>
+              <w:t xml:space="preserve">-</w:t>
+            </w:r>
+          </w:p>
+        </w:tc>
+        <w:tc>
+          <w:tcPr>
+            <w:tcW w:w="1162" w:type="dxa"/>
+          </w:tcPr>
+          <w:p>
+            <w:pPr>
+              <w:spacing w:before="40" w:after="40" w:line="240" w:lineRule="auto"/>
+            </w:pPr>
+            <w:r>
+              <w:rPr>
+                <w:rFonts w:ascii="Segoe UI" w:hAnsi="Segoe UI" w:cs="Segoe UI" w:eastAsia="Segoe UI"/>
+                <w:sz w:val="16"/>
+                <w:szCs w:val="16"/>
+              </w:rPr>
+              <w:t xml:space="preserve">-</w:t>
             </w:r>
           </w:p>
         </w:tc>
@@ -13591,25 +13591,25 @@
         </w:trPr>
         <w:tc>
           <w:tcPr>
-            <w:tcW w:w="1662" w:type="dxa"/>
-          </w:tcPr>
-          <w:p>
-            <w:pPr>
-              <w:spacing w:before="40" w:after="40" w:line="240" w:lineRule="auto"/>
-            </w:pPr>
-            <w:r>
-              <w:rPr>
-                <w:rFonts w:ascii="Segoe UI" w:hAnsi="Segoe UI" w:cs="Segoe UI" w:eastAsia="Segoe UI"/>
-                <w:sz w:val="16"/>
-                <w:szCs w:val="16"/>
-              </w:rPr>
-              <w:t xml:space="preserve">Automated remittance master</w:t>
-            </w:r>
-          </w:p>
-        </w:tc>
-        <w:tc>
-          <w:tcPr>
-            <w:tcW w:w="1370" w:type="dxa"/>
+            <w:tcW w:w="1657" w:type="dxa"/>
+          </w:tcPr>
+          <w:p>
+            <w:pPr>
+              <w:spacing w:before="40" w:after="40" w:line="240" w:lineRule="auto"/>
+            </w:pPr>
+            <w:r>
+              <w:rPr>
+                <w:rFonts w:ascii="Segoe UI" w:hAnsi="Segoe UI" w:cs="Segoe UI" w:eastAsia="Segoe UI"/>
+                <w:sz w:val="16"/>
+                <w:szCs w:val="16"/>
+              </w:rPr>
+              <w:t xml:space="preserve">SMS and Viber messages</w:t>
+            </w:r>
+          </w:p>
+        </w:tc>
+        <w:tc>
+          <w:tcPr>
+            <w:tcW w:w="1371" w:type="dxa"/>
           </w:tcPr>
           <w:p>
             <w:pPr>
@@ -13639,7 +13639,7 @@
                 <w:sz w:val="16"/>
                 <w:szCs w:val="16"/>
               </w:rPr>
-              <w:t xml:space="preserve">Earlier remittance configuration: automated remittance, statement template and settlement parameters</w:t>
+              <w:t xml:space="preserve">SMS and Viber templates, SMS renewal notices and payment reminders through the SMS connectors</w:t>
             </w:r>
           </w:p>
         </w:tc>
@@ -13663,25 +13663,25 @@
         </w:tc>
         <w:tc>
           <w:tcPr>
-            <w:tcW w:w="1372" w:type="dxa"/>
-          </w:tcPr>
-          <w:p>
-            <w:pPr>
-              <w:spacing w:before="40" w:after="40" w:line="240" w:lineRule="auto"/>
-            </w:pPr>
-            <w:r>
-              <w:rPr>
-                <w:rFonts w:ascii="Segoe UI" w:hAnsi="Segoe UI" w:cs="Segoe UI" w:eastAsia="Segoe UI"/>
-                <w:sz w:val="16"/>
-                <w:szCs w:val="16"/>
-              </w:rPr>
-              <w:t xml:space="preserve">-</w:t>
-            </w:r>
-          </w:p>
-        </w:tc>
-        <w:tc>
-          <w:tcPr>
-            <w:tcW w:w="1161" w:type="dxa"/>
+            <w:tcW w:w="1375" w:type="dxa"/>
+          </w:tcPr>
+          <w:p>
+            <w:pPr>
+              <w:spacing w:before="40" w:after="40" w:line="240" w:lineRule="auto"/>
+            </w:pPr>
+            <w:r>
+              <w:rPr>
+                <w:rFonts w:ascii="Segoe UI" w:hAnsi="Segoe UI" w:cs="Segoe UI" w:eastAsia="Segoe UI"/>
+                <w:sz w:val="16"/>
+                <w:szCs w:val="16"/>
+              </w:rPr>
+              <w:t xml:space="preserve">-</w:t>
+            </w:r>
+          </w:p>
+        </w:tc>
+        <w:tc>
+          <w:tcPr>
+            <w:tcW w:w="1162" w:type="dxa"/>
           </w:tcPr>
           <w:p>
             <w:pPr>
@@ -13704,25 +13704,25 @@
         </w:trPr>
         <w:tc>
           <w:tcPr>
-            <w:tcW w:w="1662" w:type="dxa"/>
-          </w:tcPr>
-          <w:p>
-            <w:pPr>
-              <w:spacing w:before="40" w:after="40" w:line="240" w:lineRule="auto"/>
-            </w:pPr>
-            <w:r>
-              <w:rPr>
-                <w:rFonts w:ascii="Segoe UI" w:hAnsi="Segoe UI" w:cs="Segoe UI" w:eastAsia="Segoe UI"/>
-                <w:sz w:val="16"/>
-                <w:szCs w:val="16"/>
-              </w:rPr>
-              <w:t xml:space="preserve">SMS and Viber messages</w:t>
-            </w:r>
-          </w:p>
-        </w:tc>
-        <w:tc>
-          <w:tcPr>
-            <w:tcW w:w="1370" w:type="dxa"/>
+            <w:tcW w:w="1657" w:type="dxa"/>
+          </w:tcPr>
+          <w:p>
+            <w:pPr>
+              <w:spacing w:before="40" w:after="40" w:line="240" w:lineRule="auto"/>
+            </w:pPr>
+            <w:r>
+              <w:rPr>
+                <w:rFonts w:ascii="Segoe UI" w:hAnsi="Segoe UI" w:cs="Segoe UI" w:eastAsia="Segoe UI"/>
+                <w:sz w:val="16"/>
+                <w:szCs w:val="16"/>
+              </w:rPr>
+              <w:t xml:space="preserve">Inbound integration messages</w:t>
+            </w:r>
+          </w:p>
+        </w:tc>
+        <w:tc>
+          <w:tcPr>
+            <w:tcW w:w="1371" w:type="dxa"/>
           </w:tcPr>
           <w:p>
             <w:pPr>
@@ -13752,7 +13752,7 @@
                 <w:sz w:val="16"/>
                 <w:szCs w:val="16"/>
               </w:rPr>
-              <w:t xml:space="preserve">SMS and Viber templates, SMS renewal notices and payment reminders through the SMS connectors</w:t>
+              <w:t xml:space="preserve">Public endpoint receiving signed messages pushed by third parties</w:t>
             </w:r>
           </w:p>
         </w:tc>
@@ -13776,25 +13776,25 @@
         </w:tc>
         <w:tc>
           <w:tcPr>
-            <w:tcW w:w="1372" w:type="dxa"/>
-          </w:tcPr>
-          <w:p>
-            <w:pPr>
-              <w:spacing w:before="40" w:after="40" w:line="240" w:lineRule="auto"/>
-            </w:pPr>
-            <w:r>
-              <w:rPr>
-                <w:rFonts w:ascii="Segoe UI" w:hAnsi="Segoe UI" w:cs="Segoe UI" w:eastAsia="Segoe UI"/>
-                <w:sz w:val="16"/>
-                <w:szCs w:val="16"/>
-              </w:rPr>
-              <w:t xml:space="preserve">-</w:t>
-            </w:r>
-          </w:p>
-        </w:tc>
-        <w:tc>
-          <w:tcPr>
-            <w:tcW w:w="1161" w:type="dxa"/>
+            <w:tcW w:w="1375" w:type="dxa"/>
+          </w:tcPr>
+          <w:p>
+            <w:pPr>
+              <w:spacing w:before="40" w:after="40" w:line="240" w:lineRule="auto"/>
+            </w:pPr>
+            <w:r>
+              <w:rPr>
+                <w:rFonts w:ascii="Segoe UI" w:hAnsi="Segoe UI" w:cs="Segoe UI" w:eastAsia="Segoe UI"/>
+                <w:sz w:val="16"/>
+                <w:szCs w:val="16"/>
+              </w:rPr>
+              <w:t xml:space="preserve">-</w:t>
+            </w:r>
+          </w:p>
+        </w:tc>
+        <w:tc>
+          <w:tcPr>
+            <w:tcW w:w="1162" w:type="dxa"/>
           </w:tcPr>
           <w:p>
             <w:pPr>
@@ -13817,37 +13817,37 @@
         </w:trPr>
         <w:tc>
           <w:tcPr>
-            <w:tcW w:w="1662" w:type="dxa"/>
-          </w:tcPr>
-          <w:p>
-            <w:pPr>
-              <w:spacing w:before="40" w:after="40" w:line="240" w:lineRule="auto"/>
-            </w:pPr>
-            <w:r>
-              <w:rPr>
-                <w:rFonts w:ascii="Segoe UI" w:hAnsi="Segoe UI" w:cs="Segoe UI" w:eastAsia="Segoe UI"/>
-                <w:sz w:val="16"/>
-                <w:szCs w:val="16"/>
-              </w:rPr>
-              <w:t xml:space="preserve">Inbound integration messages</w:t>
-            </w:r>
-          </w:p>
-        </w:tc>
-        <w:tc>
-          <w:tcPr>
-            <w:tcW w:w="1370" w:type="dxa"/>
-          </w:tcPr>
-          <w:p>
-            <w:pPr>
-              <w:spacing w:before="40" w:after="40" w:line="240" w:lineRule="auto"/>
-            </w:pPr>
-            <w:r>
-              <w:rPr>
-                <w:rFonts w:ascii="Segoe UI" w:hAnsi="Segoe UI" w:cs="Segoe UI" w:eastAsia="Segoe UI"/>
-                <w:sz w:val="16"/>
-                <w:szCs w:val="16"/>
-              </w:rPr>
-              <w:t xml:space="preserve">Master data</w:t>
+            <w:tcW w:w="1657" w:type="dxa"/>
+          </w:tcPr>
+          <w:p>
+            <w:pPr>
+              <w:spacing w:before="40" w:after="40" w:line="240" w:lineRule="auto"/>
+            </w:pPr>
+            <w:r>
+              <w:rPr>
+                <w:rFonts w:ascii="Segoe UI" w:hAnsi="Segoe UI" w:cs="Segoe UI" w:eastAsia="Segoe UI"/>
+                <w:sz w:val="16"/>
+                <w:szCs w:val="16"/>
+              </w:rPr>
+              <w:t xml:space="preserve">Product analytics</w:t>
+            </w:r>
+          </w:p>
+        </w:tc>
+        <w:tc>
+          <w:tcPr>
+            <w:tcW w:w="1371" w:type="dxa"/>
+          </w:tcPr>
+          <w:p>
+            <w:pPr>
+              <w:spacing w:before="40" w:after="40" w:line="240" w:lineRule="auto"/>
+            </w:pPr>
+            <w:r>
+              <w:rPr>
+                <w:rFonts w:ascii="Segoe UI" w:hAnsi="Segoe UI" w:cs="Segoe UI" w:eastAsia="Segoe UI"/>
+                <w:sz w:val="16"/>
+                <w:szCs w:val="16"/>
+              </w:rPr>
+              <w:t xml:space="preserve">Product Configurator</w:t>
             </w:r>
           </w:p>
         </w:tc>
@@ -13865,7 +13865,7 @@
                 <w:sz w:val="16"/>
                 <w:szCs w:val="16"/>
               </w:rPr>
-              <w:t xml:space="preserve">Public endpoint receiving signed messages pushed by third parties</w:t>
+              <w:t xml:space="preserve">Top products, trends and category breakdown</w:t>
             </w:r>
           </w:p>
         </w:tc>
@@ -13889,138 +13889,25 @@
         </w:tc>
         <w:tc>
           <w:tcPr>
-            <w:tcW w:w="1372" w:type="dxa"/>
-          </w:tcPr>
-          <w:p>
-            <w:pPr>
-              <w:spacing w:before="40" w:after="40" w:line="240" w:lineRule="auto"/>
-            </w:pPr>
-            <w:r>
-              <w:rPr>
-                <w:rFonts w:ascii="Segoe UI" w:hAnsi="Segoe UI" w:cs="Segoe UI" w:eastAsia="Segoe UI"/>
-                <w:sz w:val="16"/>
-                <w:szCs w:val="16"/>
-              </w:rPr>
-              <w:t xml:space="preserve">-</w:t>
-            </w:r>
-          </w:p>
-        </w:tc>
-        <w:tc>
-          <w:tcPr>
-            <w:tcW w:w="1161" w:type="dxa"/>
-          </w:tcPr>
-          <w:p>
-            <w:pPr>
-              <w:spacing w:before="40" w:after="40" w:line="240" w:lineRule="auto"/>
-            </w:pPr>
-            <w:r>
-              <w:rPr>
-                <w:rFonts w:ascii="Segoe UI" w:hAnsi="Segoe UI" w:cs="Segoe UI" w:eastAsia="Segoe UI"/>
-                <w:sz w:val="16"/>
-                <w:szCs w:val="16"/>
-              </w:rPr>
-              <w:t xml:space="preserve">-</w:t>
-            </w:r>
-          </w:p>
-        </w:tc>
-      </w:tr>
-      <w:tr>
-        <w:trPr>
-          <w:cantSplit/>
-        </w:trPr>
-        <w:tc>
-          <w:tcPr>
-            <w:tcW w:w="1662" w:type="dxa"/>
-          </w:tcPr>
-          <w:p>
-            <w:pPr>
-              <w:spacing w:before="40" w:after="40" w:line="240" w:lineRule="auto"/>
-            </w:pPr>
-            <w:r>
-              <w:rPr>
-                <w:rFonts w:ascii="Segoe UI" w:hAnsi="Segoe UI" w:cs="Segoe UI" w:eastAsia="Segoe UI"/>
-                <w:sz w:val="16"/>
-                <w:szCs w:val="16"/>
-              </w:rPr>
-              <w:t xml:space="preserve">Product analytics</w:t>
-            </w:r>
-          </w:p>
-        </w:tc>
-        <w:tc>
-          <w:tcPr>
-            <w:tcW w:w="1370" w:type="dxa"/>
-          </w:tcPr>
-          <w:p>
-            <w:pPr>
-              <w:spacing w:before="40" w:after="40" w:line="240" w:lineRule="auto"/>
-            </w:pPr>
-            <w:r>
-              <w:rPr>
-                <w:rFonts w:ascii="Segoe UI" w:hAnsi="Segoe UI" w:cs="Segoe UI" w:eastAsia="Segoe UI"/>
-                <w:sz w:val="16"/>
-                <w:szCs w:val="16"/>
-              </w:rPr>
-              <w:t xml:space="preserve">Product Configurator</w:t>
-            </w:r>
-          </w:p>
-        </w:tc>
-        <w:tc>
-          <w:tcPr>
-            <w:tcW w:w="2038" w:type="dxa"/>
-          </w:tcPr>
-          <w:p>
-            <w:pPr>
-              <w:spacing w:before="40" w:after="40" w:line="240" w:lineRule="auto"/>
-            </w:pPr>
-            <w:r>
-              <w:rPr>
-                <w:rFonts w:ascii="Segoe UI" w:hAnsi="Segoe UI" w:cs="Segoe UI" w:eastAsia="Segoe UI"/>
-                <w:sz w:val="16"/>
-                <w:szCs w:val="16"/>
-              </w:rPr>
-              <w:t xml:space="preserve">Top products, trends and category breakdown</w:t>
-            </w:r>
-          </w:p>
-        </w:tc>
-        <w:tc>
-          <w:tcPr>
-            <w:tcW w:w="1424" w:type="dxa"/>
-          </w:tcPr>
-          <w:p>
-            <w:pPr>
-              <w:spacing w:before="40" w:after="40" w:line="240" w:lineRule="auto"/>
-            </w:pPr>
-            <w:r>
-              <w:rPr>
-                <w:rFonts w:ascii="Segoe UI" w:hAnsi="Segoe UI" w:cs="Segoe UI" w:eastAsia="Segoe UI"/>
-                <w:sz w:val="16"/>
-                <w:szCs w:val="16"/>
-              </w:rPr>
-              <w:t xml:space="preserve">-</w:t>
-            </w:r>
-          </w:p>
-        </w:tc>
-        <w:tc>
-          <w:tcPr>
-            <w:tcW w:w="1372" w:type="dxa"/>
-          </w:tcPr>
-          <w:p>
-            <w:pPr>
-              <w:spacing w:before="40" w:after="40" w:line="240" w:lineRule="auto"/>
-            </w:pPr>
-            <w:r>
-              <w:rPr>
-                <w:rFonts w:ascii="Segoe UI" w:hAnsi="Segoe UI" w:cs="Segoe UI" w:eastAsia="Segoe UI"/>
-                <w:sz w:val="16"/>
-                <w:szCs w:val="16"/>
-              </w:rPr>
-              <w:t xml:space="preserve">-</w:t>
-            </w:r>
-          </w:p>
-        </w:tc>
-        <w:tc>
-          <w:tcPr>
-            <w:tcW w:w="1161" w:type="dxa"/>
+            <w:tcW w:w="1375" w:type="dxa"/>
+          </w:tcPr>
+          <w:p>
+            <w:pPr>
+              <w:spacing w:before="40" w:after="40" w:line="240" w:lineRule="auto"/>
+            </w:pPr>
+            <w:r>
+              <w:rPr>
+                <w:rFonts w:ascii="Segoe UI" w:hAnsi="Segoe UI" w:cs="Segoe UI" w:eastAsia="Segoe UI"/>
+                <w:sz w:val="16"/>
+                <w:szCs w:val="16"/>
+              </w:rPr>
+              <w:t xml:space="preserve">-</w:t>
+            </w:r>
+          </w:p>
+        </w:tc>
+        <w:tc>
+          <w:tcPr>
+            <w:tcW w:w="1162" w:type="dxa"/>
           </w:tcPr>
           <w:p>
             <w:pPr>
@@ -15798,11 +15685,11 @@
         <w:tblLook w:val="04A0" w:firstRow="1" w:lastRow="0" w:firstColumn="1" w:lastColumn="0" w:noHBand="0" w:noVBand="1"/>
       </w:tblPr>
       <w:tblGrid>
-        <w:gridCol w:w="1821"/>
+        <w:gridCol w:w="1815"/>
         <w:gridCol w:w="970"/>
-        <w:gridCol w:w="2132"/>
-        <w:gridCol w:w="1705"/>
-        <w:gridCol w:w="2399"/>
+        <w:gridCol w:w="2128"/>
+        <w:gridCol w:w="1714"/>
+        <w:gridCol w:w="2400"/>
       </w:tblGrid>
       <w:tr>
         <w:trPr>
@@ -15812,7 +15699,7 @@
         </w:trPr>
         <w:tc>
           <w:tcPr>
-            <w:tcW w:w="1821" w:type="dxa"/>
+            <w:tcW w:w="1815" w:type="dxa"/>
             <w:shd w:val="clear" w:color="auto" w:fill="E8F0F8"/>
             <w:vAlign w:val="center"/>
           </w:tcPr>
@@ -15856,7 +15743,7 @@
         </w:tc>
         <w:tc>
           <w:tcPr>
-            <w:tcW w:w="2132" w:type="dxa"/>
+            <w:tcW w:w="2128" w:type="dxa"/>
             <w:shd w:val="clear" w:color="auto" w:fill="E8F0F8"/>
             <w:vAlign w:val="center"/>
           </w:tcPr>
@@ -15878,7 +15765,7 @@
         </w:tc>
         <w:tc>
           <w:tcPr>
-            <w:tcW w:w="1705" w:type="dxa"/>
+            <w:tcW w:w="1714" w:type="dxa"/>
             <w:shd w:val="clear" w:color="auto" w:fill="E8F0F8"/>
             <w:vAlign w:val="center"/>
           </w:tcPr>
@@ -15900,7 +15787,7 @@
         </w:tc>
         <w:tc>
           <w:tcPr>
-            <w:tcW w:w="2399" w:type="dxa"/>
+            <w:tcW w:w="2400" w:type="dxa"/>
             <w:shd w:val="clear" w:color="auto" w:fill="E8F0F8"/>
             <w:vAlign w:val="center"/>
           </w:tcPr>
@@ -15927,7 +15814,7 @@
         </w:trPr>
         <w:tc>
           <w:tcPr>
-            <w:tcW w:w="1821" w:type="dxa"/>
+            <w:tcW w:w="1815" w:type="dxa"/>
           </w:tcPr>
           <w:p>
             <w:pPr>
@@ -15963,7 +15850,7 @@
         </w:tc>
         <w:tc>
           <w:tcPr>
-            <w:tcW w:w="2132" w:type="dxa"/>
+            <w:tcW w:w="2128" w:type="dxa"/>
           </w:tcPr>
           <w:p>
             <w:pPr>
@@ -15981,7 +15868,7 @@
         </w:tc>
         <w:tc>
           <w:tcPr>
-            <w:tcW w:w="1705" w:type="dxa"/>
+            <w:tcW w:w="1714" w:type="dxa"/>
           </w:tcPr>
           <w:p>
             <w:pPr>
@@ -15999,7 +15886,7 @@
         </w:tc>
         <w:tc>
           <w:tcPr>
-            <w:tcW w:w="2399" w:type="dxa"/>
+            <w:tcW w:w="2400" w:type="dxa"/>
           </w:tcPr>
           <w:p>
             <w:pPr>
@@ -16022,7 +15909,7 @@
         </w:trPr>
         <w:tc>
           <w:tcPr>
-            <w:tcW w:w="1821" w:type="dxa"/>
+            <w:tcW w:w="1815" w:type="dxa"/>
           </w:tcPr>
           <w:p>
             <w:pPr>
@@ -16058,25 +15945,25 @@
         </w:tc>
         <w:tc>
           <w:tcPr>
-            <w:tcW w:w="2132" w:type="dxa"/>
-          </w:tcPr>
-          <w:p>
-            <w:pPr>
-              <w:spacing w:before="40" w:after="40" w:line="240" w:lineRule="auto"/>
-            </w:pPr>
-            <w:r>
-              <w:rPr>
-                <w:rFonts w:ascii="Segoe UI" w:hAnsi="Segoe UI" w:cs="Segoe UI" w:eastAsia="Segoe UI"/>
-                <w:sz w:val="16"/>
-                <w:szCs w:val="16"/>
-              </w:rPr>
-              <w:t xml:space="preserve">-</w:t>
-            </w:r>
-          </w:p>
-        </w:tc>
-        <w:tc>
-          <w:tcPr>
-            <w:tcW w:w="1705" w:type="dxa"/>
+            <w:tcW w:w="2128" w:type="dxa"/>
+          </w:tcPr>
+          <w:p>
+            <w:pPr>
+              <w:spacing w:before="40" w:after="40" w:line="240" w:lineRule="auto"/>
+            </w:pPr>
+            <w:r>
+              <w:rPr>
+                <w:rFonts w:ascii="Segoe UI" w:hAnsi="Segoe UI" w:cs="Segoe UI" w:eastAsia="Segoe UI"/>
+                <w:sz w:val="16"/>
+                <w:szCs w:val="16"/>
+              </w:rPr>
+              <w:t xml:space="preserve">-</w:t>
+            </w:r>
+          </w:p>
+        </w:tc>
+        <w:tc>
+          <w:tcPr>
+            <w:tcW w:w="1714" w:type="dxa"/>
           </w:tcPr>
           <w:p>
             <w:pPr>
@@ -16094,7 +15981,7 @@
         </w:tc>
         <w:tc>
           <w:tcPr>
-            <w:tcW w:w="2399" w:type="dxa"/>
+            <w:tcW w:w="2400" w:type="dxa"/>
           </w:tcPr>
           <w:p>
             <w:pPr>
@@ -16117,7 +16004,7 @@
         </w:trPr>
         <w:tc>
           <w:tcPr>
-            <w:tcW w:w="1821" w:type="dxa"/>
+            <w:tcW w:w="1815" w:type="dxa"/>
           </w:tcPr>
           <w:p>
             <w:pPr>
@@ -16153,25 +16040,25 @@
         </w:tc>
         <w:tc>
           <w:tcPr>
-            <w:tcW w:w="2132" w:type="dxa"/>
-          </w:tcPr>
-          <w:p>
-            <w:pPr>
-              <w:spacing w:before="40" w:after="40" w:line="240" w:lineRule="auto"/>
-            </w:pPr>
-            <w:r>
-              <w:rPr>
-                <w:rFonts w:ascii="Segoe UI" w:hAnsi="Segoe UI" w:cs="Segoe UI" w:eastAsia="Segoe UI"/>
-                <w:sz w:val="16"/>
-                <w:szCs w:val="16"/>
-              </w:rPr>
-              <w:t xml:space="preserve">-</w:t>
-            </w:r>
-          </w:p>
-        </w:tc>
-        <w:tc>
-          <w:tcPr>
-            <w:tcW w:w="1705" w:type="dxa"/>
+            <w:tcW w:w="2128" w:type="dxa"/>
+          </w:tcPr>
+          <w:p>
+            <w:pPr>
+              <w:spacing w:before="40" w:after="40" w:line="240" w:lineRule="auto"/>
+            </w:pPr>
+            <w:r>
+              <w:rPr>
+                <w:rFonts w:ascii="Segoe UI" w:hAnsi="Segoe UI" w:cs="Segoe UI" w:eastAsia="Segoe UI"/>
+                <w:sz w:val="16"/>
+                <w:szCs w:val="16"/>
+              </w:rPr>
+              <w:t xml:space="preserve">-</w:t>
+            </w:r>
+          </w:p>
+        </w:tc>
+        <w:tc>
+          <w:tcPr>
+            <w:tcW w:w="1714" w:type="dxa"/>
           </w:tcPr>
           <w:p>
             <w:pPr>
@@ -16189,7 +16076,7 @@
         </w:tc>
         <w:tc>
           <w:tcPr>
-            <w:tcW w:w="2399" w:type="dxa"/>
+            <w:tcW w:w="2400" w:type="dxa"/>
           </w:tcPr>
           <w:p>
             <w:pPr>
@@ -16212,7 +16099,7 @@
         </w:trPr>
         <w:tc>
           <w:tcPr>
-            <w:tcW w:w="1821" w:type="dxa"/>
+            <w:tcW w:w="1815" w:type="dxa"/>
           </w:tcPr>
           <w:p>
             <w:pPr>
@@ -16248,7 +16135,7 @@
         </w:tc>
         <w:tc>
           <w:tcPr>
-            <w:tcW w:w="2132" w:type="dxa"/>
+            <w:tcW w:w="2128" w:type="dxa"/>
           </w:tcPr>
           <w:p>
             <w:pPr>
@@ -16266,25 +16153,25 @@
         </w:tc>
         <w:tc>
           <w:tcPr>
-            <w:tcW w:w="1705" w:type="dxa"/>
-          </w:tcPr>
-          <w:p>
-            <w:pPr>
-              <w:spacing w:before="40" w:after="40" w:line="240" w:lineRule="auto"/>
-            </w:pPr>
-            <w:r>
-              <w:rPr>
-                <w:rFonts w:ascii="Segoe UI" w:hAnsi="Segoe UI" w:cs="Segoe UI" w:eastAsia="Segoe UI"/>
-                <w:sz w:val="16"/>
-                <w:szCs w:val="16"/>
-              </w:rPr>
-              <w:t xml:space="preserve">-</w:t>
-            </w:r>
-          </w:p>
-        </w:tc>
-        <w:tc>
-          <w:tcPr>
-            <w:tcW w:w="2399" w:type="dxa"/>
+            <w:tcW w:w="1714" w:type="dxa"/>
+          </w:tcPr>
+          <w:p>
+            <w:pPr>
+              <w:spacing w:before="40" w:after="40" w:line="240" w:lineRule="auto"/>
+            </w:pPr>
+            <w:r>
+              <w:rPr>
+                <w:rFonts w:ascii="Segoe UI" w:hAnsi="Segoe UI" w:cs="Segoe UI" w:eastAsia="Segoe UI"/>
+                <w:sz w:val="16"/>
+                <w:szCs w:val="16"/>
+              </w:rPr>
+              <w:t xml:space="preserve">-</w:t>
+            </w:r>
+          </w:p>
+        </w:tc>
+        <w:tc>
+          <w:tcPr>
+            <w:tcW w:w="2400" w:type="dxa"/>
           </w:tcPr>
           <w:p>
             <w:pPr>
@@ -16307,7 +16194,7 @@
         </w:trPr>
         <w:tc>
           <w:tcPr>
-            <w:tcW w:w="1821" w:type="dxa"/>
+            <w:tcW w:w="1815" w:type="dxa"/>
           </w:tcPr>
           <w:p>
             <w:pPr>
@@ -16343,25 +16230,25 @@
         </w:tc>
         <w:tc>
           <w:tcPr>
-            <w:tcW w:w="2132" w:type="dxa"/>
-          </w:tcPr>
-          <w:p>
-            <w:pPr>
-              <w:spacing w:before="40" w:after="40" w:line="240" w:lineRule="auto"/>
-            </w:pPr>
-            <w:r>
-              <w:rPr>
-                <w:rFonts w:ascii="Segoe UI" w:hAnsi="Segoe UI" w:cs="Segoe UI" w:eastAsia="Segoe UI"/>
-                <w:sz w:val="16"/>
-                <w:szCs w:val="16"/>
-              </w:rPr>
-              <w:t xml:space="preserve">-</w:t>
-            </w:r>
-          </w:p>
-        </w:tc>
-        <w:tc>
-          <w:tcPr>
-            <w:tcW w:w="1705" w:type="dxa"/>
+            <w:tcW w:w="2128" w:type="dxa"/>
+          </w:tcPr>
+          <w:p>
+            <w:pPr>
+              <w:spacing w:before="40" w:after="40" w:line="240" w:lineRule="auto"/>
+            </w:pPr>
+            <w:r>
+              <w:rPr>
+                <w:rFonts w:ascii="Segoe UI" w:hAnsi="Segoe UI" w:cs="Segoe UI" w:eastAsia="Segoe UI"/>
+                <w:sz w:val="16"/>
+                <w:szCs w:val="16"/>
+              </w:rPr>
+              <w:t xml:space="preserve">-</w:t>
+            </w:r>
+          </w:p>
+        </w:tc>
+        <w:tc>
+          <w:tcPr>
+            <w:tcW w:w="1714" w:type="dxa"/>
           </w:tcPr>
           <w:p>
             <w:pPr>
@@ -16379,7 +16266,7 @@
         </w:tc>
         <w:tc>
           <w:tcPr>
-            <w:tcW w:w="2399" w:type="dxa"/>
+            <w:tcW w:w="2400" w:type="dxa"/>
           </w:tcPr>
           <w:p>
             <w:pPr>
@@ -16402,7 +16289,7 @@
         </w:trPr>
         <w:tc>
           <w:tcPr>
-            <w:tcW w:w="1821" w:type="dxa"/>
+            <w:tcW w:w="1815" w:type="dxa"/>
           </w:tcPr>
           <w:p>
             <w:pPr>
@@ -16438,7 +16325,7 @@
         </w:tc>
         <w:tc>
           <w:tcPr>
-            <w:tcW w:w="2132" w:type="dxa"/>
+            <w:tcW w:w="2128" w:type="dxa"/>
           </w:tcPr>
           <w:p>
             <w:pPr>
@@ -16456,25 +16343,25 @@
         </w:tc>
         <w:tc>
           <w:tcPr>
-            <w:tcW w:w="1705" w:type="dxa"/>
-          </w:tcPr>
-          <w:p>
-            <w:pPr>
-              <w:spacing w:before="40" w:after="40" w:line="240" w:lineRule="auto"/>
-            </w:pPr>
-            <w:r>
-              <w:rPr>
-                <w:rFonts w:ascii="Segoe UI" w:hAnsi="Segoe UI" w:cs="Segoe UI" w:eastAsia="Segoe UI"/>
-                <w:sz w:val="16"/>
-                <w:szCs w:val="16"/>
-              </w:rPr>
-              <w:t xml:space="preserve">-</w:t>
-            </w:r>
-          </w:p>
-        </w:tc>
-        <w:tc>
-          <w:tcPr>
-            <w:tcW w:w="2399" w:type="dxa"/>
+            <w:tcW w:w="1714" w:type="dxa"/>
+          </w:tcPr>
+          <w:p>
+            <w:pPr>
+              <w:spacing w:before="40" w:after="40" w:line="240" w:lineRule="auto"/>
+            </w:pPr>
+            <w:r>
+              <w:rPr>
+                <w:rFonts w:ascii="Segoe UI" w:hAnsi="Segoe UI" w:cs="Segoe UI" w:eastAsia="Segoe UI"/>
+                <w:sz w:val="16"/>
+                <w:szCs w:val="16"/>
+              </w:rPr>
+              <w:t xml:space="preserve">-</w:t>
+            </w:r>
+          </w:p>
+        </w:tc>
+        <w:tc>
+          <w:tcPr>
+            <w:tcW w:w="2400" w:type="dxa"/>
           </w:tcPr>
           <w:p>
             <w:pPr>
@@ -16497,7 +16384,7 @@
         </w:trPr>
         <w:tc>
           <w:tcPr>
-            <w:tcW w:w="1821" w:type="dxa"/>
+            <w:tcW w:w="1815" w:type="dxa"/>
           </w:tcPr>
           <w:p>
             <w:pPr>
@@ -16533,43 +16420,43 @@
         </w:tc>
         <w:tc>
           <w:tcPr>
-            <w:tcW w:w="2132" w:type="dxa"/>
-          </w:tcPr>
-          <w:p>
-            <w:pPr>
-              <w:spacing w:before="40" w:after="40" w:line="240" w:lineRule="auto"/>
-            </w:pPr>
-            <w:r>
-              <w:rPr>
-                <w:rFonts w:ascii="Segoe UI" w:hAnsi="Segoe UI" w:cs="Segoe UI" w:eastAsia="Segoe UI"/>
-                <w:sz w:val="16"/>
-                <w:szCs w:val="16"/>
-              </w:rPr>
-              <w:t xml:space="preserve">-</w:t>
-            </w:r>
-          </w:p>
-        </w:tc>
-        <w:tc>
-          <w:tcPr>
-            <w:tcW w:w="1705" w:type="dxa"/>
-          </w:tcPr>
-          <w:p>
-            <w:pPr>
-              <w:spacing w:before="40" w:after="40" w:line="240" w:lineRule="auto"/>
-            </w:pPr>
-            <w:r>
-              <w:rPr>
-                <w:rFonts w:ascii="Segoe UI" w:hAnsi="Segoe UI" w:cs="Segoe UI" w:eastAsia="Segoe UI"/>
-                <w:sz w:val="16"/>
-                <w:szCs w:val="16"/>
-              </w:rPr>
-              <w:t xml:space="preserve">-</w:t>
-            </w:r>
-          </w:p>
-        </w:tc>
-        <w:tc>
-          <w:tcPr>
-            <w:tcW w:w="2399" w:type="dxa"/>
+            <w:tcW w:w="2128" w:type="dxa"/>
+          </w:tcPr>
+          <w:p>
+            <w:pPr>
+              <w:spacing w:before="40" w:after="40" w:line="240" w:lineRule="auto"/>
+            </w:pPr>
+            <w:r>
+              <w:rPr>
+                <w:rFonts w:ascii="Segoe UI" w:hAnsi="Segoe UI" w:cs="Segoe UI" w:eastAsia="Segoe UI"/>
+                <w:sz w:val="16"/>
+                <w:szCs w:val="16"/>
+              </w:rPr>
+              <w:t xml:space="preserve">-</w:t>
+            </w:r>
+          </w:p>
+        </w:tc>
+        <w:tc>
+          <w:tcPr>
+            <w:tcW w:w="1714" w:type="dxa"/>
+          </w:tcPr>
+          <w:p>
+            <w:pPr>
+              <w:spacing w:before="40" w:after="40" w:line="240" w:lineRule="auto"/>
+            </w:pPr>
+            <w:r>
+              <w:rPr>
+                <w:rFonts w:ascii="Segoe UI" w:hAnsi="Segoe UI" w:cs="Segoe UI" w:eastAsia="Segoe UI"/>
+                <w:sz w:val="16"/>
+                <w:szCs w:val="16"/>
+              </w:rPr>
+              <w:t xml:space="preserve">-</w:t>
+            </w:r>
+          </w:p>
+        </w:tc>
+        <w:tc>
+          <w:tcPr>
+            <w:tcW w:w="2400" w:type="dxa"/>
           </w:tcPr>
           <w:p>
             <w:pPr>
@@ -16592,7 +16479,7 @@
         </w:trPr>
         <w:tc>
           <w:tcPr>
-            <w:tcW w:w="1821" w:type="dxa"/>
+            <w:tcW w:w="1815" w:type="dxa"/>
           </w:tcPr>
           <w:p>
             <w:pPr>
@@ -16628,25 +16515,25 @@
         </w:tc>
         <w:tc>
           <w:tcPr>
-            <w:tcW w:w="2132" w:type="dxa"/>
-          </w:tcPr>
-          <w:p>
-            <w:pPr>
-              <w:spacing w:before="40" w:after="40" w:line="240" w:lineRule="auto"/>
-            </w:pPr>
-            <w:r>
-              <w:rPr>
-                <w:rFonts w:ascii="Segoe UI" w:hAnsi="Segoe UI" w:cs="Segoe UI" w:eastAsia="Segoe UI"/>
-                <w:sz w:val="16"/>
-                <w:szCs w:val="16"/>
-              </w:rPr>
-              <w:t xml:space="preserve">-</w:t>
-            </w:r>
-          </w:p>
-        </w:tc>
-        <w:tc>
-          <w:tcPr>
-            <w:tcW w:w="1705" w:type="dxa"/>
+            <w:tcW w:w="2128" w:type="dxa"/>
+          </w:tcPr>
+          <w:p>
+            <w:pPr>
+              <w:spacing w:before="40" w:after="40" w:line="240" w:lineRule="auto"/>
+            </w:pPr>
+            <w:r>
+              <w:rPr>
+                <w:rFonts w:ascii="Segoe UI" w:hAnsi="Segoe UI" w:cs="Segoe UI" w:eastAsia="Segoe UI"/>
+                <w:sz w:val="16"/>
+                <w:szCs w:val="16"/>
+              </w:rPr>
+              <w:t xml:space="preserve">-</w:t>
+            </w:r>
+          </w:p>
+        </w:tc>
+        <w:tc>
+          <w:tcPr>
+            <w:tcW w:w="1714" w:type="dxa"/>
           </w:tcPr>
           <w:p>
             <w:pPr>
@@ -16664,7 +16551,7 @@
         </w:tc>
         <w:tc>
           <w:tcPr>
-            <w:tcW w:w="2399" w:type="dxa"/>
+            <w:tcW w:w="2400" w:type="dxa"/>
           </w:tcPr>
           <w:p>
             <w:pPr>
@@ -16687,7 +16574,7 @@
         </w:trPr>
         <w:tc>
           <w:tcPr>
-            <w:tcW w:w="1821" w:type="dxa"/>
+            <w:tcW w:w="1815" w:type="dxa"/>
           </w:tcPr>
           <w:p>
             <w:pPr>
@@ -16723,25 +16610,25 @@
         </w:tc>
         <w:tc>
           <w:tcPr>
-            <w:tcW w:w="2132" w:type="dxa"/>
-          </w:tcPr>
-          <w:p>
-            <w:pPr>
-              <w:spacing w:before="40" w:after="40" w:line="240" w:lineRule="auto"/>
-            </w:pPr>
-            <w:r>
-              <w:rPr>
-                <w:rFonts w:ascii="Segoe UI" w:hAnsi="Segoe UI" w:cs="Segoe UI" w:eastAsia="Segoe UI"/>
-                <w:sz w:val="16"/>
-                <w:szCs w:val="16"/>
-              </w:rPr>
-              <w:t xml:space="preserve">-</w:t>
-            </w:r>
-          </w:p>
-        </w:tc>
-        <w:tc>
-          <w:tcPr>
-            <w:tcW w:w="1705" w:type="dxa"/>
+            <w:tcW w:w="2128" w:type="dxa"/>
+          </w:tcPr>
+          <w:p>
+            <w:pPr>
+              <w:spacing w:before="40" w:after="40" w:line="240" w:lineRule="auto"/>
+            </w:pPr>
+            <w:r>
+              <w:rPr>
+                <w:rFonts w:ascii="Segoe UI" w:hAnsi="Segoe UI" w:cs="Segoe UI" w:eastAsia="Segoe UI"/>
+                <w:sz w:val="16"/>
+                <w:szCs w:val="16"/>
+              </w:rPr>
+              <w:t xml:space="preserve">-</w:t>
+            </w:r>
+          </w:p>
+        </w:tc>
+        <w:tc>
+          <w:tcPr>
+            <w:tcW w:w="1714" w:type="dxa"/>
           </w:tcPr>
           <w:p>
             <w:pPr>
@@ -16759,7 +16646,7 @@
         </w:tc>
         <w:tc>
           <w:tcPr>
-            <w:tcW w:w="2399" w:type="dxa"/>
+            <w:tcW w:w="2400" w:type="dxa"/>
           </w:tcPr>
           <w:p>
             <w:pPr>
@@ -16782,7 +16669,7 @@
         </w:trPr>
         <w:tc>
           <w:tcPr>
-            <w:tcW w:w="1821" w:type="dxa"/>
+            <w:tcW w:w="1815" w:type="dxa"/>
           </w:tcPr>
           <w:p>
             <w:pPr>
@@ -16818,25 +16705,25 @@
         </w:tc>
         <w:tc>
           <w:tcPr>
-            <w:tcW w:w="2132" w:type="dxa"/>
-          </w:tcPr>
-          <w:p>
-            <w:pPr>
-              <w:spacing w:before="40" w:after="40" w:line="240" w:lineRule="auto"/>
-            </w:pPr>
-            <w:r>
-              <w:rPr>
-                <w:rFonts w:ascii="Segoe UI" w:hAnsi="Segoe UI" w:cs="Segoe UI" w:eastAsia="Segoe UI"/>
-                <w:sz w:val="16"/>
-                <w:szCs w:val="16"/>
-              </w:rPr>
-              <w:t xml:space="preserve">-</w:t>
-            </w:r>
-          </w:p>
-        </w:tc>
-        <w:tc>
-          <w:tcPr>
-            <w:tcW w:w="1705" w:type="dxa"/>
+            <w:tcW w:w="2128" w:type="dxa"/>
+          </w:tcPr>
+          <w:p>
+            <w:pPr>
+              <w:spacing w:before="40" w:after="40" w:line="240" w:lineRule="auto"/>
+            </w:pPr>
+            <w:r>
+              <w:rPr>
+                <w:rFonts w:ascii="Segoe UI" w:hAnsi="Segoe UI" w:cs="Segoe UI" w:eastAsia="Segoe UI"/>
+                <w:sz w:val="16"/>
+                <w:szCs w:val="16"/>
+              </w:rPr>
+              <w:t xml:space="preserve">-</w:t>
+            </w:r>
+          </w:p>
+        </w:tc>
+        <w:tc>
+          <w:tcPr>
+            <w:tcW w:w="1714" w:type="dxa"/>
           </w:tcPr>
           <w:p>
             <w:pPr>
@@ -16854,7 +16741,7 @@
         </w:tc>
         <w:tc>
           <w:tcPr>
-            <w:tcW w:w="2399" w:type="dxa"/>
+            <w:tcW w:w="2400" w:type="dxa"/>
           </w:tcPr>
           <w:p>
             <w:pPr>
@@ -16877,7 +16764,7 @@
         </w:trPr>
         <w:tc>
           <w:tcPr>
-            <w:tcW w:w="1821" w:type="dxa"/>
+            <w:tcW w:w="1815" w:type="dxa"/>
           </w:tcPr>
           <w:p>
             <w:pPr>
@@ -16913,25 +16800,25 @@
         </w:tc>
         <w:tc>
           <w:tcPr>
-            <w:tcW w:w="2132" w:type="dxa"/>
-          </w:tcPr>
-          <w:p>
-            <w:pPr>
-              <w:spacing w:before="40" w:after="40" w:line="240" w:lineRule="auto"/>
-            </w:pPr>
-            <w:r>
-              <w:rPr>
-                <w:rFonts w:ascii="Segoe UI" w:hAnsi="Segoe UI" w:cs="Segoe UI" w:eastAsia="Segoe UI"/>
-                <w:sz w:val="16"/>
-                <w:szCs w:val="16"/>
-              </w:rPr>
-              <w:t xml:space="preserve">-</w:t>
-            </w:r>
-          </w:p>
-        </w:tc>
-        <w:tc>
-          <w:tcPr>
-            <w:tcW w:w="1705" w:type="dxa"/>
+            <w:tcW w:w="2128" w:type="dxa"/>
+          </w:tcPr>
+          <w:p>
+            <w:pPr>
+              <w:spacing w:before="40" w:after="40" w:line="240" w:lineRule="auto"/>
+            </w:pPr>
+            <w:r>
+              <w:rPr>
+                <w:rFonts w:ascii="Segoe UI" w:hAnsi="Segoe UI" w:cs="Segoe UI" w:eastAsia="Segoe UI"/>
+                <w:sz w:val="16"/>
+                <w:szCs w:val="16"/>
+              </w:rPr>
+              <w:t xml:space="preserve">-</w:t>
+            </w:r>
+          </w:p>
+        </w:tc>
+        <w:tc>
+          <w:tcPr>
+            <w:tcW w:w="1714" w:type="dxa"/>
           </w:tcPr>
           <w:p>
             <w:pPr>
@@ -16949,7 +16836,7 @@
         </w:tc>
         <w:tc>
           <w:tcPr>
-            <w:tcW w:w="2399" w:type="dxa"/>
+            <w:tcW w:w="2400" w:type="dxa"/>
           </w:tcPr>
           <w:p>
             <w:pPr>
@@ -16972,7 +16859,7 @@
         </w:trPr>
         <w:tc>
           <w:tcPr>
-            <w:tcW w:w="1821" w:type="dxa"/>
+            <w:tcW w:w="1815" w:type="dxa"/>
           </w:tcPr>
           <w:p>
             <w:pPr>
@@ -17008,7 +16895,7 @@
         </w:tc>
         <w:tc>
           <w:tcPr>
-            <w:tcW w:w="2132" w:type="dxa"/>
+            <w:tcW w:w="2128" w:type="dxa"/>
           </w:tcPr>
           <w:p>
             <w:pPr>
@@ -17026,25 +16913,25 @@
         </w:tc>
         <w:tc>
           <w:tcPr>
-            <w:tcW w:w="1705" w:type="dxa"/>
-          </w:tcPr>
-          <w:p>
-            <w:pPr>
-              <w:spacing w:before="40" w:after="40" w:line="240" w:lineRule="auto"/>
-            </w:pPr>
-            <w:r>
-              <w:rPr>
-                <w:rFonts w:ascii="Segoe UI" w:hAnsi="Segoe UI" w:cs="Segoe UI" w:eastAsia="Segoe UI"/>
-                <w:sz w:val="16"/>
-                <w:szCs w:val="16"/>
-              </w:rPr>
-              <w:t xml:space="preserve">-</w:t>
-            </w:r>
-          </w:p>
-        </w:tc>
-        <w:tc>
-          <w:tcPr>
-            <w:tcW w:w="2399" w:type="dxa"/>
+            <w:tcW w:w="1714" w:type="dxa"/>
+          </w:tcPr>
+          <w:p>
+            <w:pPr>
+              <w:spacing w:before="40" w:after="40" w:line="240" w:lineRule="auto"/>
+            </w:pPr>
+            <w:r>
+              <w:rPr>
+                <w:rFonts w:ascii="Segoe UI" w:hAnsi="Segoe UI" w:cs="Segoe UI" w:eastAsia="Segoe UI"/>
+                <w:sz w:val="16"/>
+                <w:szCs w:val="16"/>
+              </w:rPr>
+              <w:t xml:space="preserve">-</w:t>
+            </w:r>
+          </w:p>
+        </w:tc>
+        <w:tc>
+          <w:tcPr>
+            <w:tcW w:w="2400" w:type="dxa"/>
           </w:tcPr>
           <w:p>
             <w:pPr>
@@ -17067,7 +16954,7 @@
         </w:trPr>
         <w:tc>
           <w:tcPr>
-            <w:tcW w:w="1821" w:type="dxa"/>
+            <w:tcW w:w="1815" w:type="dxa"/>
           </w:tcPr>
           <w:p>
             <w:pPr>
@@ -17103,7 +16990,7 @@
         </w:tc>
         <w:tc>
           <w:tcPr>
-            <w:tcW w:w="2132" w:type="dxa"/>
+            <w:tcW w:w="2128" w:type="dxa"/>
           </w:tcPr>
           <w:p>
             <w:pPr>
@@ -17121,25 +17008,25 @@
         </w:tc>
         <w:tc>
           <w:tcPr>
-            <w:tcW w:w="1705" w:type="dxa"/>
-          </w:tcPr>
-          <w:p>
-            <w:pPr>
-              <w:spacing w:before="40" w:after="40" w:line="240" w:lineRule="auto"/>
-            </w:pPr>
-            <w:r>
-              <w:rPr>
-                <w:rFonts w:ascii="Segoe UI" w:hAnsi="Segoe UI" w:cs="Segoe UI" w:eastAsia="Segoe UI"/>
-                <w:sz w:val="16"/>
-                <w:szCs w:val="16"/>
-              </w:rPr>
-              <w:t xml:space="preserve">-</w:t>
-            </w:r>
-          </w:p>
-        </w:tc>
-        <w:tc>
-          <w:tcPr>
-            <w:tcW w:w="2399" w:type="dxa"/>
+            <w:tcW w:w="1714" w:type="dxa"/>
+          </w:tcPr>
+          <w:p>
+            <w:pPr>
+              <w:spacing w:before="40" w:after="40" w:line="240" w:lineRule="auto"/>
+            </w:pPr>
+            <w:r>
+              <w:rPr>
+                <w:rFonts w:ascii="Segoe UI" w:hAnsi="Segoe UI" w:cs="Segoe UI" w:eastAsia="Segoe UI"/>
+                <w:sz w:val="16"/>
+                <w:szCs w:val="16"/>
+              </w:rPr>
+              <w:t xml:space="preserve">-</w:t>
+            </w:r>
+          </w:p>
+        </w:tc>
+        <w:tc>
+          <w:tcPr>
+            <w:tcW w:w="2400" w:type="dxa"/>
           </w:tcPr>
           <w:p>
             <w:pPr>
@@ -17162,7 +17049,7 @@
         </w:trPr>
         <w:tc>
           <w:tcPr>
-            <w:tcW w:w="1821" w:type="dxa"/>
+            <w:tcW w:w="1815" w:type="dxa"/>
           </w:tcPr>
           <w:p>
             <w:pPr>
@@ -17198,25 +17085,25 @@
         </w:tc>
         <w:tc>
           <w:tcPr>
-            <w:tcW w:w="2132" w:type="dxa"/>
-          </w:tcPr>
-          <w:p>
-            <w:pPr>
-              <w:spacing w:before="40" w:after="40" w:line="240" w:lineRule="auto"/>
-            </w:pPr>
-            <w:r>
-              <w:rPr>
-                <w:rFonts w:ascii="Segoe UI" w:hAnsi="Segoe UI" w:cs="Segoe UI" w:eastAsia="Segoe UI"/>
-                <w:sz w:val="16"/>
-                <w:szCs w:val="16"/>
-              </w:rPr>
-              <w:t xml:space="preserve">-</w:t>
-            </w:r>
-          </w:p>
-        </w:tc>
-        <w:tc>
-          <w:tcPr>
-            <w:tcW w:w="1705" w:type="dxa"/>
+            <w:tcW w:w="2128" w:type="dxa"/>
+          </w:tcPr>
+          <w:p>
+            <w:pPr>
+              <w:spacing w:before="40" w:after="40" w:line="240" w:lineRule="auto"/>
+            </w:pPr>
+            <w:r>
+              <w:rPr>
+                <w:rFonts w:ascii="Segoe UI" w:hAnsi="Segoe UI" w:cs="Segoe UI" w:eastAsia="Segoe UI"/>
+                <w:sz w:val="16"/>
+                <w:szCs w:val="16"/>
+              </w:rPr>
+              <w:t xml:space="preserve">-</w:t>
+            </w:r>
+          </w:p>
+        </w:tc>
+        <w:tc>
+          <w:tcPr>
+            <w:tcW w:w="1714" w:type="dxa"/>
           </w:tcPr>
           <w:p>
             <w:pPr>
@@ -17234,7 +17121,7 @@
         </w:tc>
         <w:tc>
           <w:tcPr>
-            <w:tcW w:w="2399" w:type="dxa"/>
+            <w:tcW w:w="2400" w:type="dxa"/>
           </w:tcPr>
           <w:p>
             <w:pPr>
@@ -17257,7 +17144,7 @@
         </w:trPr>
         <w:tc>
           <w:tcPr>
-            <w:tcW w:w="1821" w:type="dxa"/>
+            <w:tcW w:w="1815" w:type="dxa"/>
           </w:tcPr>
           <w:p>
             <w:pPr>
@@ -17293,7 +17180,7 @@
         </w:tc>
         <w:tc>
           <w:tcPr>
-            <w:tcW w:w="2132" w:type="dxa"/>
+            <w:tcW w:w="2128" w:type="dxa"/>
           </w:tcPr>
           <w:p>
             <w:pPr>
@@ -17311,25 +17198,25 @@
         </w:tc>
         <w:tc>
           <w:tcPr>
-            <w:tcW w:w="1705" w:type="dxa"/>
-          </w:tcPr>
-          <w:p>
-            <w:pPr>
-              <w:spacing w:before="40" w:after="40" w:line="240" w:lineRule="auto"/>
-            </w:pPr>
-            <w:r>
-              <w:rPr>
-                <w:rFonts w:ascii="Segoe UI" w:hAnsi="Segoe UI" w:cs="Segoe UI" w:eastAsia="Segoe UI"/>
-                <w:sz w:val="16"/>
-                <w:szCs w:val="16"/>
-              </w:rPr>
-              <w:t xml:space="preserve">-</w:t>
-            </w:r>
-          </w:p>
-        </w:tc>
-        <w:tc>
-          <w:tcPr>
-            <w:tcW w:w="2399" w:type="dxa"/>
+            <w:tcW w:w="1714" w:type="dxa"/>
+          </w:tcPr>
+          <w:p>
+            <w:pPr>
+              <w:spacing w:before="40" w:after="40" w:line="240" w:lineRule="auto"/>
+            </w:pPr>
+            <w:r>
+              <w:rPr>
+                <w:rFonts w:ascii="Segoe UI" w:hAnsi="Segoe UI" w:cs="Segoe UI" w:eastAsia="Segoe UI"/>
+                <w:sz w:val="16"/>
+                <w:szCs w:val="16"/>
+              </w:rPr>
+              <w:t xml:space="preserve">-</w:t>
+            </w:r>
+          </w:p>
+        </w:tc>
+        <w:tc>
+          <w:tcPr>
+            <w:tcW w:w="2400" w:type="dxa"/>
           </w:tcPr>
           <w:p>
             <w:pPr>
@@ -17352,7 +17239,7 @@
         </w:trPr>
         <w:tc>
           <w:tcPr>
-            <w:tcW w:w="1821" w:type="dxa"/>
+            <w:tcW w:w="1815" w:type="dxa"/>
           </w:tcPr>
           <w:p>
             <w:pPr>
@@ -17388,43 +17275,43 @@
         </w:tc>
         <w:tc>
           <w:tcPr>
-            <w:tcW w:w="2132" w:type="dxa"/>
-          </w:tcPr>
-          <w:p>
-            <w:pPr>
-              <w:spacing w:before="40" w:after="40" w:line="240" w:lineRule="auto"/>
-            </w:pPr>
-            <w:r>
-              <w:rPr>
-                <w:rFonts w:ascii="Segoe UI" w:hAnsi="Segoe UI" w:cs="Segoe UI" w:eastAsia="Segoe UI"/>
-                <w:sz w:val="16"/>
-                <w:szCs w:val="16"/>
-              </w:rPr>
-              <w:t xml:space="preserve">-</w:t>
-            </w:r>
-          </w:p>
-        </w:tc>
-        <w:tc>
-          <w:tcPr>
-            <w:tcW w:w="1705" w:type="dxa"/>
-          </w:tcPr>
-          <w:p>
-            <w:pPr>
-              <w:spacing w:before="40" w:after="40" w:line="240" w:lineRule="auto"/>
-            </w:pPr>
-            <w:r>
-              <w:rPr>
-                <w:rFonts w:ascii="Segoe UI" w:hAnsi="Segoe UI" w:cs="Segoe UI" w:eastAsia="Segoe UI"/>
-                <w:sz w:val="16"/>
-                <w:szCs w:val="16"/>
-              </w:rPr>
-              <w:t xml:space="preserve">-</w:t>
-            </w:r>
-          </w:p>
-        </w:tc>
-        <w:tc>
-          <w:tcPr>
-            <w:tcW w:w="2399" w:type="dxa"/>
+            <w:tcW w:w="2128" w:type="dxa"/>
+          </w:tcPr>
+          <w:p>
+            <w:pPr>
+              <w:spacing w:before="40" w:after="40" w:line="240" w:lineRule="auto"/>
+            </w:pPr>
+            <w:r>
+              <w:rPr>
+                <w:rFonts w:ascii="Segoe UI" w:hAnsi="Segoe UI" w:cs="Segoe UI" w:eastAsia="Segoe UI"/>
+                <w:sz w:val="16"/>
+                <w:szCs w:val="16"/>
+              </w:rPr>
+              <w:t xml:space="preserve">-</w:t>
+            </w:r>
+          </w:p>
+        </w:tc>
+        <w:tc>
+          <w:tcPr>
+            <w:tcW w:w="1714" w:type="dxa"/>
+          </w:tcPr>
+          <w:p>
+            <w:pPr>
+              <w:spacing w:before="40" w:after="40" w:line="240" w:lineRule="auto"/>
+            </w:pPr>
+            <w:r>
+              <w:rPr>
+                <w:rFonts w:ascii="Segoe UI" w:hAnsi="Segoe UI" w:cs="Segoe UI" w:eastAsia="Segoe UI"/>
+                <w:sz w:val="16"/>
+                <w:szCs w:val="16"/>
+              </w:rPr>
+              <w:t xml:space="preserve">-</w:t>
+            </w:r>
+          </w:p>
+        </w:tc>
+        <w:tc>
+          <w:tcPr>
+            <w:tcW w:w="2400" w:type="dxa"/>
           </w:tcPr>
           <w:p>
             <w:pPr>
@@ -17447,7 +17334,7 @@
         </w:trPr>
         <w:tc>
           <w:tcPr>
-            <w:tcW w:w="1821" w:type="dxa"/>
+            <w:tcW w:w="1815" w:type="dxa"/>
           </w:tcPr>
           <w:p>
             <w:pPr>
@@ -17483,43 +17370,43 @@
         </w:tc>
         <w:tc>
           <w:tcPr>
-            <w:tcW w:w="2132" w:type="dxa"/>
-          </w:tcPr>
-          <w:p>
-            <w:pPr>
-              <w:spacing w:before="40" w:after="40" w:line="240" w:lineRule="auto"/>
-            </w:pPr>
-            <w:r>
-              <w:rPr>
-                <w:rFonts w:ascii="Segoe UI" w:hAnsi="Segoe UI" w:cs="Segoe UI" w:eastAsia="Segoe UI"/>
-                <w:sz w:val="16"/>
-                <w:szCs w:val="16"/>
-              </w:rPr>
-              <w:t xml:space="preserve">-</w:t>
-            </w:r>
-          </w:p>
-        </w:tc>
-        <w:tc>
-          <w:tcPr>
-            <w:tcW w:w="1705" w:type="dxa"/>
-          </w:tcPr>
-          <w:p>
-            <w:pPr>
-              <w:spacing w:before="40" w:after="40" w:line="240" w:lineRule="auto"/>
-            </w:pPr>
-            <w:r>
-              <w:rPr>
-                <w:rFonts w:ascii="Segoe UI" w:hAnsi="Segoe UI" w:cs="Segoe UI" w:eastAsia="Segoe UI"/>
-                <w:sz w:val="16"/>
-                <w:szCs w:val="16"/>
-              </w:rPr>
-              <w:t xml:space="preserve">-</w:t>
-            </w:r>
-          </w:p>
-        </w:tc>
-        <w:tc>
-          <w:tcPr>
-            <w:tcW w:w="2399" w:type="dxa"/>
+            <w:tcW w:w="2128" w:type="dxa"/>
+          </w:tcPr>
+          <w:p>
+            <w:pPr>
+              <w:spacing w:before="40" w:after="40" w:line="240" w:lineRule="auto"/>
+            </w:pPr>
+            <w:r>
+              <w:rPr>
+                <w:rFonts w:ascii="Segoe UI" w:hAnsi="Segoe UI" w:cs="Segoe UI" w:eastAsia="Segoe UI"/>
+                <w:sz w:val="16"/>
+                <w:szCs w:val="16"/>
+              </w:rPr>
+              <w:t xml:space="preserve">-</w:t>
+            </w:r>
+          </w:p>
+        </w:tc>
+        <w:tc>
+          <w:tcPr>
+            <w:tcW w:w="1714" w:type="dxa"/>
+          </w:tcPr>
+          <w:p>
+            <w:pPr>
+              <w:spacing w:before="40" w:after="40" w:line="240" w:lineRule="auto"/>
+            </w:pPr>
+            <w:r>
+              <w:rPr>
+                <w:rFonts w:ascii="Segoe UI" w:hAnsi="Segoe UI" w:cs="Segoe UI" w:eastAsia="Segoe UI"/>
+                <w:sz w:val="16"/>
+                <w:szCs w:val="16"/>
+              </w:rPr>
+              <w:t xml:space="preserve">-</w:t>
+            </w:r>
+          </w:p>
+        </w:tc>
+        <w:tc>
+          <w:tcPr>
+            <w:tcW w:w="2400" w:type="dxa"/>
           </w:tcPr>
           <w:p>
             <w:pPr>
@@ -17542,7 +17429,7 @@
         </w:trPr>
         <w:tc>
           <w:tcPr>
-            <w:tcW w:w="1821" w:type="dxa"/>
+            <w:tcW w:w="1815" w:type="dxa"/>
           </w:tcPr>
           <w:p>
             <w:pPr>
@@ -17578,25 +17465,25 @@
         </w:tc>
         <w:tc>
           <w:tcPr>
-            <w:tcW w:w="2132" w:type="dxa"/>
-          </w:tcPr>
-          <w:p>
-            <w:pPr>
-              <w:spacing w:before="40" w:after="40" w:line="240" w:lineRule="auto"/>
-            </w:pPr>
-            <w:r>
-              <w:rPr>
-                <w:rFonts w:ascii="Segoe UI" w:hAnsi="Segoe UI" w:cs="Segoe UI" w:eastAsia="Segoe UI"/>
-                <w:sz w:val="16"/>
-                <w:szCs w:val="16"/>
-              </w:rPr>
-              <w:t xml:space="preserve">-</w:t>
-            </w:r>
-          </w:p>
-        </w:tc>
-        <w:tc>
-          <w:tcPr>
-            <w:tcW w:w="1705" w:type="dxa"/>
+            <w:tcW w:w="2128" w:type="dxa"/>
+          </w:tcPr>
+          <w:p>
+            <w:pPr>
+              <w:spacing w:before="40" w:after="40" w:line="240" w:lineRule="auto"/>
+            </w:pPr>
+            <w:r>
+              <w:rPr>
+                <w:rFonts w:ascii="Segoe UI" w:hAnsi="Segoe UI" w:cs="Segoe UI" w:eastAsia="Segoe UI"/>
+                <w:sz w:val="16"/>
+                <w:szCs w:val="16"/>
+              </w:rPr>
+              <w:t xml:space="preserve">-</w:t>
+            </w:r>
+          </w:p>
+        </w:tc>
+        <w:tc>
+          <w:tcPr>
+            <w:tcW w:w="1714" w:type="dxa"/>
           </w:tcPr>
           <w:p>
             <w:pPr>
@@ -17614,7 +17501,7 @@
         </w:tc>
         <w:tc>
           <w:tcPr>
-            <w:tcW w:w="2399" w:type="dxa"/>
+            <w:tcW w:w="2400" w:type="dxa"/>
           </w:tcPr>
           <w:p>
             <w:pPr>
@@ -17637,7 +17524,7 @@
         </w:trPr>
         <w:tc>
           <w:tcPr>
-            <w:tcW w:w="1821" w:type="dxa"/>
+            <w:tcW w:w="1815" w:type="dxa"/>
           </w:tcPr>
           <w:p>
             <w:pPr>
@@ -17673,7 +17560,7 @@
         </w:tc>
         <w:tc>
           <w:tcPr>
-            <w:tcW w:w="2132" w:type="dxa"/>
+            <w:tcW w:w="2128" w:type="dxa"/>
           </w:tcPr>
           <w:p>
             <w:pPr>
@@ -17691,25 +17578,25 @@
         </w:tc>
         <w:tc>
           <w:tcPr>
-            <w:tcW w:w="1705" w:type="dxa"/>
-          </w:tcPr>
-          <w:p>
-            <w:pPr>
-              <w:spacing w:before="40" w:after="40" w:line="240" w:lineRule="auto"/>
-            </w:pPr>
-            <w:r>
-              <w:rPr>
-                <w:rFonts w:ascii="Segoe UI" w:hAnsi="Segoe UI" w:cs="Segoe UI" w:eastAsia="Segoe UI"/>
-                <w:sz w:val="16"/>
-                <w:szCs w:val="16"/>
-              </w:rPr>
-              <w:t xml:space="preserve">-</w:t>
-            </w:r>
-          </w:p>
-        </w:tc>
-        <w:tc>
-          <w:tcPr>
-            <w:tcW w:w="2399" w:type="dxa"/>
+            <w:tcW w:w="1714" w:type="dxa"/>
+          </w:tcPr>
+          <w:p>
+            <w:pPr>
+              <w:spacing w:before="40" w:after="40" w:line="240" w:lineRule="auto"/>
+            </w:pPr>
+            <w:r>
+              <w:rPr>
+                <w:rFonts w:ascii="Segoe UI" w:hAnsi="Segoe UI" w:cs="Segoe UI" w:eastAsia="Segoe UI"/>
+                <w:sz w:val="16"/>
+                <w:szCs w:val="16"/>
+              </w:rPr>
+              <w:t xml:space="preserve">-</w:t>
+            </w:r>
+          </w:p>
+        </w:tc>
+        <w:tc>
+          <w:tcPr>
+            <w:tcW w:w="2400" w:type="dxa"/>
           </w:tcPr>
           <w:p>
             <w:pPr>
@@ -17732,7 +17619,7 @@
         </w:trPr>
         <w:tc>
           <w:tcPr>
-            <w:tcW w:w="1821" w:type="dxa"/>
+            <w:tcW w:w="1815" w:type="dxa"/>
           </w:tcPr>
           <w:p>
             <w:pPr>
@@ -17768,7 +17655,7 @@
         </w:tc>
         <w:tc>
           <w:tcPr>
-            <w:tcW w:w="2132" w:type="dxa"/>
+            <w:tcW w:w="2128" w:type="dxa"/>
           </w:tcPr>
           <w:p>
             <w:pPr>
@@ -17786,25 +17673,25 @@
         </w:tc>
         <w:tc>
           <w:tcPr>
-            <w:tcW w:w="1705" w:type="dxa"/>
-          </w:tcPr>
-          <w:p>
-            <w:pPr>
-              <w:spacing w:before="40" w:after="40" w:line="240" w:lineRule="auto"/>
-            </w:pPr>
-            <w:r>
-              <w:rPr>
-                <w:rFonts w:ascii="Segoe UI" w:hAnsi="Segoe UI" w:cs="Segoe UI" w:eastAsia="Segoe UI"/>
-                <w:sz w:val="16"/>
-                <w:szCs w:val="16"/>
-              </w:rPr>
-              <w:t xml:space="preserve">-</w:t>
-            </w:r>
-          </w:p>
-        </w:tc>
-        <w:tc>
-          <w:tcPr>
-            <w:tcW w:w="2399" w:type="dxa"/>
+            <w:tcW w:w="1714" w:type="dxa"/>
+          </w:tcPr>
+          <w:p>
+            <w:pPr>
+              <w:spacing w:before="40" w:after="40" w:line="240" w:lineRule="auto"/>
+            </w:pPr>
+            <w:r>
+              <w:rPr>
+                <w:rFonts w:ascii="Segoe UI" w:hAnsi="Segoe UI" w:cs="Segoe UI" w:eastAsia="Segoe UI"/>
+                <w:sz w:val="16"/>
+                <w:szCs w:val="16"/>
+              </w:rPr>
+              <w:t xml:space="preserve">-</w:t>
+            </w:r>
+          </w:p>
+        </w:tc>
+        <w:tc>
+          <w:tcPr>
+            <w:tcW w:w="2400" w:type="dxa"/>
           </w:tcPr>
           <w:p>
             <w:pPr>
@@ -17827,7 +17714,7 @@
         </w:trPr>
         <w:tc>
           <w:tcPr>
-            <w:tcW w:w="1821" w:type="dxa"/>
+            <w:tcW w:w="1815" w:type="dxa"/>
           </w:tcPr>
           <w:p>
             <w:pPr>
@@ -17863,7 +17750,7 @@
         </w:tc>
         <w:tc>
           <w:tcPr>
-            <w:tcW w:w="2132" w:type="dxa"/>
+            <w:tcW w:w="2128" w:type="dxa"/>
           </w:tcPr>
           <w:p>
             <w:pPr>
@@ -17881,7 +17768,7 @@
         </w:tc>
         <w:tc>
           <w:tcPr>
-            <w:tcW w:w="1705" w:type="dxa"/>
+            <w:tcW w:w="1714" w:type="dxa"/>
           </w:tcPr>
           <w:p>
             <w:pPr>
@@ -17899,7 +17786,7 @@
         </w:tc>
         <w:tc>
           <w:tcPr>
-            <w:tcW w:w="2399" w:type="dxa"/>
+            <w:tcW w:w="2400" w:type="dxa"/>
           </w:tcPr>
           <w:p>
             <w:pPr>
@@ -17922,7 +17809,7 @@
         </w:trPr>
         <w:tc>
           <w:tcPr>
-            <w:tcW w:w="1821" w:type="dxa"/>
+            <w:tcW w:w="1815" w:type="dxa"/>
           </w:tcPr>
           <w:p>
             <w:pPr>
@@ -17958,7 +17845,7 @@
         </w:tc>
         <w:tc>
           <w:tcPr>
-            <w:tcW w:w="2132" w:type="dxa"/>
+            <w:tcW w:w="2128" w:type="dxa"/>
           </w:tcPr>
           <w:p>
             <w:pPr>
@@ -17976,25 +17863,25 @@
         </w:tc>
         <w:tc>
           <w:tcPr>
-            <w:tcW w:w="1705" w:type="dxa"/>
-          </w:tcPr>
-          <w:p>
-            <w:pPr>
-              <w:spacing w:before="40" w:after="40" w:line="240" w:lineRule="auto"/>
-            </w:pPr>
-            <w:r>
-              <w:rPr>
-                <w:rFonts w:ascii="Segoe UI" w:hAnsi="Segoe UI" w:cs="Segoe UI" w:eastAsia="Segoe UI"/>
-                <w:sz w:val="16"/>
-                <w:szCs w:val="16"/>
-              </w:rPr>
-              <w:t xml:space="preserve">-</w:t>
-            </w:r>
-          </w:p>
-        </w:tc>
-        <w:tc>
-          <w:tcPr>
-            <w:tcW w:w="2399" w:type="dxa"/>
+            <w:tcW w:w="1714" w:type="dxa"/>
+          </w:tcPr>
+          <w:p>
+            <w:pPr>
+              <w:spacing w:before="40" w:after="40" w:line="240" w:lineRule="auto"/>
+            </w:pPr>
+            <w:r>
+              <w:rPr>
+                <w:rFonts w:ascii="Segoe UI" w:hAnsi="Segoe UI" w:cs="Segoe UI" w:eastAsia="Segoe UI"/>
+                <w:sz w:val="16"/>
+                <w:szCs w:val="16"/>
+              </w:rPr>
+              <w:t xml:space="preserve">-</w:t>
+            </w:r>
+          </w:p>
+        </w:tc>
+        <w:tc>
+          <w:tcPr>
+            <w:tcW w:w="2400" w:type="dxa"/>
           </w:tcPr>
           <w:p>
             <w:pPr>
@@ -18017,19 +17904,19 @@
         </w:trPr>
         <w:tc>
           <w:tcPr>
-            <w:tcW w:w="1821" w:type="dxa"/>
-          </w:tcPr>
-          <w:p>
-            <w:pPr>
-              <w:spacing w:before="40" w:after="40" w:line="240" w:lineRule="auto"/>
-            </w:pPr>
-            <w:r>
-              <w:rPr>
-                <w:rFonts w:ascii="Segoe UI" w:hAnsi="Segoe UI" w:cs="Segoe UI" w:eastAsia="Segoe UI"/>
-                <w:sz w:val="16"/>
-                <w:szCs w:val="16"/>
-              </w:rPr>
-              <w:t xml:space="preserve">Insurer statement reconciliation (generic)</w:t>
+            <w:tcW w:w="1815" w:type="dxa"/>
+          </w:tcPr>
+          <w:p>
+            <w:pPr>
+              <w:spacing w:before="40" w:after="40" w:line="240" w:lineRule="auto"/>
+            </w:pPr>
+            <w:r>
+              <w:rPr>
+                <w:rFonts w:ascii="Segoe UI" w:hAnsi="Segoe UI" w:cs="Segoe UI" w:eastAsia="Segoe UI"/>
+                <w:sz w:val="16"/>
+                <w:szCs w:val="16"/>
+              </w:rPr>
+              <w:t xml:space="preserve">Petty cash</w:t>
             </w:r>
           </w:p>
         </w:tc>
@@ -18053,43 +17940,43 @@
         </w:tc>
         <w:tc>
           <w:tcPr>
-            <w:tcW w:w="2132" w:type="dxa"/>
-          </w:tcPr>
-          <w:p>
-            <w:pPr>
-              <w:spacing w:before="40" w:after="40" w:line="240" w:lineRule="auto"/>
-            </w:pPr>
-            <w:r>
-              <w:rPr>
-                <w:rFonts w:ascii="Segoe UI" w:hAnsi="Segoe UI" w:cs="Segoe UI" w:eastAsia="Segoe UI"/>
-                <w:sz w:val="16"/>
-                <w:szCs w:val="16"/>
-              </w:rPr>
-              <w:t xml:space="preserve">Accounts &gt; Insurer Reconciliation &gt; Insurer Statements</w:t>
-            </w:r>
-          </w:p>
-        </w:tc>
-        <w:tc>
-          <w:tcPr>
-            <w:tcW w:w="1705" w:type="dxa"/>
-          </w:tcPr>
-          <w:p>
-            <w:pPr>
-              <w:spacing w:before="40" w:after="40" w:line="240" w:lineRule="auto"/>
-            </w:pPr>
-            <w:r>
-              <w:rPr>
-                <w:rFonts w:ascii="Segoe UI" w:hAnsi="Segoe UI" w:cs="Segoe UI" w:eastAsia="Segoe UI"/>
-                <w:sz w:val="16"/>
-                <w:szCs w:val="16"/>
-              </w:rPr>
-              <w:t xml:space="preserve">-</w:t>
-            </w:r>
-          </w:p>
-        </w:tc>
-        <w:tc>
-          <w:tcPr>
-            <w:tcW w:w="2399" w:type="dxa"/>
+            <w:tcW w:w="2128" w:type="dxa"/>
+          </w:tcPr>
+          <w:p>
+            <w:pPr>
+              <w:spacing w:before="40" w:after="40" w:line="240" w:lineRule="auto"/>
+            </w:pPr>
+            <w:r>
+              <w:rPr>
+                <w:rFonts w:ascii="Segoe UI" w:hAnsi="Segoe UI" w:cs="Segoe UI" w:eastAsia="Segoe UI"/>
+                <w:sz w:val="16"/>
+                <w:szCs w:val="16"/>
+              </w:rPr>
+              <w:t xml:space="preserve">Accounts &gt; Petty Cash &gt; Initiate; Accounts &gt; Petty Cash &gt; Request; Accounts &gt; Petty Cash &gt; Disbursement; Accounts &gt; Petty Cash &gt; Receipts; Accounts &gt; Petty Cash &gt; Replenish</w:t>
+            </w:r>
+          </w:p>
+        </w:tc>
+        <w:tc>
+          <w:tcPr>
+            <w:tcW w:w="1714" w:type="dxa"/>
+          </w:tcPr>
+          <w:p>
+            <w:pPr>
+              <w:spacing w:before="40" w:after="40" w:line="240" w:lineRule="auto"/>
+            </w:pPr>
+            <w:r>
+              <w:rPr>
+                <w:rFonts w:ascii="Segoe UI" w:hAnsi="Segoe UI" w:cs="Segoe UI" w:eastAsia="Segoe UI"/>
+                <w:sz w:val="16"/>
+                <w:szCs w:val="16"/>
+              </w:rPr>
+              <w:t xml:space="preserve">-</w:t>
+            </w:r>
+          </w:p>
+        </w:tc>
+        <w:tc>
+          <w:tcPr>
+            <w:tcW w:w="2400" w:type="dxa"/>
           </w:tcPr>
           <w:p>
             <w:pPr>
@@ -18112,19 +17999,19 @@
         </w:trPr>
         <w:tc>
           <w:tcPr>
-            <w:tcW w:w="1821" w:type="dxa"/>
-          </w:tcPr>
-          <w:p>
-            <w:pPr>
-              <w:spacing w:before="40" w:after="40" w:line="240" w:lineRule="auto"/>
-            </w:pPr>
-            <w:r>
-              <w:rPr>
-                <w:rFonts w:ascii="Segoe UI" w:hAnsi="Segoe UI" w:cs="Segoe UI" w:eastAsia="Segoe UI"/>
-                <w:sz w:val="16"/>
-                <w:szCs w:val="16"/>
-              </w:rPr>
-              <w:t xml:space="preserve">Petty cash</w:t>
+            <w:tcW w:w="1815" w:type="dxa"/>
+          </w:tcPr>
+          <w:p>
+            <w:pPr>
+              <w:spacing w:before="40" w:after="40" w:line="240" w:lineRule="auto"/>
+            </w:pPr>
+            <w:r>
+              <w:rPr>
+                <w:rFonts w:ascii="Segoe UI" w:hAnsi="Segoe UI" w:cs="Segoe UI" w:eastAsia="Segoe UI"/>
+                <w:sz w:val="16"/>
+                <w:szCs w:val="16"/>
+              </w:rPr>
+              <w:t xml:space="preserve">BIR relief and summary reports</w:t>
             </w:r>
           </w:p>
         </w:tc>
@@ -18148,43 +18035,43 @@
         </w:tc>
         <w:tc>
           <w:tcPr>
-            <w:tcW w:w="2132" w:type="dxa"/>
-          </w:tcPr>
-          <w:p>
-            <w:pPr>
-              <w:spacing w:before="40" w:after="40" w:line="240" w:lineRule="auto"/>
-            </w:pPr>
-            <w:r>
-              <w:rPr>
-                <w:rFonts w:ascii="Segoe UI" w:hAnsi="Segoe UI" w:cs="Segoe UI" w:eastAsia="Segoe UI"/>
-                <w:sz w:val="16"/>
-                <w:szCs w:val="16"/>
-              </w:rPr>
-              <w:t xml:space="preserve">Accounts &gt; Petty Cash &gt; Initiate; Accounts &gt; Petty Cash &gt; Request; Accounts &gt; Petty Cash &gt; Disbursement; Accounts &gt; Petty Cash &gt; Receipts; Accounts &gt; Petty Cash &gt; Replenish</w:t>
-            </w:r>
-          </w:p>
-        </w:tc>
-        <w:tc>
-          <w:tcPr>
-            <w:tcW w:w="1705" w:type="dxa"/>
-          </w:tcPr>
-          <w:p>
-            <w:pPr>
-              <w:spacing w:before="40" w:after="40" w:line="240" w:lineRule="auto"/>
-            </w:pPr>
-            <w:r>
-              <w:rPr>
-                <w:rFonts w:ascii="Segoe UI" w:hAnsi="Segoe UI" w:cs="Segoe UI" w:eastAsia="Segoe UI"/>
-                <w:sz w:val="16"/>
-                <w:szCs w:val="16"/>
-              </w:rPr>
-              <w:t xml:space="preserve">-</w:t>
-            </w:r>
-          </w:p>
-        </w:tc>
-        <w:tc>
-          <w:tcPr>
-            <w:tcW w:w="2399" w:type="dxa"/>
+            <w:tcW w:w="2128" w:type="dxa"/>
+          </w:tcPr>
+          <w:p>
+            <w:pPr>
+              <w:spacing w:before="40" w:after="40" w:line="240" w:lineRule="auto"/>
+            </w:pPr>
+            <w:r>
+              <w:rPr>
+                <w:rFonts w:ascii="Segoe UI" w:hAnsi="Segoe UI" w:cs="Segoe UI" w:eastAsia="Segoe UI"/>
+                <w:sz w:val="16"/>
+                <w:szCs w:val="16"/>
+              </w:rPr>
+              <w:t xml:space="preserve">Accounts &gt; Tax &gt; VAT Summary; Accounts &gt; Tax &gt; SAWT; Accounts &gt; Tax &gt; QAP; Accounts &gt; Tax &gt; SLSP Sales; Accounts &gt; Tax &gt; SLSP Purchases</w:t>
+            </w:r>
+          </w:p>
+        </w:tc>
+        <w:tc>
+          <w:tcPr>
+            <w:tcW w:w="1714" w:type="dxa"/>
+          </w:tcPr>
+          <w:p>
+            <w:pPr>
+              <w:spacing w:before="40" w:after="40" w:line="240" w:lineRule="auto"/>
+            </w:pPr>
+            <w:r>
+              <w:rPr>
+                <w:rFonts w:ascii="Segoe UI" w:hAnsi="Segoe UI" w:cs="Segoe UI" w:eastAsia="Segoe UI"/>
+                <w:sz w:val="16"/>
+                <w:szCs w:val="16"/>
+              </w:rPr>
+              <w:t xml:space="preserve">-</w:t>
+            </w:r>
+          </w:p>
+        </w:tc>
+        <w:tc>
+          <w:tcPr>
+            <w:tcW w:w="2400" w:type="dxa"/>
           </w:tcPr>
           <w:p>
             <w:pPr>
@@ -18207,19 +18094,19 @@
         </w:trPr>
         <w:tc>
           <w:tcPr>
-            <w:tcW w:w="1821" w:type="dxa"/>
-          </w:tcPr>
-          <w:p>
-            <w:pPr>
-              <w:spacing w:before="40" w:after="40" w:line="240" w:lineRule="auto"/>
-            </w:pPr>
-            <w:r>
-              <w:rPr>
-                <w:rFonts w:ascii="Segoe UI" w:hAnsi="Segoe UI" w:cs="Segoe UI" w:eastAsia="Segoe UI"/>
-                <w:sz w:val="16"/>
-                <w:szCs w:val="16"/>
-              </w:rPr>
-              <w:t xml:space="preserve">BIR relief and summary reports</w:t>
+            <w:tcW w:w="1815" w:type="dxa"/>
+          </w:tcPr>
+          <w:p>
+            <w:pPr>
+              <w:spacing w:before="40" w:after="40" w:line="240" w:lineRule="auto"/>
+            </w:pPr>
+            <w:r>
+              <w:rPr>
+                <w:rFonts w:ascii="Segoe UI" w:hAnsi="Segoe UI" w:cs="Segoe UI" w:eastAsia="Segoe UI"/>
+                <w:sz w:val="16"/>
+                <w:szCs w:val="16"/>
+              </w:rPr>
+              <w:t xml:space="preserve">BIR withholding returns, alphalist and DAT files</w:t>
             </w:r>
           </w:p>
         </w:tc>
@@ -18243,43 +18130,43 @@
         </w:tc>
         <w:tc>
           <w:tcPr>
-            <w:tcW w:w="2132" w:type="dxa"/>
-          </w:tcPr>
-          <w:p>
-            <w:pPr>
-              <w:spacing w:before="40" w:after="40" w:line="240" w:lineRule="auto"/>
-            </w:pPr>
-            <w:r>
-              <w:rPr>
-                <w:rFonts w:ascii="Segoe UI" w:hAnsi="Segoe UI" w:cs="Segoe UI" w:eastAsia="Segoe UI"/>
-                <w:sz w:val="16"/>
-                <w:szCs w:val="16"/>
-              </w:rPr>
-              <w:t xml:space="preserve">Accounts &gt; Tax &gt; VAT Summary; Accounts &gt; Tax &gt; SAWT; Accounts &gt; Tax &gt; QAP; Accounts &gt; Tax &gt; SLSP Sales; Accounts &gt; Tax &gt; SLSP Purchases</w:t>
-            </w:r>
-          </w:p>
-        </w:tc>
-        <w:tc>
-          <w:tcPr>
-            <w:tcW w:w="1705" w:type="dxa"/>
-          </w:tcPr>
-          <w:p>
-            <w:pPr>
-              <w:spacing w:before="40" w:after="40" w:line="240" w:lineRule="auto"/>
-            </w:pPr>
-            <w:r>
-              <w:rPr>
-                <w:rFonts w:ascii="Segoe UI" w:hAnsi="Segoe UI" w:cs="Segoe UI" w:eastAsia="Segoe UI"/>
-                <w:sz w:val="16"/>
-                <w:szCs w:val="16"/>
-              </w:rPr>
-              <w:t xml:space="preserve">-</w:t>
-            </w:r>
-          </w:p>
-        </w:tc>
-        <w:tc>
-          <w:tcPr>
-            <w:tcW w:w="2399" w:type="dxa"/>
+            <w:tcW w:w="2128" w:type="dxa"/>
+          </w:tcPr>
+          <w:p>
+            <w:pPr>
+              <w:spacing w:before="40" w:after="40" w:line="240" w:lineRule="auto"/>
+            </w:pPr>
+            <w:r>
+              <w:rPr>
+                <w:rFonts w:ascii="Segoe UI" w:hAnsi="Segoe UI" w:cs="Segoe UI" w:eastAsia="Segoe UI"/>
+                <w:sz w:val="16"/>
+                <w:szCs w:val="16"/>
+              </w:rPr>
+              <w:t xml:space="preserve">Accounts &gt; Tax &gt; Withholding Returns; Accounts &gt; Tax &gt; Annual Alphalist 1604-E; Accounts &gt; Tax &gt; BIR DAT Files</w:t>
+            </w:r>
+          </w:p>
+        </w:tc>
+        <w:tc>
+          <w:tcPr>
+            <w:tcW w:w="1714" w:type="dxa"/>
+          </w:tcPr>
+          <w:p>
+            <w:pPr>
+              <w:spacing w:before="40" w:after="40" w:line="240" w:lineRule="auto"/>
+            </w:pPr>
+            <w:r>
+              <w:rPr>
+                <w:rFonts w:ascii="Segoe UI" w:hAnsi="Segoe UI" w:cs="Segoe UI" w:eastAsia="Segoe UI"/>
+                <w:sz w:val="16"/>
+                <w:szCs w:val="16"/>
+              </w:rPr>
+              <w:t xml:space="preserve">-</w:t>
+            </w:r>
+          </w:p>
+        </w:tc>
+        <w:tc>
+          <w:tcPr>
+            <w:tcW w:w="2400" w:type="dxa"/>
           </w:tcPr>
           <w:p>
             <w:pPr>
@@ -18302,19 +18189,19 @@
         </w:trPr>
         <w:tc>
           <w:tcPr>
-            <w:tcW w:w="1821" w:type="dxa"/>
-          </w:tcPr>
-          <w:p>
-            <w:pPr>
-              <w:spacing w:before="40" w:after="40" w:line="240" w:lineRule="auto"/>
-            </w:pPr>
-            <w:r>
-              <w:rPr>
-                <w:rFonts w:ascii="Segoe UI" w:hAnsi="Segoe UI" w:cs="Segoe UI" w:eastAsia="Segoe UI"/>
-                <w:sz w:val="16"/>
-                <w:szCs w:val="16"/>
-              </w:rPr>
-              <w:t xml:space="preserve">BIR withholding returns, alphalist and DAT files</w:t>
+            <w:tcW w:w="1815" w:type="dxa"/>
+          </w:tcPr>
+          <w:p>
+            <w:pPr>
+              <w:spacing w:before="40" w:after="40" w:line="240" w:lineRule="auto"/>
+            </w:pPr>
+            <w:r>
+              <w:rPr>
+                <w:rFonts w:ascii="Segoe UI" w:hAnsi="Segoe UI" w:cs="Segoe UI" w:eastAsia="Segoe UI"/>
+                <w:sz w:val="16"/>
+                <w:szCs w:val="16"/>
+              </w:rPr>
+              <w:t xml:space="preserve">Percentage tax 2551Q</w:t>
             </w:r>
           </w:p>
         </w:tc>
@@ -18338,43 +18225,43 @@
         </w:tc>
         <w:tc>
           <w:tcPr>
-            <w:tcW w:w="2132" w:type="dxa"/>
-          </w:tcPr>
-          <w:p>
-            <w:pPr>
-              <w:spacing w:before="40" w:after="40" w:line="240" w:lineRule="auto"/>
-            </w:pPr>
-            <w:r>
-              <w:rPr>
-                <w:rFonts w:ascii="Segoe UI" w:hAnsi="Segoe UI" w:cs="Segoe UI" w:eastAsia="Segoe UI"/>
-                <w:sz w:val="16"/>
-                <w:szCs w:val="16"/>
-              </w:rPr>
-              <w:t xml:space="preserve">Accounts &gt; Tax &gt; Withholding Returns; Accounts &gt; Tax &gt; Annual Alphalist 1604-E; Accounts &gt; Tax &gt; BIR DAT Files</w:t>
-            </w:r>
-          </w:p>
-        </w:tc>
-        <w:tc>
-          <w:tcPr>
-            <w:tcW w:w="1705" w:type="dxa"/>
-          </w:tcPr>
-          <w:p>
-            <w:pPr>
-              <w:spacing w:before="40" w:after="40" w:line="240" w:lineRule="auto"/>
-            </w:pPr>
-            <w:r>
-              <w:rPr>
-                <w:rFonts w:ascii="Segoe UI" w:hAnsi="Segoe UI" w:cs="Segoe UI" w:eastAsia="Segoe UI"/>
-                <w:sz w:val="16"/>
-                <w:szCs w:val="16"/>
-              </w:rPr>
-              <w:t xml:space="preserve">-</w:t>
-            </w:r>
-          </w:p>
-        </w:tc>
-        <w:tc>
-          <w:tcPr>
-            <w:tcW w:w="2399" w:type="dxa"/>
+            <w:tcW w:w="2128" w:type="dxa"/>
+          </w:tcPr>
+          <w:p>
+            <w:pPr>
+              <w:spacing w:before="40" w:after="40" w:line="240" w:lineRule="auto"/>
+            </w:pPr>
+            <w:r>
+              <w:rPr>
+                <w:rFonts w:ascii="Segoe UI" w:hAnsi="Segoe UI" w:cs="Segoe UI" w:eastAsia="Segoe UI"/>
+                <w:sz w:val="16"/>
+                <w:szCs w:val="16"/>
+              </w:rPr>
+              <w:t xml:space="preserve">Accounts &gt; Tax &gt; Percentage Tax 2551Q</w:t>
+            </w:r>
+          </w:p>
+        </w:tc>
+        <w:tc>
+          <w:tcPr>
+            <w:tcW w:w="1714" w:type="dxa"/>
+          </w:tcPr>
+          <w:p>
+            <w:pPr>
+              <w:spacing w:before="40" w:after="40" w:line="240" w:lineRule="auto"/>
+            </w:pPr>
+            <w:r>
+              <w:rPr>
+                <w:rFonts w:ascii="Segoe UI" w:hAnsi="Segoe UI" w:cs="Segoe UI" w:eastAsia="Segoe UI"/>
+                <w:sz w:val="16"/>
+                <w:szCs w:val="16"/>
+              </w:rPr>
+              <w:t xml:space="preserve">Withholding Returns: 2551Q in the returns calendar</w:t>
+            </w:r>
+          </w:p>
+        </w:tc>
+        <w:tc>
+          <w:tcPr>
+            <w:tcW w:w="2400" w:type="dxa"/>
           </w:tcPr>
           <w:p>
             <w:pPr>
@@ -18397,19 +18284,19 @@
         </w:trPr>
         <w:tc>
           <w:tcPr>
-            <w:tcW w:w="1821" w:type="dxa"/>
-          </w:tcPr>
-          <w:p>
-            <w:pPr>
-              <w:spacing w:before="40" w:after="40" w:line="240" w:lineRule="auto"/>
-            </w:pPr>
-            <w:r>
-              <w:rPr>
-                <w:rFonts w:ascii="Segoe UI" w:hAnsi="Segoe UI" w:cs="Segoe UI" w:eastAsia="Segoe UI"/>
-                <w:sz w:val="16"/>
-                <w:szCs w:val="16"/>
-              </w:rPr>
-              <w:t xml:space="preserve">Percentage tax 2551Q</w:t>
+            <w:tcW w:w="1815" w:type="dxa"/>
+          </w:tcPr>
+          <w:p>
+            <w:pPr>
+              <w:spacing w:before="40" w:after="40" w:line="240" w:lineRule="auto"/>
+            </w:pPr>
+            <w:r>
+              <w:rPr>
+                <w:rFonts w:ascii="Segoe UI" w:hAnsi="Segoe UI" w:cs="Segoe UI" w:eastAsia="Segoe UI"/>
+                <w:sz w:val="16"/>
+                <w:szCs w:val="16"/>
+              </w:rPr>
+              <w:t xml:space="preserve">BIR electronic invoicing (EIS)</w:t>
             </w:r>
           </w:p>
         </w:tc>
@@ -18433,55 +18320,55 @@
         </w:tc>
         <w:tc>
           <w:tcPr>
-            <w:tcW w:w="2132" w:type="dxa"/>
-          </w:tcPr>
-          <w:p>
-            <w:pPr>
-              <w:spacing w:before="40" w:after="40" w:line="240" w:lineRule="auto"/>
-            </w:pPr>
-            <w:r>
-              <w:rPr>
-                <w:rFonts w:ascii="Segoe UI" w:hAnsi="Segoe UI" w:cs="Segoe UI" w:eastAsia="Segoe UI"/>
-                <w:sz w:val="16"/>
-                <w:szCs w:val="16"/>
-              </w:rPr>
-              <w:t xml:space="preserve">Accounts &gt; Tax &gt; Percentage Tax 2551Q</w:t>
-            </w:r>
-          </w:p>
-        </w:tc>
-        <w:tc>
-          <w:tcPr>
-            <w:tcW w:w="1705" w:type="dxa"/>
-          </w:tcPr>
-          <w:p>
-            <w:pPr>
-              <w:spacing w:before="40" w:after="40" w:line="240" w:lineRule="auto"/>
-            </w:pPr>
-            <w:r>
-              <w:rPr>
-                <w:rFonts w:ascii="Segoe UI" w:hAnsi="Segoe UI" w:cs="Segoe UI" w:eastAsia="Segoe UI"/>
-                <w:sz w:val="16"/>
-                <w:szCs w:val="16"/>
-              </w:rPr>
-              <w:t xml:space="preserve">Withholding Returns: 2551Q in the returns calendar</w:t>
-            </w:r>
-          </w:p>
-        </w:tc>
-        <w:tc>
-          <w:tcPr>
-            <w:tcW w:w="2399" w:type="dxa"/>
-          </w:tcPr>
-          <w:p>
-            <w:pPr>
-              <w:spacing w:before="40" w:after="40" w:line="240" w:lineRule="auto"/>
-            </w:pPr>
-            <w:r>
-              <w:rPr>
-                <w:rFonts w:ascii="Segoe UI" w:hAnsi="Segoe UI" w:cs="Segoe UI" w:eastAsia="Segoe UI"/>
-                <w:sz w:val="16"/>
-                <w:szCs w:val="16"/>
-              </w:rPr>
-              <w:t xml:space="preserve">-</w:t>
+            <w:tcW w:w="2128" w:type="dxa"/>
+          </w:tcPr>
+          <w:p>
+            <w:pPr>
+              <w:spacing w:before="40" w:after="40" w:line="240" w:lineRule="auto"/>
+            </w:pPr>
+            <w:r>
+              <w:rPr>
+                <w:rFonts w:ascii="Segoe UI" w:hAnsi="Segoe UI" w:cs="Segoe UI" w:eastAsia="Segoe UI"/>
+                <w:sz w:val="16"/>
+                <w:szCs w:val="16"/>
+              </w:rPr>
+              <w:t xml:space="preserve">Accounts &gt; Tax &gt; E-Invoicing (EIS)</w:t>
+            </w:r>
+          </w:p>
+        </w:tc>
+        <w:tc>
+          <w:tcPr>
+            <w:tcW w:w="1714" w:type="dxa"/>
+          </w:tcPr>
+          <w:p>
+            <w:pPr>
+              <w:spacing w:before="40" w:after="40" w:line="240" w:lineRule="auto"/>
+            </w:pPr>
+            <w:r>
+              <w:rPr>
+                <w:rFonts w:ascii="Segoe UI" w:hAnsi="Segoe UI" w:cs="Segoe UI" w:eastAsia="Segoe UI"/>
+                <w:sz w:val="16"/>
+                <w:szCs w:val="16"/>
+              </w:rPr>
+              <w:t xml:space="preserve">Sales Invoices: EIS submission status</w:t>
+            </w:r>
+          </w:p>
+        </w:tc>
+        <w:tc>
+          <w:tcPr>
+            <w:tcW w:w="2400" w:type="dxa"/>
+          </w:tcPr>
+          <w:p>
+            <w:pPr>
+              <w:spacing w:before="40" w:after="40" w:line="240" w:lineRule="auto"/>
+            </w:pPr>
+            <w:r>
+              <w:rPr>
+                <w:rFonts w:ascii="Segoe UI" w:hAnsi="Segoe UI" w:cs="Segoe UI" w:eastAsia="Segoe UI"/>
+                <w:sz w:val="16"/>
+                <w:szCs w:val="16"/>
+              </w:rPr>
+              <w:t xml:space="preserve">job eis-outbox; setting eis.enabled; setting eis.submit_on_issue; setting eis.mode</w:t>
             </w:r>
           </w:p>
         </w:tc>
@@ -18492,19 +18379,19 @@
         </w:trPr>
         <w:tc>
           <w:tcPr>
-            <w:tcW w:w="1821" w:type="dxa"/>
-          </w:tcPr>
-          <w:p>
-            <w:pPr>
-              <w:spacing w:before="40" w:after="40" w:line="240" w:lineRule="auto"/>
-            </w:pPr>
-            <w:r>
-              <w:rPr>
-                <w:rFonts w:ascii="Segoe UI" w:hAnsi="Segoe UI" w:cs="Segoe UI" w:eastAsia="Segoe UI"/>
-                <w:sz w:val="16"/>
-                <w:szCs w:val="16"/>
-              </w:rPr>
-              <w:t xml:space="preserve">BIR electronic invoicing (EIS)</w:t>
+            <w:tcW w:w="1815" w:type="dxa"/>
+          </w:tcPr>
+          <w:p>
+            <w:pPr>
+              <w:spacing w:before="40" w:after="40" w:line="240" w:lineRule="auto"/>
+            </w:pPr>
+            <w:r>
+              <w:rPr>
+                <w:rFonts w:ascii="Segoe UI" w:hAnsi="Segoe UI" w:cs="Segoe UI" w:eastAsia="Segoe UI"/>
+                <w:sz w:val="16"/>
+                <w:szCs w:val="16"/>
+              </w:rPr>
+              <w:t xml:space="preserve">Recurring and accrual journals</w:t>
             </w:r>
           </w:p>
         </w:tc>
@@ -18522,61 +18409,61 @@
                 <w:sz w:val="16"/>
                 <w:szCs w:val="16"/>
               </w:rPr>
-              <w:t xml:space="preserve">Future release</w:t>
-            </w:r>
-          </w:p>
-        </w:tc>
-        <w:tc>
-          <w:tcPr>
-            <w:tcW w:w="2132" w:type="dxa"/>
-          </w:tcPr>
-          <w:p>
-            <w:pPr>
-              <w:spacing w:before="40" w:after="40" w:line="240" w:lineRule="auto"/>
-            </w:pPr>
-            <w:r>
-              <w:rPr>
-                <w:rFonts w:ascii="Segoe UI" w:hAnsi="Segoe UI" w:cs="Segoe UI" w:eastAsia="Segoe UI"/>
-                <w:sz w:val="16"/>
-                <w:szCs w:val="16"/>
-              </w:rPr>
-              <w:t xml:space="preserve">Accounts &gt; Tax &gt; E-Invoicing (EIS)</w:t>
-            </w:r>
-          </w:p>
-        </w:tc>
-        <w:tc>
-          <w:tcPr>
-            <w:tcW w:w="1705" w:type="dxa"/>
-          </w:tcPr>
-          <w:p>
-            <w:pPr>
-              <w:spacing w:before="40" w:after="40" w:line="240" w:lineRule="auto"/>
-            </w:pPr>
-            <w:r>
-              <w:rPr>
-                <w:rFonts w:ascii="Segoe UI" w:hAnsi="Segoe UI" w:cs="Segoe UI" w:eastAsia="Segoe UI"/>
-                <w:sz w:val="16"/>
-                <w:szCs w:val="16"/>
-              </w:rPr>
-              <w:t xml:space="preserve">Sales Invoices: EIS submission status</w:t>
-            </w:r>
-          </w:p>
-        </w:tc>
-        <w:tc>
-          <w:tcPr>
-            <w:tcW w:w="2399" w:type="dxa"/>
-          </w:tcPr>
-          <w:p>
-            <w:pPr>
-              <w:spacing w:before="40" w:after="40" w:line="240" w:lineRule="auto"/>
-            </w:pPr>
-            <w:r>
-              <w:rPr>
-                <w:rFonts w:ascii="Segoe UI" w:hAnsi="Segoe UI" w:cs="Segoe UI" w:eastAsia="Segoe UI"/>
-                <w:sz w:val="16"/>
-                <w:szCs w:val="16"/>
-              </w:rPr>
-              <w:t xml:space="preserve">job eis-outbox; setting eis.enabled; setting eis.submit_on_issue; setting eis.mode</w:t>
+              <w:t xml:space="preserve">Phase 2</w:t>
+            </w:r>
+          </w:p>
+        </w:tc>
+        <w:tc>
+          <w:tcPr>
+            <w:tcW w:w="2128" w:type="dxa"/>
+          </w:tcPr>
+          <w:p>
+            <w:pPr>
+              <w:spacing w:before="40" w:after="40" w:line="240" w:lineRule="auto"/>
+            </w:pPr>
+            <w:r>
+              <w:rPr>
+                <w:rFonts w:ascii="Segoe UI" w:hAnsi="Segoe UI" w:cs="Segoe UI" w:eastAsia="Segoe UI"/>
+                <w:sz w:val="16"/>
+                <w:szCs w:val="16"/>
+              </w:rPr>
+              <w:t xml:space="preserve">Accounts &gt; Period End &gt; Recurring Journals</w:t>
+            </w:r>
+          </w:p>
+        </w:tc>
+        <w:tc>
+          <w:tcPr>
+            <w:tcW w:w="1714" w:type="dxa"/>
+          </w:tcPr>
+          <w:p>
+            <w:pPr>
+              <w:spacing w:before="40" w:after="40" w:line="240" w:lineRule="auto"/>
+            </w:pPr>
+            <w:r>
+              <w:rPr>
+                <w:rFonts w:ascii="Segoe UI" w:hAnsi="Segoe UI" w:cs="Segoe UI" w:eastAsia="Segoe UI"/>
+                <w:sz w:val="16"/>
+                <w:szCs w:val="16"/>
+              </w:rPr>
+              <w:t xml:space="preserve">-</w:t>
+            </w:r>
+          </w:p>
+        </w:tc>
+        <w:tc>
+          <w:tcPr>
+            <w:tcW w:w="2400" w:type="dxa"/>
+          </w:tcPr>
+          <w:p>
+            <w:pPr>
+              <w:spacing w:before="40" w:after="40" w:line="240" w:lineRule="auto"/>
+            </w:pPr>
+            <w:r>
+              <w:rPr>
+                <w:rFonts w:ascii="Segoe UI" w:hAnsi="Segoe UI" w:cs="Segoe UI" w:eastAsia="Segoe UI"/>
+                <w:sz w:val="16"/>
+                <w:szCs w:val="16"/>
+              </w:rPr>
+              <w:t xml:space="preserve">job recurring-journals; job accrual-reversal</w:t>
             </w:r>
           </w:p>
         </w:tc>
@@ -18587,19 +18474,19 @@
         </w:trPr>
         <w:tc>
           <w:tcPr>
-            <w:tcW w:w="1821" w:type="dxa"/>
-          </w:tcPr>
-          <w:p>
-            <w:pPr>
-              <w:spacing w:before="40" w:after="40" w:line="240" w:lineRule="auto"/>
-            </w:pPr>
-            <w:r>
-              <w:rPr>
-                <w:rFonts w:ascii="Segoe UI" w:hAnsi="Segoe UI" w:cs="Segoe UI" w:eastAsia="Segoe UI"/>
-                <w:sz w:val="16"/>
-                <w:szCs w:val="16"/>
-              </w:rPr>
-              <w:t xml:space="preserve">Recurring and accrual journals</w:t>
+            <w:tcW w:w="1815" w:type="dxa"/>
+          </w:tcPr>
+          <w:p>
+            <w:pPr>
+              <w:spacing w:before="40" w:after="40" w:line="240" w:lineRule="auto"/>
+            </w:pPr>
+            <w:r>
+              <w:rPr>
+                <w:rFonts w:ascii="Segoe UI" w:hAnsi="Segoe UI" w:cs="Segoe UI" w:eastAsia="Segoe UI"/>
+                <w:sz w:val="16"/>
+                <w:szCs w:val="16"/>
+              </w:rPr>
+              <w:t xml:space="preserve">Insurer overriding commission</w:t>
             </w:r>
           </w:p>
         </w:tc>
@@ -18617,61 +18504,61 @@
                 <w:sz w:val="16"/>
                 <w:szCs w:val="16"/>
               </w:rPr>
-              <w:t xml:space="preserve">Phase 2</w:t>
-            </w:r>
-          </w:p>
-        </w:tc>
-        <w:tc>
-          <w:tcPr>
-            <w:tcW w:w="2132" w:type="dxa"/>
-          </w:tcPr>
-          <w:p>
-            <w:pPr>
-              <w:spacing w:before="40" w:after="40" w:line="240" w:lineRule="auto"/>
-            </w:pPr>
-            <w:r>
-              <w:rPr>
-                <w:rFonts w:ascii="Segoe UI" w:hAnsi="Segoe UI" w:cs="Segoe UI" w:eastAsia="Segoe UI"/>
-                <w:sz w:val="16"/>
-                <w:szCs w:val="16"/>
-              </w:rPr>
-              <w:t xml:space="preserve">Accounts &gt; Period End &gt; Recurring Journals</w:t>
-            </w:r>
-          </w:p>
-        </w:tc>
-        <w:tc>
-          <w:tcPr>
-            <w:tcW w:w="1705" w:type="dxa"/>
-          </w:tcPr>
-          <w:p>
-            <w:pPr>
-              <w:spacing w:before="40" w:after="40" w:line="240" w:lineRule="auto"/>
-            </w:pPr>
-            <w:r>
-              <w:rPr>
-                <w:rFonts w:ascii="Segoe UI" w:hAnsi="Segoe UI" w:cs="Segoe UI" w:eastAsia="Segoe UI"/>
-                <w:sz w:val="16"/>
-                <w:szCs w:val="16"/>
-              </w:rPr>
-              <w:t xml:space="preserve">-</w:t>
-            </w:r>
-          </w:p>
-        </w:tc>
-        <w:tc>
-          <w:tcPr>
-            <w:tcW w:w="2399" w:type="dxa"/>
-          </w:tcPr>
-          <w:p>
-            <w:pPr>
-              <w:spacing w:before="40" w:after="40" w:line="240" w:lineRule="auto"/>
-            </w:pPr>
-            <w:r>
-              <w:rPr>
-                <w:rFonts w:ascii="Segoe UI" w:hAnsi="Segoe UI" w:cs="Segoe UI" w:eastAsia="Segoe UI"/>
-                <w:sz w:val="16"/>
-                <w:szCs w:val="16"/>
-              </w:rPr>
-              <w:t xml:space="preserve">job recurring-journals; job accrual-reversal</w:t>
+              <w:t xml:space="preserve">Future release</w:t>
+            </w:r>
+          </w:p>
+        </w:tc>
+        <w:tc>
+          <w:tcPr>
+            <w:tcW w:w="2128" w:type="dxa"/>
+          </w:tcPr>
+          <w:p>
+            <w:pPr>
+              <w:spacing w:before="40" w:after="40" w:line="240" w:lineRule="auto"/>
+            </w:pPr>
+            <w:r>
+              <w:rPr>
+                <w:rFonts w:ascii="Segoe UI" w:hAnsi="Segoe UI" w:cs="Segoe UI" w:eastAsia="Segoe UI"/>
+                <w:sz w:val="16"/>
+                <w:szCs w:val="16"/>
+              </w:rPr>
+              <w:t xml:space="preserve">Commission &gt; Insurer Overrides &gt; Agreements; Commission &gt; Insurer Overrides &gt; Computations</w:t>
+            </w:r>
+          </w:p>
+        </w:tc>
+        <w:tc>
+          <w:tcPr>
+            <w:tcW w:w="1714" w:type="dxa"/>
+          </w:tcPr>
+          <w:p>
+            <w:pPr>
+              <w:spacing w:before="40" w:after="40" w:line="240" w:lineRule="auto"/>
+            </w:pPr>
+            <w:r>
+              <w:rPr>
+                <w:rFonts w:ascii="Segoe UI" w:hAnsi="Segoe UI" w:cs="Segoe UI" w:eastAsia="Segoe UI"/>
+                <w:sz w:val="16"/>
+                <w:szCs w:val="16"/>
+              </w:rPr>
+              <w:t xml:space="preserve">-</w:t>
+            </w:r>
+          </w:p>
+        </w:tc>
+        <w:tc>
+          <w:tcPr>
+            <w:tcW w:w="2400" w:type="dxa"/>
+          </w:tcPr>
+          <w:p>
+            <w:pPr>
+              <w:spacing w:before="40" w:after="40" w:line="240" w:lineRule="auto"/>
+            </w:pPr>
+            <w:r>
+              <w:rPr>
+                <w:rFonts w:ascii="Segoe UI" w:hAnsi="Segoe UI" w:cs="Segoe UI" w:eastAsia="Segoe UI"/>
+                <w:sz w:val="16"/>
+                <w:szCs w:val="16"/>
+              </w:rPr>
+              <w:t xml:space="preserve">-</w:t>
             </w:r>
           </w:p>
         </w:tc>
@@ -18682,19 +18569,19 @@
         </w:trPr>
         <w:tc>
           <w:tcPr>
-            <w:tcW w:w="1821" w:type="dxa"/>
-          </w:tcPr>
-          <w:p>
-            <w:pPr>
-              <w:spacing w:before="40" w:after="40" w:line="240" w:lineRule="auto"/>
-            </w:pPr>
-            <w:r>
-              <w:rPr>
-                <w:rFonts w:ascii="Segoe UI" w:hAnsi="Segoe UI" w:cs="Segoe UI" w:eastAsia="Segoe UI"/>
-                <w:sz w:val="16"/>
-                <w:szCs w:val="16"/>
-              </w:rPr>
-              <w:t xml:space="preserve">Insurer overriding commission</w:t>
+            <w:tcW w:w="1815" w:type="dxa"/>
+          </w:tcPr>
+          <w:p>
+            <w:pPr>
+              <w:spacing w:before="40" w:after="40" w:line="240" w:lineRule="auto"/>
+            </w:pPr>
+            <w:r>
+              <w:rPr>
+                <w:rFonts w:ascii="Segoe UI" w:hAnsi="Segoe UI" w:cs="Segoe UI" w:eastAsia="Segoe UI"/>
+                <w:sz w:val="16"/>
+                <w:szCs w:val="16"/>
+              </w:rPr>
+              <w:t xml:space="preserve">Co-insurance reports</w:t>
             </w:r>
           </w:p>
         </w:tc>
@@ -18718,43 +18605,43 @@
         </w:tc>
         <w:tc>
           <w:tcPr>
-            <w:tcW w:w="2132" w:type="dxa"/>
-          </w:tcPr>
-          <w:p>
-            <w:pPr>
-              <w:spacing w:before="40" w:after="40" w:line="240" w:lineRule="auto"/>
-            </w:pPr>
-            <w:r>
-              <w:rPr>
-                <w:rFonts w:ascii="Segoe UI" w:hAnsi="Segoe UI" w:cs="Segoe UI" w:eastAsia="Segoe UI"/>
-                <w:sz w:val="16"/>
-                <w:szCs w:val="16"/>
-              </w:rPr>
-              <w:t xml:space="preserve">Commission &gt; Insurer Overrides &gt; Agreements; Commission &gt; Insurer Overrides &gt; Computations</w:t>
-            </w:r>
-          </w:p>
-        </w:tc>
-        <w:tc>
-          <w:tcPr>
-            <w:tcW w:w="1705" w:type="dxa"/>
-          </w:tcPr>
-          <w:p>
-            <w:pPr>
-              <w:spacing w:before="40" w:after="40" w:line="240" w:lineRule="auto"/>
-            </w:pPr>
-            <w:r>
-              <w:rPr>
-                <w:rFonts w:ascii="Segoe UI" w:hAnsi="Segoe UI" w:cs="Segoe UI" w:eastAsia="Segoe UI"/>
-                <w:sz w:val="16"/>
-                <w:szCs w:val="16"/>
-              </w:rPr>
-              <w:t xml:space="preserve">-</w:t>
-            </w:r>
-          </w:p>
-        </w:tc>
-        <w:tc>
-          <w:tcPr>
-            <w:tcW w:w="2399" w:type="dxa"/>
+            <w:tcW w:w="2128" w:type="dxa"/>
+          </w:tcPr>
+          <w:p>
+            <w:pPr>
+              <w:spacing w:before="40" w:after="40" w:line="240" w:lineRule="auto"/>
+            </w:pPr>
+            <w:r>
+              <w:rPr>
+                <w:rFonts w:ascii="Segoe UI" w:hAnsi="Segoe UI" w:cs="Segoe UI" w:eastAsia="Segoe UI"/>
+                <w:sz w:val="16"/>
+                <w:szCs w:val="16"/>
+              </w:rPr>
+              <w:t xml:space="preserve">Reports &gt; Financial Reports &gt; Co-insurance Register; Reports &gt; Financial Reports &gt; Due to Insurers by Co-insurer</w:t>
+            </w:r>
+          </w:p>
+        </w:tc>
+        <w:tc>
+          <w:tcPr>
+            <w:tcW w:w="1714" w:type="dxa"/>
+          </w:tcPr>
+          <w:p>
+            <w:pPr>
+              <w:spacing w:before="40" w:after="40" w:line="240" w:lineRule="auto"/>
+            </w:pPr>
+            <w:r>
+              <w:rPr>
+                <w:rFonts w:ascii="Segoe UI" w:hAnsi="Segoe UI" w:cs="Segoe UI" w:eastAsia="Segoe UI"/>
+                <w:sz w:val="16"/>
+                <w:szCs w:val="16"/>
+              </w:rPr>
+              <w:t xml:space="preserve">-</w:t>
+            </w:r>
+          </w:p>
+        </w:tc>
+        <w:tc>
+          <w:tcPr>
+            <w:tcW w:w="2400" w:type="dxa"/>
           </w:tcPr>
           <w:p>
             <w:pPr>
@@ -18777,19 +18664,19 @@
         </w:trPr>
         <w:tc>
           <w:tcPr>
-            <w:tcW w:w="1821" w:type="dxa"/>
-          </w:tcPr>
-          <w:p>
-            <w:pPr>
-              <w:spacing w:before="40" w:after="40" w:line="240" w:lineRule="auto"/>
-            </w:pPr>
-            <w:r>
-              <w:rPr>
-                <w:rFonts w:ascii="Segoe UI" w:hAnsi="Segoe UI" w:cs="Segoe UI" w:eastAsia="Segoe UI"/>
-                <w:sz w:val="16"/>
-                <w:szCs w:val="16"/>
-              </w:rPr>
-              <w:t xml:space="preserve">Co-insurance reports</w:t>
+            <w:tcW w:w="1815" w:type="dxa"/>
+          </w:tcPr>
+          <w:p>
+            <w:pPr>
+              <w:spacing w:before="40" w:after="40" w:line="240" w:lineRule="auto"/>
+            </w:pPr>
+            <w:r>
+              <w:rPr>
+                <w:rFonts w:ascii="Segoe UI" w:hAnsi="Segoe UI" w:cs="Segoe UI" w:eastAsia="Segoe UI"/>
+                <w:sz w:val="16"/>
+                <w:szCs w:val="16"/>
+              </w:rPr>
+              <w:t xml:space="preserve">BI extract</w:t>
             </w:r>
           </w:p>
         </w:tc>
@@ -18813,55 +18700,55 @@
         </w:tc>
         <w:tc>
           <w:tcPr>
-            <w:tcW w:w="2132" w:type="dxa"/>
-          </w:tcPr>
-          <w:p>
-            <w:pPr>
-              <w:spacing w:before="40" w:after="40" w:line="240" w:lineRule="auto"/>
-            </w:pPr>
-            <w:r>
-              <w:rPr>
-                <w:rFonts w:ascii="Segoe UI" w:hAnsi="Segoe UI" w:cs="Segoe UI" w:eastAsia="Segoe UI"/>
-                <w:sz w:val="16"/>
-                <w:szCs w:val="16"/>
-              </w:rPr>
-              <w:t xml:space="preserve">Reports &gt; Financial Reports &gt; Co-insurance Register; Reports &gt; Financial Reports &gt; Due to Insurers by Co-insurer</w:t>
-            </w:r>
-          </w:p>
-        </w:tc>
-        <w:tc>
-          <w:tcPr>
-            <w:tcW w:w="1705" w:type="dxa"/>
-          </w:tcPr>
-          <w:p>
-            <w:pPr>
-              <w:spacing w:before="40" w:after="40" w:line="240" w:lineRule="auto"/>
-            </w:pPr>
-            <w:r>
-              <w:rPr>
-                <w:rFonts w:ascii="Segoe UI" w:hAnsi="Segoe UI" w:cs="Segoe UI" w:eastAsia="Segoe UI"/>
-                <w:sz w:val="16"/>
-                <w:szCs w:val="16"/>
-              </w:rPr>
-              <w:t xml:space="preserve">-</w:t>
-            </w:r>
-          </w:p>
-        </w:tc>
-        <w:tc>
-          <w:tcPr>
-            <w:tcW w:w="2399" w:type="dxa"/>
-          </w:tcPr>
-          <w:p>
-            <w:pPr>
-              <w:spacing w:before="40" w:after="40" w:line="240" w:lineRule="auto"/>
-            </w:pPr>
-            <w:r>
-              <w:rPr>
-                <w:rFonts w:ascii="Segoe UI" w:hAnsi="Segoe UI" w:cs="Segoe UI" w:eastAsia="Segoe UI"/>
-                <w:sz w:val="16"/>
-                <w:szCs w:val="16"/>
-              </w:rPr>
-              <w:t xml:space="preserve">-</w:t>
+            <w:tcW w:w="2128" w:type="dxa"/>
+          </w:tcPr>
+          <w:p>
+            <w:pPr>
+              <w:spacing w:before="40" w:after="40" w:line="240" w:lineRule="auto"/>
+            </w:pPr>
+            <w:r>
+              <w:rPr>
+                <w:rFonts w:ascii="Segoe UI" w:hAnsi="Segoe UI" w:cs="Segoe UI" w:eastAsia="Segoe UI"/>
+                <w:sz w:val="16"/>
+                <w:szCs w:val="16"/>
+              </w:rPr>
+              <w:t xml:space="preserve">-</w:t>
+            </w:r>
+          </w:p>
+        </w:tc>
+        <w:tc>
+          <w:tcPr>
+            <w:tcW w:w="1714" w:type="dxa"/>
+          </w:tcPr>
+          <w:p>
+            <w:pPr>
+              <w:spacing w:before="40" w:after="40" w:line="240" w:lineRule="auto"/>
+            </w:pPr>
+            <w:r>
+              <w:rPr>
+                <w:rFonts w:ascii="Segoe UI" w:hAnsi="Segoe UI" w:cs="Segoe UI" w:eastAsia="Segoe UI"/>
+                <w:sz w:val="16"/>
+                <w:szCs w:val="16"/>
+              </w:rPr>
+              <w:t xml:space="preserve">Report Builder: BI extract</w:t>
+            </w:r>
+          </w:p>
+        </w:tc>
+        <w:tc>
+          <w:tcPr>
+            <w:tcW w:w="2400" w:type="dxa"/>
+          </w:tcPr>
+          <w:p>
+            <w:pPr>
+              <w:spacing w:before="40" w:after="40" w:line="240" w:lineRule="auto"/>
+            </w:pPr>
+            <w:r>
+              <w:rPr>
+                <w:rFonts w:ascii="Segoe UI" w:hAnsi="Segoe UI" w:cs="Segoe UI" w:eastAsia="Segoe UI"/>
+                <w:sz w:val="16"/>
+                <w:szCs w:val="16"/>
+              </w:rPr>
+              <w:t xml:space="preserve">job bi-extract; setting bi.extract_datasets; setting bi.extract_folder; setting bi.extract_keep_runs</w:t>
             </w:r>
           </w:p>
         </w:tc>
@@ -18872,19 +18759,19 @@
         </w:trPr>
         <w:tc>
           <w:tcPr>
-            <w:tcW w:w="1821" w:type="dxa"/>
-          </w:tcPr>
-          <w:p>
-            <w:pPr>
-              <w:spacing w:before="40" w:after="40" w:line="240" w:lineRule="auto"/>
-            </w:pPr>
-            <w:r>
-              <w:rPr>
-                <w:rFonts w:ascii="Segoe UI" w:hAnsi="Segoe UI" w:cs="Segoe UI" w:eastAsia="Segoe UI"/>
-                <w:sz w:val="16"/>
-                <w:szCs w:val="16"/>
-              </w:rPr>
-              <w:t xml:space="preserve">BI extract</w:t>
+            <w:tcW w:w="1815" w:type="dxa"/>
+          </w:tcPr>
+          <w:p>
+            <w:pPr>
+              <w:spacing w:before="40" w:after="40" w:line="240" w:lineRule="auto"/>
+            </w:pPr>
+            <w:r>
+              <w:rPr>
+                <w:rFonts w:ascii="Segoe UI" w:hAnsi="Segoe UI" w:cs="Segoe UI" w:eastAsia="Segoe UI"/>
+                <w:sz w:val="16"/>
+                <w:szCs w:val="16"/>
+              </w:rPr>
+              <w:t xml:space="preserve">Exchange rates</w:t>
             </w:r>
           </w:p>
         </w:tc>
@@ -18908,55 +18795,55 @@
         </w:tc>
         <w:tc>
           <w:tcPr>
-            <w:tcW w:w="2132" w:type="dxa"/>
-          </w:tcPr>
-          <w:p>
-            <w:pPr>
-              <w:spacing w:before="40" w:after="40" w:line="240" w:lineRule="auto"/>
-            </w:pPr>
-            <w:r>
-              <w:rPr>
-                <w:rFonts w:ascii="Segoe UI" w:hAnsi="Segoe UI" w:cs="Segoe UI" w:eastAsia="Segoe UI"/>
-                <w:sz w:val="16"/>
-                <w:szCs w:val="16"/>
-              </w:rPr>
-              <w:t xml:space="preserve">-</w:t>
-            </w:r>
-          </w:p>
-        </w:tc>
-        <w:tc>
-          <w:tcPr>
-            <w:tcW w:w="1705" w:type="dxa"/>
-          </w:tcPr>
-          <w:p>
-            <w:pPr>
-              <w:spacing w:before="40" w:after="40" w:line="240" w:lineRule="auto"/>
-            </w:pPr>
-            <w:r>
-              <w:rPr>
-                <w:rFonts w:ascii="Segoe UI" w:hAnsi="Segoe UI" w:cs="Segoe UI" w:eastAsia="Segoe UI"/>
-                <w:sz w:val="16"/>
-                <w:szCs w:val="16"/>
-              </w:rPr>
-              <w:t xml:space="preserve">Report Builder: BI extract</w:t>
-            </w:r>
-          </w:p>
-        </w:tc>
-        <w:tc>
-          <w:tcPr>
-            <w:tcW w:w="2399" w:type="dxa"/>
-          </w:tcPr>
-          <w:p>
-            <w:pPr>
-              <w:spacing w:before="40" w:after="40" w:line="240" w:lineRule="auto"/>
-            </w:pPr>
-            <w:r>
-              <w:rPr>
-                <w:rFonts w:ascii="Segoe UI" w:hAnsi="Segoe UI" w:cs="Segoe UI" w:eastAsia="Segoe UI"/>
-                <w:sz w:val="16"/>
-                <w:szCs w:val="16"/>
-              </w:rPr>
-              <w:t xml:space="preserve">job bi-extract; setting bi.extract_datasets; setting bi.extract_folder; setting bi.extract_keep_runs</w:t>
+            <w:tcW w:w="2128" w:type="dxa"/>
+          </w:tcPr>
+          <w:p>
+            <w:pPr>
+              <w:spacing w:before="40" w:after="40" w:line="240" w:lineRule="auto"/>
+            </w:pPr>
+            <w:r>
+              <w:rPr>
+                <w:rFonts w:ascii="Segoe UI" w:hAnsi="Segoe UI" w:cs="Segoe UI" w:eastAsia="Segoe UI"/>
+                <w:sz w:val="16"/>
+                <w:szCs w:val="16"/>
+              </w:rPr>
+              <w:t xml:space="preserve">Master &gt; Finance &gt; Exchange Rate</w:t>
+            </w:r>
+          </w:p>
+        </w:tc>
+        <w:tc>
+          <w:tcPr>
+            <w:tcW w:w="1714" w:type="dxa"/>
+          </w:tcPr>
+          <w:p>
+            <w:pPr>
+              <w:spacing w:before="40" w:after="40" w:line="240" w:lineRule="auto"/>
+            </w:pPr>
+            <w:r>
+              <w:rPr>
+                <w:rFonts w:ascii="Segoe UI" w:hAnsi="Segoe UI" w:cs="Segoe UI" w:eastAsia="Segoe UI"/>
+                <w:sz w:val="16"/>
+                <w:szCs w:val="16"/>
+              </w:rPr>
+              <w:t xml:space="preserve">-</w:t>
+            </w:r>
+          </w:p>
+        </w:tc>
+        <w:tc>
+          <w:tcPr>
+            <w:tcW w:w="2400" w:type="dxa"/>
+          </w:tcPr>
+          <w:p>
+            <w:pPr>
+              <w:spacing w:before="40" w:after="40" w:line="240" w:lineRule="auto"/>
+            </w:pPr>
+            <w:r>
+              <w:rPr>
+                <w:rFonts w:ascii="Segoe UI" w:hAnsi="Segoe UI" w:cs="Segoe UI" w:eastAsia="Segoe UI"/>
+                <w:sz w:val="16"/>
+                <w:szCs w:val="16"/>
+              </w:rPr>
+              <w:t xml:space="preserve">-</w:t>
             </w:r>
           </w:p>
         </w:tc>
@@ -18967,19 +18854,19 @@
         </w:trPr>
         <w:tc>
           <w:tcPr>
-            <w:tcW w:w="1821" w:type="dxa"/>
-          </w:tcPr>
-          <w:p>
-            <w:pPr>
-              <w:spacing w:before="40" w:after="40" w:line="240" w:lineRule="auto"/>
-            </w:pPr>
-            <w:r>
-              <w:rPr>
-                <w:rFonts w:ascii="Segoe UI" w:hAnsi="Segoe UI" w:cs="Segoe UI" w:eastAsia="Segoe UI"/>
-                <w:sz w:val="16"/>
-                <w:szCs w:val="16"/>
-              </w:rPr>
-              <w:t xml:space="preserve">Exchange rates</w:t>
+            <w:tcW w:w="1815" w:type="dxa"/>
+          </w:tcPr>
+          <w:p>
+            <w:pPr>
+              <w:spacing w:before="40" w:after="40" w:line="240" w:lineRule="auto"/>
+            </w:pPr>
+            <w:r>
+              <w:rPr>
+                <w:rFonts w:ascii="Segoe UI" w:hAnsi="Segoe UI" w:cs="Segoe UI" w:eastAsia="Segoe UI"/>
+                <w:sz w:val="16"/>
+                <w:szCs w:val="16"/>
+              </w:rPr>
+              <w:t xml:space="preserve">Online payment links</w:t>
             </w:r>
           </w:p>
         </w:tc>
@@ -19003,43 +18890,43 @@
         </w:tc>
         <w:tc>
           <w:tcPr>
-            <w:tcW w:w="2132" w:type="dxa"/>
-          </w:tcPr>
-          <w:p>
-            <w:pPr>
-              <w:spacing w:before="40" w:after="40" w:line="240" w:lineRule="auto"/>
-            </w:pPr>
-            <w:r>
-              <w:rPr>
-                <w:rFonts w:ascii="Segoe UI" w:hAnsi="Segoe UI" w:cs="Segoe UI" w:eastAsia="Segoe UI"/>
-                <w:sz w:val="16"/>
-                <w:szCs w:val="16"/>
-              </w:rPr>
-              <w:t xml:space="preserve">Master &gt; Finance &gt; Exchange Rate</w:t>
-            </w:r>
-          </w:p>
-        </w:tc>
-        <w:tc>
-          <w:tcPr>
-            <w:tcW w:w="1705" w:type="dxa"/>
-          </w:tcPr>
-          <w:p>
-            <w:pPr>
-              <w:spacing w:before="40" w:after="40" w:line="240" w:lineRule="auto"/>
-            </w:pPr>
-            <w:r>
-              <w:rPr>
-                <w:rFonts w:ascii="Segoe UI" w:hAnsi="Segoe UI" w:cs="Segoe UI" w:eastAsia="Segoe UI"/>
-                <w:sz w:val="16"/>
-                <w:szCs w:val="16"/>
-              </w:rPr>
-              <w:t xml:space="preserve">-</w:t>
-            </w:r>
-          </w:p>
-        </w:tc>
-        <w:tc>
-          <w:tcPr>
-            <w:tcW w:w="2399" w:type="dxa"/>
+            <w:tcW w:w="2128" w:type="dxa"/>
+          </w:tcPr>
+          <w:p>
+            <w:pPr>
+              <w:spacing w:before="40" w:after="40" w:line="240" w:lineRule="auto"/>
+            </w:pPr>
+            <w:r>
+              <w:rPr>
+                <w:rFonts w:ascii="Segoe UI" w:hAnsi="Segoe UI" w:cs="Segoe UI" w:eastAsia="Segoe UI"/>
+                <w:sz w:val="16"/>
+                <w:szCs w:val="16"/>
+              </w:rPr>
+              <w:t xml:space="preserve">Master &gt; Finance &gt; Payment Gateways</w:t>
+            </w:r>
+          </w:p>
+        </w:tc>
+        <w:tc>
+          <w:tcPr>
+            <w:tcW w:w="1714" w:type="dxa"/>
+          </w:tcPr>
+          <w:p>
+            <w:pPr>
+              <w:spacing w:before="40" w:after="40" w:line="240" w:lineRule="auto"/>
+            </w:pPr>
+            <w:r>
+              <w:rPr>
+                <w:rFonts w:ascii="Segoe UI" w:hAnsi="Segoe UI" w:cs="Segoe UI" w:eastAsia="Segoe UI"/>
+                <w:sz w:val="16"/>
+                <w:szCs w:val="16"/>
+              </w:rPr>
+              <w:t xml:space="preserve">-</w:t>
+            </w:r>
+          </w:p>
+        </w:tc>
+        <w:tc>
+          <w:tcPr>
+            <w:tcW w:w="2400" w:type="dxa"/>
           </w:tcPr>
           <w:p>
             <w:pPr>
@@ -19062,19 +18949,19 @@
         </w:trPr>
         <w:tc>
           <w:tcPr>
-            <w:tcW w:w="1821" w:type="dxa"/>
-          </w:tcPr>
-          <w:p>
-            <w:pPr>
-              <w:spacing w:before="40" w:after="40" w:line="240" w:lineRule="auto"/>
-            </w:pPr>
-            <w:r>
-              <w:rPr>
-                <w:rFonts w:ascii="Segoe UI" w:hAnsi="Segoe UI" w:cs="Segoe UI" w:eastAsia="Segoe UI"/>
-                <w:sz w:val="16"/>
-                <w:szCs w:val="16"/>
-              </w:rPr>
-              <w:t xml:space="preserve">Online payment links</w:t>
+            <w:tcW w:w="1815" w:type="dxa"/>
+          </w:tcPr>
+          <w:p>
+            <w:pPr>
+              <w:spacing w:before="40" w:after="40" w:line="240" w:lineRule="auto"/>
+            </w:pPr>
+            <w:r>
+              <w:rPr>
+                <w:rFonts w:ascii="Segoe UI" w:hAnsi="Segoe UI" w:cs="Segoe UI" w:eastAsia="Segoe UI"/>
+                <w:sz w:val="16"/>
+                <w:szCs w:val="16"/>
+              </w:rPr>
+              <w:t xml:space="preserve">Package bundles</w:t>
             </w:r>
           </w:p>
         </w:tc>
@@ -19098,55 +18985,55 @@
         </w:tc>
         <w:tc>
           <w:tcPr>
-            <w:tcW w:w="2132" w:type="dxa"/>
-          </w:tcPr>
-          <w:p>
-            <w:pPr>
-              <w:spacing w:before="40" w:after="40" w:line="240" w:lineRule="auto"/>
-            </w:pPr>
-            <w:r>
-              <w:rPr>
-                <w:rFonts w:ascii="Segoe UI" w:hAnsi="Segoe UI" w:cs="Segoe UI" w:eastAsia="Segoe UI"/>
-                <w:sz w:val="16"/>
-                <w:szCs w:val="16"/>
-              </w:rPr>
-              <w:t xml:space="preserve">Master &gt; Finance &gt; Payment Gateways</w:t>
-            </w:r>
-          </w:p>
-        </w:tc>
-        <w:tc>
-          <w:tcPr>
-            <w:tcW w:w="1705" w:type="dxa"/>
-          </w:tcPr>
-          <w:p>
-            <w:pPr>
-              <w:spacing w:before="40" w:after="40" w:line="240" w:lineRule="auto"/>
-            </w:pPr>
-            <w:r>
-              <w:rPr>
-                <w:rFonts w:ascii="Segoe UI" w:hAnsi="Segoe UI" w:cs="Segoe UI" w:eastAsia="Segoe UI"/>
-                <w:sz w:val="16"/>
-                <w:szCs w:val="16"/>
-              </w:rPr>
-              <w:t xml:space="preserve">-</w:t>
-            </w:r>
-          </w:p>
-        </w:tc>
-        <w:tc>
-          <w:tcPr>
-            <w:tcW w:w="2399" w:type="dxa"/>
-          </w:tcPr>
-          <w:p>
-            <w:pPr>
-              <w:spacing w:before="40" w:after="40" w:line="240" w:lineRule="auto"/>
-            </w:pPr>
-            <w:r>
-              <w:rPr>
-                <w:rFonts w:ascii="Segoe UI" w:hAnsi="Segoe UI" w:cs="Segoe UI" w:eastAsia="Segoe UI"/>
-                <w:sz w:val="16"/>
-                <w:szCs w:val="16"/>
-              </w:rPr>
-              <w:t xml:space="preserve">-</w:t>
+            <w:tcW w:w="2128" w:type="dxa"/>
+          </w:tcPr>
+          <w:p>
+            <w:pPr>
+              <w:spacing w:before="40" w:after="40" w:line="240" w:lineRule="auto"/>
+            </w:pPr>
+            <w:r>
+              <w:rPr>
+                <w:rFonts w:ascii="Segoe UI" w:hAnsi="Segoe UI" w:cs="Segoe UI" w:eastAsia="Segoe UI"/>
+                <w:sz w:val="16"/>
+                <w:szCs w:val="16"/>
+              </w:rPr>
+              <w:t xml:space="preserve">Master &gt; Finance &gt; Package Bundles</w:t>
+            </w:r>
+          </w:p>
+        </w:tc>
+        <w:tc>
+          <w:tcPr>
+            <w:tcW w:w="1714" w:type="dxa"/>
+          </w:tcPr>
+          <w:p>
+            <w:pPr>
+              <w:spacing w:before="40" w:after="40" w:line="240" w:lineRule="auto"/>
+            </w:pPr>
+            <w:r>
+              <w:rPr>
+                <w:rFonts w:ascii="Segoe UI" w:hAnsi="Segoe UI" w:cs="Segoe UI" w:eastAsia="Segoe UI"/>
+                <w:sz w:val="16"/>
+                <w:szCs w:val="16"/>
+              </w:rPr>
+              <w:t xml:space="preserve">-</w:t>
+            </w:r>
+          </w:p>
+        </w:tc>
+        <w:tc>
+          <w:tcPr>
+            <w:tcW w:w="2400" w:type="dxa"/>
+          </w:tcPr>
+          <w:p>
+            <w:pPr>
+              <w:spacing w:before="40" w:after="40" w:line="240" w:lineRule="auto"/>
+            </w:pPr>
+            <w:r>
+              <w:rPr>
+                <w:rFonts w:ascii="Segoe UI" w:hAnsi="Segoe UI" w:cs="Segoe UI" w:eastAsia="Segoe UI"/>
+                <w:sz w:val="16"/>
+                <w:szCs w:val="16"/>
+              </w:rPr>
+              <w:t xml:space="preserve">setting payments.auto_issue_package_policies</w:t>
             </w:r>
           </w:p>
         </w:tc>
@@ -19157,19 +19044,19 @@
         </w:trPr>
         <w:tc>
           <w:tcPr>
-            <w:tcW w:w="1821" w:type="dxa"/>
-          </w:tcPr>
-          <w:p>
-            <w:pPr>
-              <w:spacing w:before="40" w:after="40" w:line="240" w:lineRule="auto"/>
-            </w:pPr>
-            <w:r>
-              <w:rPr>
-                <w:rFonts w:ascii="Segoe UI" w:hAnsi="Segoe UI" w:cs="Segoe UI" w:eastAsia="Segoe UI"/>
-                <w:sz w:val="16"/>
-                <w:szCs w:val="16"/>
-              </w:rPr>
-              <w:t xml:space="preserve">Package bundles</w:t>
+            <w:tcW w:w="1815" w:type="dxa"/>
+          </w:tcPr>
+          <w:p>
+            <w:pPr>
+              <w:spacing w:before="40" w:after="40" w:line="240" w:lineRule="auto"/>
+            </w:pPr>
+            <w:r>
+              <w:rPr>
+                <w:rFonts w:ascii="Segoe UI" w:hAnsi="Segoe UI" w:cs="Segoe UI" w:eastAsia="Segoe UI"/>
+                <w:sz w:val="16"/>
+                <w:szCs w:val="16"/>
+              </w:rPr>
+              <w:t xml:space="preserve">Insurer rate tables</w:t>
             </w:r>
           </w:p>
         </w:tc>
@@ -19193,55 +19080,55 @@
         </w:tc>
         <w:tc>
           <w:tcPr>
-            <w:tcW w:w="2132" w:type="dxa"/>
-          </w:tcPr>
-          <w:p>
-            <w:pPr>
-              <w:spacing w:before="40" w:after="40" w:line="240" w:lineRule="auto"/>
-            </w:pPr>
-            <w:r>
-              <w:rPr>
-                <w:rFonts w:ascii="Segoe UI" w:hAnsi="Segoe UI" w:cs="Segoe UI" w:eastAsia="Segoe UI"/>
-                <w:sz w:val="16"/>
-                <w:szCs w:val="16"/>
-              </w:rPr>
-              <w:t xml:space="preserve">Master &gt; Finance &gt; Package Bundles</w:t>
-            </w:r>
-          </w:p>
-        </w:tc>
-        <w:tc>
-          <w:tcPr>
-            <w:tcW w:w="1705" w:type="dxa"/>
-          </w:tcPr>
-          <w:p>
-            <w:pPr>
-              <w:spacing w:before="40" w:after="40" w:line="240" w:lineRule="auto"/>
-            </w:pPr>
-            <w:r>
-              <w:rPr>
-                <w:rFonts w:ascii="Segoe UI" w:hAnsi="Segoe UI" w:cs="Segoe UI" w:eastAsia="Segoe UI"/>
-                <w:sz w:val="16"/>
-                <w:szCs w:val="16"/>
-              </w:rPr>
-              <w:t xml:space="preserve">-</w:t>
-            </w:r>
-          </w:p>
-        </w:tc>
-        <w:tc>
-          <w:tcPr>
-            <w:tcW w:w="2399" w:type="dxa"/>
-          </w:tcPr>
-          <w:p>
-            <w:pPr>
-              <w:spacing w:before="40" w:after="40" w:line="240" w:lineRule="auto"/>
-            </w:pPr>
-            <w:r>
-              <w:rPr>
-                <w:rFonts w:ascii="Segoe UI" w:hAnsi="Segoe UI" w:cs="Segoe UI" w:eastAsia="Segoe UI"/>
-                <w:sz w:val="16"/>
-                <w:szCs w:val="16"/>
-              </w:rPr>
-              <w:t xml:space="preserve">setting payments.auto_issue_package_policies</w:t>
+            <w:tcW w:w="2128" w:type="dxa"/>
+          </w:tcPr>
+          <w:p>
+            <w:pPr>
+              <w:spacing w:before="40" w:after="40" w:line="240" w:lineRule="auto"/>
+            </w:pPr>
+            <w:r>
+              <w:rPr>
+                <w:rFonts w:ascii="Segoe UI" w:hAnsi="Segoe UI" w:cs="Segoe UI" w:eastAsia="Segoe UI"/>
+                <w:sz w:val="16"/>
+                <w:szCs w:val="16"/>
+              </w:rPr>
+              <w:t xml:space="preserve">Master &gt; Finance &gt; Insurer Rate Tables</w:t>
+            </w:r>
+          </w:p>
+        </w:tc>
+        <w:tc>
+          <w:tcPr>
+            <w:tcW w:w="1714" w:type="dxa"/>
+          </w:tcPr>
+          <w:p>
+            <w:pPr>
+              <w:spacing w:before="40" w:after="40" w:line="240" w:lineRule="auto"/>
+            </w:pPr>
+            <w:r>
+              <w:rPr>
+                <w:rFonts w:ascii="Segoe UI" w:hAnsi="Segoe UI" w:cs="Segoe UI" w:eastAsia="Segoe UI"/>
+                <w:sz w:val="16"/>
+                <w:szCs w:val="16"/>
+              </w:rPr>
+              <w:t xml:space="preserve">-</w:t>
+            </w:r>
+          </w:p>
+        </w:tc>
+        <w:tc>
+          <w:tcPr>
+            <w:tcW w:w="2400" w:type="dxa"/>
+          </w:tcPr>
+          <w:p>
+            <w:pPr>
+              <w:spacing w:before="40" w:after="40" w:line="240" w:lineRule="auto"/>
+            </w:pPr>
+            <w:r>
+              <w:rPr>
+                <w:rFonts w:ascii="Segoe UI" w:hAnsi="Segoe UI" w:cs="Segoe UI" w:eastAsia="Segoe UI"/>
+                <w:sz w:val="16"/>
+                <w:szCs w:val="16"/>
+              </w:rPr>
+              <w:t xml:space="preserve">-</w:t>
             </w:r>
           </w:p>
         </w:tc>
@@ -19252,19 +19139,19 @@
         </w:trPr>
         <w:tc>
           <w:tcPr>
-            <w:tcW w:w="1821" w:type="dxa"/>
-          </w:tcPr>
-          <w:p>
-            <w:pPr>
-              <w:spacing w:before="40" w:after="40" w:line="240" w:lineRule="auto"/>
-            </w:pPr>
-            <w:r>
-              <w:rPr>
-                <w:rFonts w:ascii="Segoe UI" w:hAnsi="Segoe UI" w:cs="Segoe UI" w:eastAsia="Segoe UI"/>
-                <w:sz w:val="16"/>
-                <w:szCs w:val="16"/>
-              </w:rPr>
-              <w:t xml:space="preserve">Insurer rate tables</w:t>
+            <w:tcW w:w="1815" w:type="dxa"/>
+          </w:tcPr>
+          <w:p>
+            <w:pPr>
+              <w:spacing w:before="40" w:after="40" w:line="240" w:lineRule="auto"/>
+            </w:pPr>
+            <w:r>
+              <w:rPr>
+                <w:rFonts w:ascii="Segoe UI" w:hAnsi="Segoe UI" w:cs="Segoe UI" w:eastAsia="Segoe UI"/>
+                <w:sz w:val="16"/>
+                <w:szCs w:val="16"/>
+              </w:rPr>
+              <w:t xml:space="preserve">Automated remittance master</w:t>
             </w:r>
           </w:p>
         </w:tc>
@@ -19288,43 +19175,43 @@
         </w:tc>
         <w:tc>
           <w:tcPr>
-            <w:tcW w:w="2132" w:type="dxa"/>
-          </w:tcPr>
-          <w:p>
-            <w:pPr>
-              <w:spacing w:before="40" w:after="40" w:line="240" w:lineRule="auto"/>
-            </w:pPr>
-            <w:r>
-              <w:rPr>
-                <w:rFonts w:ascii="Segoe UI" w:hAnsi="Segoe UI" w:cs="Segoe UI" w:eastAsia="Segoe UI"/>
-                <w:sz w:val="16"/>
-                <w:szCs w:val="16"/>
-              </w:rPr>
-              <w:t xml:space="preserve">Master &gt; Finance &gt; Insurer Rate Tables</w:t>
-            </w:r>
-          </w:p>
-        </w:tc>
-        <w:tc>
-          <w:tcPr>
-            <w:tcW w:w="1705" w:type="dxa"/>
-          </w:tcPr>
-          <w:p>
-            <w:pPr>
-              <w:spacing w:before="40" w:after="40" w:line="240" w:lineRule="auto"/>
-            </w:pPr>
-            <w:r>
-              <w:rPr>
-                <w:rFonts w:ascii="Segoe UI" w:hAnsi="Segoe UI" w:cs="Segoe UI" w:eastAsia="Segoe UI"/>
-                <w:sz w:val="16"/>
-                <w:szCs w:val="16"/>
-              </w:rPr>
-              <w:t xml:space="preserve">-</w:t>
-            </w:r>
-          </w:p>
-        </w:tc>
-        <w:tc>
-          <w:tcPr>
-            <w:tcW w:w="2399" w:type="dxa"/>
+            <w:tcW w:w="2128" w:type="dxa"/>
+          </w:tcPr>
+          <w:p>
+            <w:pPr>
+              <w:spacing w:before="40" w:after="40" w:line="240" w:lineRule="auto"/>
+            </w:pPr>
+            <w:r>
+              <w:rPr>
+                <w:rFonts w:ascii="Segoe UI" w:hAnsi="Segoe UI" w:cs="Segoe UI" w:eastAsia="Segoe UI"/>
+                <w:sz w:val="16"/>
+                <w:szCs w:val="16"/>
+              </w:rPr>
+              <w:t xml:space="preserve">Master &gt; Finance &gt; Remittance Master</w:t>
+            </w:r>
+          </w:p>
+        </w:tc>
+        <w:tc>
+          <w:tcPr>
+            <w:tcW w:w="1714" w:type="dxa"/>
+          </w:tcPr>
+          <w:p>
+            <w:pPr>
+              <w:spacing w:before="40" w:after="40" w:line="240" w:lineRule="auto"/>
+            </w:pPr>
+            <w:r>
+              <w:rPr>
+                <w:rFonts w:ascii="Segoe UI" w:hAnsi="Segoe UI" w:cs="Segoe UI" w:eastAsia="Segoe UI"/>
+                <w:sz w:val="16"/>
+                <w:szCs w:val="16"/>
+              </w:rPr>
+              <w:t xml:space="preserve">-</w:t>
+            </w:r>
+          </w:p>
+        </w:tc>
+        <w:tc>
+          <w:tcPr>
+            <w:tcW w:w="2400" w:type="dxa"/>
           </w:tcPr>
           <w:p>
             <w:pPr>
@@ -19347,19 +19234,19 @@
         </w:trPr>
         <w:tc>
           <w:tcPr>
-            <w:tcW w:w="1821" w:type="dxa"/>
-          </w:tcPr>
-          <w:p>
-            <w:pPr>
-              <w:spacing w:before="40" w:after="40" w:line="240" w:lineRule="auto"/>
-            </w:pPr>
-            <w:r>
-              <w:rPr>
-                <w:rFonts w:ascii="Segoe UI" w:hAnsi="Segoe UI" w:cs="Segoe UI" w:eastAsia="Segoe UI"/>
-                <w:sz w:val="16"/>
-                <w:szCs w:val="16"/>
-              </w:rPr>
-              <w:t xml:space="preserve">Automated remittance master</w:t>
+            <w:tcW w:w="1815" w:type="dxa"/>
+          </w:tcPr>
+          <w:p>
+            <w:pPr>
+              <w:spacing w:before="40" w:after="40" w:line="240" w:lineRule="auto"/>
+            </w:pPr>
+            <w:r>
+              <w:rPr>
+                <w:rFonts w:ascii="Segoe UI" w:hAnsi="Segoe UI" w:cs="Segoe UI" w:eastAsia="Segoe UI"/>
+                <w:sz w:val="16"/>
+                <w:szCs w:val="16"/>
+              </w:rPr>
+              <w:t xml:space="preserve">SMS and Viber messages</w:t>
             </w:r>
           </w:p>
         </w:tc>
@@ -19383,55 +19270,55 @@
         </w:tc>
         <w:tc>
           <w:tcPr>
-            <w:tcW w:w="2132" w:type="dxa"/>
-          </w:tcPr>
-          <w:p>
-            <w:pPr>
-              <w:spacing w:before="40" w:after="40" w:line="240" w:lineRule="auto"/>
-            </w:pPr>
-            <w:r>
-              <w:rPr>
-                <w:rFonts w:ascii="Segoe UI" w:hAnsi="Segoe UI" w:cs="Segoe UI" w:eastAsia="Segoe UI"/>
-                <w:sz w:val="16"/>
-                <w:szCs w:val="16"/>
-              </w:rPr>
-              <w:t xml:space="preserve">Master &gt; Finance &gt; Remittance Master</w:t>
-            </w:r>
-          </w:p>
-        </w:tc>
-        <w:tc>
-          <w:tcPr>
-            <w:tcW w:w="1705" w:type="dxa"/>
-          </w:tcPr>
-          <w:p>
-            <w:pPr>
-              <w:spacing w:before="40" w:after="40" w:line="240" w:lineRule="auto"/>
-            </w:pPr>
-            <w:r>
-              <w:rPr>
-                <w:rFonts w:ascii="Segoe UI" w:hAnsi="Segoe UI" w:cs="Segoe UI" w:eastAsia="Segoe UI"/>
-                <w:sz w:val="16"/>
-                <w:szCs w:val="16"/>
-              </w:rPr>
-              <w:t xml:space="preserve">-</w:t>
-            </w:r>
-          </w:p>
-        </w:tc>
-        <w:tc>
-          <w:tcPr>
-            <w:tcW w:w="2399" w:type="dxa"/>
-          </w:tcPr>
-          <w:p>
-            <w:pPr>
-              <w:spacing w:before="40" w:after="40" w:line="240" w:lineRule="auto"/>
-            </w:pPr>
-            <w:r>
-              <w:rPr>
-                <w:rFonts w:ascii="Segoe UI" w:hAnsi="Segoe UI" w:cs="Segoe UI" w:eastAsia="Segoe UI"/>
-                <w:sz w:val="16"/>
-                <w:szCs w:val="16"/>
-              </w:rPr>
-              <w:t xml:space="preserve">-</w:t>
+            <w:tcW w:w="2128" w:type="dxa"/>
+          </w:tcPr>
+          <w:p>
+            <w:pPr>
+              <w:spacing w:before="40" w:after="40" w:line="240" w:lineRule="auto"/>
+            </w:pPr>
+            <w:r>
+              <w:rPr>
+                <w:rFonts w:ascii="Segoe UI" w:hAnsi="Segoe UI" w:cs="Segoe UI" w:eastAsia="Segoe UI"/>
+                <w:sz w:val="16"/>
+                <w:szCs w:val="16"/>
+              </w:rPr>
+              <w:t xml:space="preserve">Master &gt; System Configuration &gt; Message Templates</w:t>
+            </w:r>
+          </w:p>
+        </w:tc>
+        <w:tc>
+          <w:tcPr>
+            <w:tcW w:w="1714" w:type="dxa"/>
+          </w:tcPr>
+          <w:p>
+            <w:pPr>
+              <w:spacing w:before="40" w:after="40" w:line="240" w:lineRule="auto"/>
+            </w:pPr>
+            <w:r>
+              <w:rPr>
+                <w:rFonts w:ascii="Segoe UI" w:hAnsi="Segoe UI" w:cs="Segoe UI" w:eastAsia="Segoe UI"/>
+                <w:sz w:val="16"/>
+                <w:szCs w:val="16"/>
+              </w:rPr>
+              <w:t xml:space="preserve">-</w:t>
+            </w:r>
+          </w:p>
+        </w:tc>
+        <w:tc>
+          <w:tcPr>
+            <w:tcW w:w="2400" w:type="dxa"/>
+          </w:tcPr>
+          <w:p>
+            <w:pPr>
+              <w:spacing w:before="40" w:after="40" w:line="240" w:lineRule="auto"/>
+            </w:pPr>
+            <w:r>
+              <w:rPr>
+                <w:rFonts w:ascii="Segoe UI" w:hAnsi="Segoe UI" w:cs="Segoe UI" w:eastAsia="Segoe UI"/>
+                <w:sz w:val="16"/>
+                <w:szCs w:val="16"/>
+              </w:rPr>
+              <w:t xml:space="preserve">job sms-renewal-notices; job sms-payment-reminders; connector SMS_SEMAPHORE; connector SMS_GLOBE_LABS; connector SMS_GENERIC; connector VIBER_BUSINESS</w:t>
             </w:r>
           </w:p>
         </w:tc>
@@ -19442,19 +19329,19 @@
         </w:trPr>
         <w:tc>
           <w:tcPr>
-            <w:tcW w:w="1821" w:type="dxa"/>
-          </w:tcPr>
-          <w:p>
-            <w:pPr>
-              <w:spacing w:before="40" w:after="40" w:line="240" w:lineRule="auto"/>
-            </w:pPr>
-            <w:r>
-              <w:rPr>
-                <w:rFonts w:ascii="Segoe UI" w:hAnsi="Segoe UI" w:cs="Segoe UI" w:eastAsia="Segoe UI"/>
-                <w:sz w:val="16"/>
-                <w:szCs w:val="16"/>
-              </w:rPr>
-              <w:t xml:space="preserve">SMS and Viber messages</w:t>
+            <w:tcW w:w="1815" w:type="dxa"/>
+          </w:tcPr>
+          <w:p>
+            <w:pPr>
+              <w:spacing w:before="40" w:after="40" w:line="240" w:lineRule="auto"/>
+            </w:pPr>
+            <w:r>
+              <w:rPr>
+                <w:rFonts w:ascii="Segoe UI" w:hAnsi="Segoe UI" w:cs="Segoe UI" w:eastAsia="Segoe UI"/>
+                <w:sz w:val="16"/>
+                <w:szCs w:val="16"/>
+              </w:rPr>
+              <w:t xml:space="preserve">Insurer API integration</w:t>
             </w:r>
           </w:p>
         </w:tc>
@@ -19472,61 +19359,61 @@
                 <w:sz w:val="16"/>
                 <w:szCs w:val="16"/>
               </w:rPr>
-              <w:t xml:space="preserve">Future release</w:t>
-            </w:r>
-          </w:p>
-        </w:tc>
-        <w:tc>
-          <w:tcPr>
-            <w:tcW w:w="2132" w:type="dxa"/>
-          </w:tcPr>
-          <w:p>
-            <w:pPr>
-              <w:spacing w:before="40" w:after="40" w:line="240" w:lineRule="auto"/>
-            </w:pPr>
-            <w:r>
-              <w:rPr>
-                <w:rFonts w:ascii="Segoe UI" w:hAnsi="Segoe UI" w:cs="Segoe UI" w:eastAsia="Segoe UI"/>
-                <w:sz w:val="16"/>
-                <w:szCs w:val="16"/>
-              </w:rPr>
-              <w:t xml:space="preserve">Master &gt; System Configuration &gt; Message Templates</w:t>
-            </w:r>
-          </w:p>
-        </w:tc>
-        <w:tc>
-          <w:tcPr>
-            <w:tcW w:w="1705" w:type="dxa"/>
-          </w:tcPr>
-          <w:p>
-            <w:pPr>
-              <w:spacing w:before="40" w:after="40" w:line="240" w:lineRule="auto"/>
-            </w:pPr>
-            <w:r>
-              <w:rPr>
-                <w:rFonts w:ascii="Segoe UI" w:hAnsi="Segoe UI" w:cs="Segoe UI" w:eastAsia="Segoe UI"/>
-                <w:sz w:val="16"/>
-                <w:szCs w:val="16"/>
-              </w:rPr>
-              <w:t xml:space="preserve">-</w:t>
-            </w:r>
-          </w:p>
-        </w:tc>
-        <w:tc>
-          <w:tcPr>
-            <w:tcW w:w="2399" w:type="dxa"/>
-          </w:tcPr>
-          <w:p>
-            <w:pPr>
-              <w:spacing w:before="40" w:after="40" w:line="240" w:lineRule="auto"/>
-            </w:pPr>
-            <w:r>
-              <w:rPr>
-                <w:rFonts w:ascii="Segoe UI" w:hAnsi="Segoe UI" w:cs="Segoe UI" w:eastAsia="Segoe UI"/>
-                <w:sz w:val="16"/>
-                <w:szCs w:val="16"/>
-              </w:rPr>
-              <w:t xml:space="preserve">job sms-renewal-notices; job sms-payment-reminders; connector SMS_SEMAPHORE; connector SMS_GLOBE_LABS; connector SMS_GENERIC; connector VIBER_BUSINESS</w:t>
+              <w:t xml:space="preserve">Phase 2</w:t>
+            </w:r>
+          </w:p>
+        </w:tc>
+        <w:tc>
+          <w:tcPr>
+            <w:tcW w:w="2128" w:type="dxa"/>
+          </w:tcPr>
+          <w:p>
+            <w:pPr>
+              <w:spacing w:before="40" w:after="40" w:line="240" w:lineRule="auto"/>
+            </w:pPr>
+            <w:r>
+              <w:rPr>
+                <w:rFonts w:ascii="Segoe UI" w:hAnsi="Segoe UI" w:cs="Segoe UI" w:eastAsia="Segoe UI"/>
+                <w:sz w:val="16"/>
+                <w:szCs w:val="16"/>
+              </w:rPr>
+              <w:t xml:space="preserve">Master &gt; System Configuration &gt; Insurer Integration</w:t>
+            </w:r>
+          </w:p>
+        </w:tc>
+        <w:tc>
+          <w:tcPr>
+            <w:tcW w:w="1714" w:type="dxa"/>
+          </w:tcPr>
+          <w:p>
+            <w:pPr>
+              <w:spacing w:before="40" w:after="40" w:line="240" w:lineRule="auto"/>
+            </w:pPr>
+            <w:r>
+              <w:rPr>
+                <w:rFonts w:ascii="Segoe UI" w:hAnsi="Segoe UI" w:cs="Segoe UI" w:eastAsia="Segoe UI"/>
+                <w:sz w:val="16"/>
+                <w:szCs w:val="16"/>
+              </w:rPr>
+              <w:t xml:space="preserve">-</w:t>
+            </w:r>
+          </w:p>
+        </w:tc>
+        <w:tc>
+          <w:tcPr>
+            <w:tcW w:w="2400" w:type="dxa"/>
+          </w:tcPr>
+          <w:p>
+            <w:pPr>
+              <w:spacing w:before="40" w:after="40" w:line="240" w:lineRule="auto"/>
+            </w:pPr>
+            <w:r>
+              <w:rPr>
+                <w:rFonts w:ascii="Segoe UI" w:hAnsi="Segoe UI" w:cs="Segoe UI" w:eastAsia="Segoe UI"/>
+                <w:sz w:val="16"/>
+                <w:szCs w:val="16"/>
+              </w:rPr>
+              <w:t xml:space="preserve">connector INSURER_API</w:t>
             </w:r>
           </w:p>
         </w:tc>
@@ -19537,19 +19424,19 @@
         </w:trPr>
         <w:tc>
           <w:tcPr>
-            <w:tcW w:w="1821" w:type="dxa"/>
-          </w:tcPr>
-          <w:p>
-            <w:pPr>
-              <w:spacing w:before="40" w:after="40" w:line="240" w:lineRule="auto"/>
-            </w:pPr>
-            <w:r>
-              <w:rPr>
-                <w:rFonts w:ascii="Segoe UI" w:hAnsi="Segoe UI" w:cs="Segoe UI" w:eastAsia="Segoe UI"/>
-                <w:sz w:val="16"/>
-                <w:szCs w:val="16"/>
-              </w:rPr>
-              <w:t xml:space="preserve">Insurer API integration</w:t>
+            <w:tcW w:w="1815" w:type="dxa"/>
+          </w:tcPr>
+          <w:p>
+            <w:pPr>
+              <w:spacing w:before="40" w:after="40" w:line="240" w:lineRule="auto"/>
+            </w:pPr>
+            <w:r>
+              <w:rPr>
+                <w:rFonts w:ascii="Segoe UI" w:hAnsi="Segoe UI" w:cs="Segoe UI" w:eastAsia="Segoe UI"/>
+                <w:sz w:val="16"/>
+                <w:szCs w:val="16"/>
+              </w:rPr>
+              <w:t xml:space="preserve">Inbound integration messages</w:t>
             </w:r>
           </w:p>
         </w:tc>
@@ -19567,61 +19454,61 @@
                 <w:sz w:val="16"/>
                 <w:szCs w:val="16"/>
               </w:rPr>
-              <w:t xml:space="preserve">Phase 2</w:t>
-            </w:r>
-          </w:p>
-        </w:tc>
-        <w:tc>
-          <w:tcPr>
-            <w:tcW w:w="2132" w:type="dxa"/>
-          </w:tcPr>
-          <w:p>
-            <w:pPr>
-              <w:spacing w:before="40" w:after="40" w:line="240" w:lineRule="auto"/>
-            </w:pPr>
-            <w:r>
-              <w:rPr>
-                <w:rFonts w:ascii="Segoe UI" w:hAnsi="Segoe UI" w:cs="Segoe UI" w:eastAsia="Segoe UI"/>
-                <w:sz w:val="16"/>
-                <w:szCs w:val="16"/>
-              </w:rPr>
-              <w:t xml:space="preserve">Master &gt; System Configuration &gt; Insurer Integration</w:t>
-            </w:r>
-          </w:p>
-        </w:tc>
-        <w:tc>
-          <w:tcPr>
-            <w:tcW w:w="1705" w:type="dxa"/>
-          </w:tcPr>
-          <w:p>
-            <w:pPr>
-              <w:spacing w:before="40" w:after="40" w:line="240" w:lineRule="auto"/>
-            </w:pPr>
-            <w:r>
-              <w:rPr>
-                <w:rFonts w:ascii="Segoe UI" w:hAnsi="Segoe UI" w:cs="Segoe UI" w:eastAsia="Segoe UI"/>
-                <w:sz w:val="16"/>
-                <w:szCs w:val="16"/>
-              </w:rPr>
-              <w:t xml:space="preserve">-</w:t>
-            </w:r>
-          </w:p>
-        </w:tc>
-        <w:tc>
-          <w:tcPr>
-            <w:tcW w:w="2399" w:type="dxa"/>
-          </w:tcPr>
-          <w:p>
-            <w:pPr>
-              <w:spacing w:before="40" w:after="40" w:line="240" w:lineRule="auto"/>
-            </w:pPr>
-            <w:r>
-              <w:rPr>
-                <w:rFonts w:ascii="Segoe UI" w:hAnsi="Segoe UI" w:cs="Segoe UI" w:eastAsia="Segoe UI"/>
-                <w:sz w:val="16"/>
-                <w:szCs w:val="16"/>
-              </w:rPr>
-              <w:t xml:space="preserve">connector INSURER_API</w:t>
+              <w:t xml:space="preserve">Future release</w:t>
+            </w:r>
+          </w:p>
+        </w:tc>
+        <w:tc>
+          <w:tcPr>
+            <w:tcW w:w="2128" w:type="dxa"/>
+          </w:tcPr>
+          <w:p>
+            <w:pPr>
+              <w:spacing w:before="40" w:after="40" w:line="240" w:lineRule="auto"/>
+            </w:pPr>
+            <w:r>
+              <w:rPr>
+                <w:rFonts w:ascii="Segoe UI" w:hAnsi="Segoe UI" w:cs="Segoe UI" w:eastAsia="Segoe UI"/>
+                <w:sz w:val="16"/>
+                <w:szCs w:val="16"/>
+              </w:rPr>
+              <w:t xml:space="preserve">-</w:t>
+            </w:r>
+          </w:p>
+        </w:tc>
+        <w:tc>
+          <w:tcPr>
+            <w:tcW w:w="1714" w:type="dxa"/>
+          </w:tcPr>
+          <w:p>
+            <w:pPr>
+              <w:spacing w:before="40" w:after="40" w:line="240" w:lineRule="auto"/>
+            </w:pPr>
+            <w:r>
+              <w:rPr>
+                <w:rFonts w:ascii="Segoe UI" w:hAnsi="Segoe UI" w:cs="Segoe UI" w:eastAsia="Segoe UI"/>
+                <w:sz w:val="16"/>
+                <w:szCs w:val="16"/>
+              </w:rPr>
+              <w:t xml:space="preserve">-</w:t>
+            </w:r>
+          </w:p>
+        </w:tc>
+        <w:tc>
+          <w:tcPr>
+            <w:tcW w:w="2400" w:type="dxa"/>
+          </w:tcPr>
+          <w:p>
+            <w:pPr>
+              <w:spacing w:before="40" w:after="40" w:line="240" w:lineRule="auto"/>
+            </w:pPr>
+            <w:r>
+              <w:rPr>
+                <w:rFonts w:ascii="Segoe UI" w:hAnsi="Segoe UI" w:cs="Segoe UI" w:eastAsia="Segoe UI"/>
+                <w:sz w:val="16"/>
+                <w:szCs w:val="16"/>
+              </w:rPr>
+              <w:t xml:space="preserve">setting integrations.inbound_enabled</w:t>
             </w:r>
           </w:p>
         </w:tc>
@@ -19632,19 +19519,19 @@
         </w:trPr>
         <w:tc>
           <w:tcPr>
-            <w:tcW w:w="1821" w:type="dxa"/>
-          </w:tcPr>
-          <w:p>
-            <w:pPr>
-              <w:spacing w:before="40" w:after="40" w:line="240" w:lineRule="auto"/>
-            </w:pPr>
-            <w:r>
-              <w:rPr>
-                <w:rFonts w:ascii="Segoe UI" w:hAnsi="Segoe UI" w:cs="Segoe UI" w:eastAsia="Segoe UI"/>
-                <w:sz w:val="16"/>
-                <w:szCs w:val="16"/>
-              </w:rPr>
-              <w:t xml:space="preserve">Inbound integration messages</w:t>
+            <w:tcW w:w="1815" w:type="dxa"/>
+          </w:tcPr>
+          <w:p>
+            <w:pPr>
+              <w:spacing w:before="40" w:after="40" w:line="240" w:lineRule="auto"/>
+            </w:pPr>
+            <w:r>
+              <w:rPr>
+                <w:rFonts w:ascii="Segoe UI" w:hAnsi="Segoe UI" w:cs="Segoe UI" w:eastAsia="Segoe UI"/>
+                <w:sz w:val="16"/>
+                <w:szCs w:val="16"/>
+              </w:rPr>
+              <w:t xml:space="preserve">Legacy book migration</w:t>
             </w:r>
           </w:p>
         </w:tc>
@@ -19662,61 +19549,61 @@
                 <w:sz w:val="16"/>
                 <w:szCs w:val="16"/>
               </w:rPr>
-              <w:t xml:space="preserve">Future release</w:t>
-            </w:r>
-          </w:p>
-        </w:tc>
-        <w:tc>
-          <w:tcPr>
-            <w:tcW w:w="2132" w:type="dxa"/>
-          </w:tcPr>
-          <w:p>
-            <w:pPr>
-              <w:spacing w:before="40" w:after="40" w:line="240" w:lineRule="auto"/>
-            </w:pPr>
-            <w:r>
-              <w:rPr>
-                <w:rFonts w:ascii="Segoe UI" w:hAnsi="Segoe UI" w:cs="Segoe UI" w:eastAsia="Segoe UI"/>
-                <w:sz w:val="16"/>
-                <w:szCs w:val="16"/>
-              </w:rPr>
-              <w:t xml:space="preserve">-</w:t>
-            </w:r>
-          </w:p>
-        </w:tc>
-        <w:tc>
-          <w:tcPr>
-            <w:tcW w:w="1705" w:type="dxa"/>
-          </w:tcPr>
-          <w:p>
-            <w:pPr>
-              <w:spacing w:before="40" w:after="40" w:line="240" w:lineRule="auto"/>
-            </w:pPr>
-            <w:r>
-              <w:rPr>
-                <w:rFonts w:ascii="Segoe UI" w:hAnsi="Segoe UI" w:cs="Segoe UI" w:eastAsia="Segoe UI"/>
-                <w:sz w:val="16"/>
-                <w:szCs w:val="16"/>
-              </w:rPr>
-              <w:t xml:space="preserve">-</w:t>
-            </w:r>
-          </w:p>
-        </w:tc>
-        <w:tc>
-          <w:tcPr>
-            <w:tcW w:w="2399" w:type="dxa"/>
-          </w:tcPr>
-          <w:p>
-            <w:pPr>
-              <w:spacing w:before="40" w:after="40" w:line="240" w:lineRule="auto"/>
-            </w:pPr>
-            <w:r>
-              <w:rPr>
-                <w:rFonts w:ascii="Segoe UI" w:hAnsi="Segoe UI" w:cs="Segoe UI" w:eastAsia="Segoe UI"/>
-                <w:sz w:val="16"/>
-                <w:szCs w:val="16"/>
-              </w:rPr>
-              <w:t xml:space="preserve">setting integrations.inbound_enabled</w:t>
+              <w:t xml:space="preserve">Phase 2</w:t>
+            </w:r>
+          </w:p>
+        </w:tc>
+        <w:tc>
+          <w:tcPr>
+            <w:tcW w:w="2128" w:type="dxa"/>
+          </w:tcPr>
+          <w:p>
+            <w:pPr>
+              <w:spacing w:before="40" w:after="40" w:line="240" w:lineRule="auto"/>
+            </w:pPr>
+            <w:r>
+              <w:rPr>
+                <w:rFonts w:ascii="Segoe UI" w:hAnsi="Segoe UI" w:cs="Segoe UI" w:eastAsia="Segoe UI"/>
+                <w:sz w:val="16"/>
+                <w:szCs w:val="16"/>
+              </w:rPr>
+              <w:t xml:space="preserve">-</w:t>
+            </w:r>
+          </w:p>
+        </w:tc>
+        <w:tc>
+          <w:tcPr>
+            <w:tcW w:w="1714" w:type="dxa"/>
+          </w:tcPr>
+          <w:p>
+            <w:pPr>
+              <w:spacing w:before="40" w:after="40" w:line="240" w:lineRule="auto"/>
+            </w:pPr>
+            <w:r>
+              <w:rPr>
+                <w:rFonts w:ascii="Segoe UI" w:hAnsi="Segoe UI" w:cs="Segoe UI" w:eastAsia="Segoe UI"/>
+                <w:sz w:val="16"/>
+                <w:szCs w:val="16"/>
+              </w:rPr>
+              <w:t xml:space="preserve">-</w:t>
+            </w:r>
+          </w:p>
+        </w:tc>
+        <w:tc>
+          <w:tcPr>
+            <w:tcW w:w="2400" w:type="dxa"/>
+          </w:tcPr>
+          <w:p>
+            <w:pPr>
+              <w:spacing w:before="40" w:after="40" w:line="240" w:lineRule="auto"/>
+            </w:pPr>
+            <w:r>
+              <w:rPr>
+                <w:rFonts w:ascii="Segoe UI" w:hAnsi="Segoe UI" w:cs="Segoe UI" w:eastAsia="Segoe UI"/>
+                <w:sz w:val="16"/>
+                <w:szCs w:val="16"/>
+              </w:rPr>
+              <w:t xml:space="preserve">-</w:t>
             </w:r>
           </w:p>
         </w:tc>
@@ -19727,19 +19614,19 @@
         </w:trPr>
         <w:tc>
           <w:tcPr>
-            <w:tcW w:w="1821" w:type="dxa"/>
-          </w:tcPr>
-          <w:p>
-            <w:pPr>
-              <w:spacing w:before="40" w:after="40" w:line="240" w:lineRule="auto"/>
-            </w:pPr>
-            <w:r>
-              <w:rPr>
-                <w:rFonts w:ascii="Segoe UI" w:hAnsi="Segoe UI" w:cs="Segoe UI" w:eastAsia="Segoe UI"/>
-                <w:sz w:val="16"/>
-                <w:szCs w:val="16"/>
-              </w:rPr>
-              <w:t xml:space="preserve">Legacy book migration</w:t>
+            <w:tcW w:w="1815" w:type="dxa"/>
+          </w:tcPr>
+          <w:p>
+            <w:pPr>
+              <w:spacing w:before="40" w:after="40" w:line="240" w:lineRule="auto"/>
+            </w:pPr>
+            <w:r>
+              <w:rPr>
+                <w:rFonts w:ascii="Segoe UI" w:hAnsi="Segoe UI" w:cs="Segoe UI" w:eastAsia="Segoe UI"/>
+                <w:sz w:val="16"/>
+                <w:szCs w:val="16"/>
+              </w:rPr>
+              <w:t xml:space="preserve">Product analytics</w:t>
             </w:r>
           </w:p>
         </w:tc>
@@ -19757,108 +19644,13 @@
                 <w:sz w:val="16"/>
                 <w:szCs w:val="16"/>
               </w:rPr>
-              <w:t xml:space="preserve">Phase 2</w:t>
-            </w:r>
-          </w:p>
-        </w:tc>
-        <w:tc>
-          <w:tcPr>
-            <w:tcW w:w="2132" w:type="dxa"/>
-          </w:tcPr>
-          <w:p>
-            <w:pPr>
-              <w:spacing w:before="40" w:after="40" w:line="240" w:lineRule="auto"/>
-            </w:pPr>
-            <w:r>
-              <w:rPr>
-                <w:rFonts w:ascii="Segoe UI" w:hAnsi="Segoe UI" w:cs="Segoe UI" w:eastAsia="Segoe UI"/>
-                <w:sz w:val="16"/>
-                <w:szCs w:val="16"/>
-              </w:rPr>
-              <w:t xml:space="preserve">-</w:t>
-            </w:r>
-          </w:p>
-        </w:tc>
-        <w:tc>
-          <w:tcPr>
-            <w:tcW w:w="1705" w:type="dxa"/>
-          </w:tcPr>
-          <w:p>
-            <w:pPr>
-              <w:spacing w:before="40" w:after="40" w:line="240" w:lineRule="auto"/>
-            </w:pPr>
-            <w:r>
-              <w:rPr>
-                <w:rFonts w:ascii="Segoe UI" w:hAnsi="Segoe UI" w:cs="Segoe UI" w:eastAsia="Segoe UI"/>
-                <w:sz w:val="16"/>
-                <w:szCs w:val="16"/>
-              </w:rPr>
-              <w:t xml:space="preserve">-</w:t>
-            </w:r>
-          </w:p>
-        </w:tc>
-        <w:tc>
-          <w:tcPr>
-            <w:tcW w:w="2399" w:type="dxa"/>
-          </w:tcPr>
-          <w:p>
-            <w:pPr>
-              <w:spacing w:before="40" w:after="40" w:line="240" w:lineRule="auto"/>
-            </w:pPr>
-            <w:r>
-              <w:rPr>
-                <w:rFonts w:ascii="Segoe UI" w:hAnsi="Segoe UI" w:cs="Segoe UI" w:eastAsia="Segoe UI"/>
-                <w:sz w:val="16"/>
-                <w:szCs w:val="16"/>
-              </w:rPr>
-              <w:t xml:space="preserve">-</w:t>
-            </w:r>
-          </w:p>
-        </w:tc>
-      </w:tr>
-      <w:tr>
-        <w:trPr>
-          <w:cantSplit/>
-        </w:trPr>
-        <w:tc>
-          <w:tcPr>
-            <w:tcW w:w="1821" w:type="dxa"/>
-          </w:tcPr>
-          <w:p>
-            <w:pPr>
-              <w:spacing w:before="40" w:after="40" w:line="240" w:lineRule="auto"/>
-            </w:pPr>
-            <w:r>
-              <w:rPr>
-                <w:rFonts w:ascii="Segoe UI" w:hAnsi="Segoe UI" w:cs="Segoe UI" w:eastAsia="Segoe UI"/>
-                <w:sz w:val="16"/>
-                <w:szCs w:val="16"/>
-              </w:rPr>
-              <w:t xml:space="preserve">Product analytics</w:t>
-            </w:r>
-          </w:p>
-        </w:tc>
-        <w:tc>
-          <w:tcPr>
-            <w:tcW w:w="970" w:type="dxa"/>
-          </w:tcPr>
-          <w:p>
-            <w:pPr>
-              <w:spacing w:before="40" w:after="40" w:line="240" w:lineRule="auto"/>
-            </w:pPr>
-            <w:r>
-              <w:rPr>
-                <w:rFonts w:ascii="Segoe UI" w:hAnsi="Segoe UI" w:cs="Segoe UI" w:eastAsia="Segoe UI"/>
-                <w:sz w:val="16"/>
-                <w:szCs w:val="16"/>
-              </w:rPr>
               <w:t xml:space="preserve">Future release</w:t>
             </w:r>
           </w:p>
         </w:tc>
         <w:tc>
           <w:tcPr>
-            <w:tcW w:w="2132" w:type="dxa"/>
+            <w:tcW w:w="2128" w:type="dxa"/>
           </w:tcPr>
           <w:p>
             <w:pPr>
@@ -19876,25 +19668,25 @@
         </w:tc>
         <w:tc>
           <w:tcPr>
-            <w:tcW w:w="1705" w:type="dxa"/>
-          </w:tcPr>
-          <w:p>
-            <w:pPr>
-              <w:spacing w:before="40" w:after="40" w:line="240" w:lineRule="auto"/>
-            </w:pPr>
-            <w:r>
-              <w:rPr>
-                <w:rFonts w:ascii="Segoe UI" w:hAnsi="Segoe UI" w:cs="Segoe UI" w:eastAsia="Segoe UI"/>
-                <w:sz w:val="16"/>
-                <w:szCs w:val="16"/>
-              </w:rPr>
-              <w:t xml:space="preserve">-</w:t>
-            </w:r>
-          </w:p>
-        </w:tc>
-        <w:tc>
-          <w:tcPr>
-            <w:tcW w:w="2399" w:type="dxa"/>
+            <w:tcW w:w="1714" w:type="dxa"/>
+          </w:tcPr>
+          <w:p>
+            <w:pPr>
+              <w:spacing w:before="40" w:after="40" w:line="240" w:lineRule="auto"/>
+            </w:pPr>
+            <w:r>
+              <w:rPr>
+                <w:rFonts w:ascii="Segoe UI" w:hAnsi="Segoe UI" w:cs="Segoe UI" w:eastAsia="Segoe UI"/>
+                <w:sz w:val="16"/>
+                <w:szCs w:val="16"/>
+              </w:rPr>
+              <w:t xml:space="preserve">-</w:t>
+            </w:r>
+          </w:p>
+        </w:tc>
+        <w:tc>
+          <w:tcPr>
+            <w:tcW w:w="2400" w:type="dxa"/>
           </w:tcPr>
           <w:p>
             <w:pPr>

--- a/docs/TISPH/proposals/TISPH_Feature_Catalogue_and_Release_Tiers.docx
+++ b/docs/TISPH/proposals/TISPH_Feature_Catalogue_and_Release_Tiers.docx
@@ -3723,7 +3723,7 @@
                 <w:sz w:val="16"/>
                 <w:szCs w:val="16"/>
               </w:rPr>
-              <w:t xml:space="preserve">135</w:t>
+              <w:t xml:space="preserve">136</w:t>
             </w:r>
           </w:p>
         </w:tc>
@@ -4087,7 +4087,7 @@
                 <w:sz w:val="16"/>
                 <w:szCs w:val="16"/>
               </w:rPr>
-              <w:t xml:space="preserve">207</w:t>
+              <w:t xml:space="preserve">208</w:t>
             </w:r>
           </w:p>
         </w:tc>
@@ -5599,7 +5599,7 @@
                 <w:sz w:val="16"/>
                 <w:szCs w:val="16"/>
               </w:rPr>
-              <w:t xml:space="preserve">Renewal run, notices at 90, 60 and 30 days, renewal queue, negotiations and lapse management</w:t>
+              <w:t xml:space="preserve">Renewal run, notices at 90, 60 and 30 days, renewal queue, negotiations, lapse management and lock-in accounts</w:t>
             </w:r>
           </w:p>
         </w:tc>
@@ -5617,7 +5617,7 @@
                 <w:sz w:val="16"/>
                 <w:szCs w:val="16"/>
               </w:rPr>
-              <w:t xml:space="preserve">TIS-BRD-RENEW-01, TIS-BRD-RENEW-02, TIS-BRD-RENEW-03, TIS-BRD-RENEW-05, PBSM-M24-LAP, PBSM-M15-REN-DUE</w:t>
+              <w:t xml:space="preserve">TIS-BRD-RENEW-01, TIS-BRD-RENEW-02, TIS-BRD-RENEW-03, TIS-BRD-RENEW-05, TIS-BRD-SCHM-03, PBSM-M24-LAP, PBSM-M15-REN-DUE</w:t>
             </w:r>
           </w:p>
         </w:tc>

--- a/docs/TISPH/proposals/TISPH_Feature_Catalogue_and_Release_Tiers.docx
+++ b/docs/TISPH/proposals/TISPH_Feature_Catalogue_and_Release_Tiers.docx
@@ -3723,7 +3723,7 @@
                 <w:sz w:val="16"/>
                 <w:szCs w:val="16"/>
               </w:rPr>
-              <w:t xml:space="preserve">139</w:t>
+              <w:t xml:space="preserve">142</w:t>
             </w:r>
           </w:p>
         </w:tc>
@@ -4087,7 +4087,7 @@
                 <w:sz w:val="16"/>
                 <w:szCs w:val="16"/>
               </w:rPr>
-              <w:t xml:space="preserve">211</w:t>
+              <w:t xml:space="preserve">214</w:t>
             </w:r>
           </w:p>
         </w:tc>
@@ -5843,7 +5843,7 @@
                 <w:sz w:val="16"/>
                 <w:szCs w:val="16"/>
               </w:rPr>
-              <w:t xml:space="preserve">TIS-BRD-COLL-01, TIS-BRD-COLL-03, TIS-BRD-COLL-04, TIS-BRD-COLL-05, TIS-BRD-COLL-06, TIS-BRD-COLL-07, TIS-BRD-COLL-08, PBSM-M17v4-RECEIPTING, PBSM-M17v4-PDC</w:t>
+              <w:t xml:space="preserve">TIS-BRD-COLL-01, TIS-BRD-COLL-03, TIS-BRD-COLL-04, TIS-BRD-COLL-05, TIS-BRD-COLL-06, TIS-BRD-COLL-07, TIS-BRD-COLL-08, PBSM-M17v4-RECEIPTING, PBSM-M17v4-PDC, TIS-BRD-RPT-CCD-01, TIS-BRD-RPT-CCD-02, TIS-BRD-RPT-CCD-03, TIS-BRD-RPT-CCD-04, TIS-BRD-RPT-CCD-05, TIS-BRD-RPT-CCD-06, TIS-BRD-RPT-CCD-07, FR-PDC-001, FGA-BR-02, MOM-S3-COLL-RV-SPLIT, PBSM-M15-COL-SLA</w:t>
             </w:r>
           </w:p>
         </w:tc>
@@ -6408,7 +6408,7 @@
                 <w:sz w:val="16"/>
                 <w:szCs w:val="16"/>
               </w:rPr>
-              <w:t xml:space="preserve">TIS-BRD-COMM-01, TIS-BRD-COMM-03, TIS-BRD-COMM-04, TIS-BRD-RPT-OPS-05, TIS-BRD-RPT-OPS-06, TIS-BRD-RPT-OPS-08, TIS-BRD-RPT-OPS-09, PBSM-M15-REMIT-WEEKLY, FR-RMT-001</w:t>
+              <w:t xml:space="preserve">TIS-BRD-COMM-01, TIS-BRD-COMM-03, TIS-BRD-COMM-04, TIS-BRD-RPT-OPS-05, TIS-BRD-RPT-OPS-06, TIS-BRD-RPT-OPS-08, TIS-BRD-RPT-OPS-09, PBSM-M15-REMIT-WEEKLY, FR-RMT-001, FR-RMT-011, FR-RMT-012, FR-RMT-020, PBSM-M15-BILL-RUN</w:t>
             </w:r>
           </w:p>
         </w:tc>
@@ -7651,7 +7651,7 @@
                 <w:sz w:val="16"/>
                 <w:szCs w:val="16"/>
               </w:rPr>
-              <w:t xml:space="preserve">TIS-BRD-GL-01, TIS-BRD-GL-02, TIS-BRD-TAX-01, TIS-BRD-PROD-11, TIS-BRD-PROD-16, FGA-DS-04, MOM-S9-ACC-COST-CENTRE, PBSM-M18-COA, PBSM-M23-POSTING</w:t>
+              <w:t xml:space="preserve">TIS-BRD-GL-01, TIS-BRD-GL-02, TIS-BRD-TAX-01, TIS-BRD-PROD-11, TIS-BRD-PROD-16, FGA-DS-04, MOM-S9-ACC-COST-CENTRE, PBSM-M18-COA, PBSM-M23-POSTING, FGA-DS-07</w:t>
             </w:r>
           </w:p>
         </w:tc>

--- a/docs/TISPH/proposals/TISPH_Feature_Catalogue_and_Release_Tiers.docx
+++ b/docs/TISPH/proposals/TISPH_Feature_Catalogue_and_Release_Tiers.docx
@@ -992,7 +992,7 @@
             <w:b/>
             <w:noProof/>
           </w:rPr>
-          <w:t>9</w:t>
+          <w:t>10</w:t>
         </w:r>
       </w:hyperlink>
     </w:p>
@@ -1034,7 +1034,7 @@
             <w:b/>
             <w:noProof/>
           </w:rPr>
-          <w:t>10</w:t>
+          <w:t>11</w:t>
         </w:r>
       </w:hyperlink>
     </w:p>
@@ -1076,7 +1076,7 @@
             <w:b/>
             <w:noProof/>
           </w:rPr>
-          <w:t>11</w:t>
+          <w:t>12</w:t>
         </w:r>
       </w:hyperlink>
     </w:p>
@@ -3723,7 +3723,7 @@
                 <w:sz w:val="16"/>
                 <w:szCs w:val="16"/>
               </w:rPr>
-              <w:t xml:space="preserve">142</w:t>
+              <w:t xml:space="preserve">143</w:t>
             </w:r>
           </w:p>
         </w:tc>
@@ -4087,7 +4087,7 @@
                 <w:sz w:val="16"/>
                 <w:szCs w:val="16"/>
               </w:rPr>
-              <w:t xml:space="preserve">214</w:t>
+              <w:t xml:space="preserve">215</w:t>
             </w:r>
           </w:p>
         </w:tc>
@@ -7068,7 +7068,7 @@
                 <w:sz w:val="16"/>
                 <w:szCs w:val="16"/>
               </w:rPr>
-              <w:t xml:space="preserve">Commission dashboard and the accounts of agents, dealers and referrers with their share</w:t>
+              <w:t xml:space="preserve">Commission dashboard, the accounts of agents, dealers and referrers with their share, the sharing schemes, the commission basis of a policy and the change requests on commission lines</w:t>
             </w:r>
           </w:p>
         </w:tc>
@@ -7086,7 +7086,7 @@
                 <w:sz w:val="16"/>
                 <w:szCs w:val="16"/>
               </w:rPr>
-              <w:t xml:space="preserve">TIS-BRD-COMM-05, TIS-BRD-COMM-06, TIS-BRD-PROD-16, TIS-BRD-RPT-OPS-07</w:t>
+              <w:t xml:space="preserve">TIS-BRD-COMM-02, TIS-BRD-COMM-05, TIS-BRD-COMM-06, TIS-BRD-PROD-16, TIS-BRD-RPT-OPS-07, FR-CMR-010, FR-CMR-015, FR-CMR-022, FR-RMT-001, FR-RMT-003, FR-RMT-005, FR-RMT-030</w:t>
             </w:r>
           </w:p>
         </w:tc>

--- a/docs/TISPH/proposals/TISPH_Feature_Catalogue_and_Release_Tiers.docx
+++ b/docs/TISPH/proposals/TISPH_Feature_Catalogue_and_Release_Tiers.docx
@@ -3705,7 +3705,7 @@
                 <w:sz w:val="16"/>
                 <w:szCs w:val="16"/>
               </w:rPr>
-              <w:t xml:space="preserve">30</w:t>
+              <w:t xml:space="preserve">31</w:t>
             </w:r>
           </w:p>
         </w:tc>
@@ -3723,7 +3723,7 @@
                 <w:sz w:val="16"/>
                 <w:szCs w:val="16"/>
               </w:rPr>
-              <w:t xml:space="preserve">143</w:t>
+              <w:t xml:space="preserve">148</w:t>
             </w:r>
           </w:p>
         </w:tc>
@@ -4069,7 +4069,7 @@
                 <w:sz w:val="16"/>
                 <w:szCs w:val="16"/>
               </w:rPr>
-              <w:t xml:space="preserve">80</w:t>
+              <w:t xml:space="preserve">81</w:t>
             </w:r>
           </w:p>
         </w:tc>
@@ -4087,7 +4087,7 @@
                 <w:sz w:val="16"/>
                 <w:szCs w:val="16"/>
               </w:rPr>
-              <w:t xml:space="preserve">215</w:t>
+              <w:t xml:space="preserve">220</w:t>
             </w:r>
           </w:p>
         </w:tc>
@@ -5789,7 +5789,7 @@
                 <w:sz w:val="16"/>
                 <w:szCs w:val="16"/>
               </w:rPr>
-              <w:t xml:space="preserve">Receipts and post-dated cheques</w:t>
+              <w:t xml:space="preserve">Talkbot renewal calls</w:t>
             </w:r>
           </w:p>
         </w:tc>
@@ -5807,7 +5807,7 @@
                 <w:sz w:val="16"/>
                 <w:szCs w:val="16"/>
               </w:rPr>
-              <w:t xml:space="preserve">Accounts</w:t>
+              <w:t xml:space="preserve">Operations</w:t>
             </w:r>
           </w:p>
         </w:tc>
@@ -5825,7 +5825,7 @@
                 <w:sz w:val="16"/>
                 <w:szCs w:val="16"/>
               </w:rPr>
-              <w:t xml:space="preserve">Official and acknowledgement receipts, allocation and matching, post-dated cheques and their deposit</w:t>
+              <w:t xml:space="preserve">Talkbot call lists of the Motor renewals, the call results upload, the Talkbot outcome and the Talkbot filter on renewal quotes</w:t>
             </w:r>
           </w:p>
         </w:tc>
@@ -5843,7 +5843,7 @@
                 <w:sz w:val="16"/>
                 <w:szCs w:val="16"/>
               </w:rPr>
-              <w:t xml:space="preserve">TIS-BRD-COLL-01, TIS-BRD-COLL-03, TIS-BRD-COLL-04, TIS-BRD-COLL-05, TIS-BRD-COLL-06, TIS-BRD-COLL-07, TIS-BRD-COLL-08, PBSM-M17v4-RECEIPTING, PBSM-M17v4-PDC, TIS-BRD-RPT-CCD-01, TIS-BRD-RPT-CCD-02, TIS-BRD-RPT-CCD-03, TIS-BRD-RPT-CCD-04, TIS-BRD-RPT-CCD-05, TIS-BRD-RPT-CCD-06, TIS-BRD-RPT-CCD-07, FR-PDC-001, FGA-BR-02, MOM-S3-COLL-RV-SPLIT, PBSM-M15-COL-SLA</w:t>
+              <w:t xml:space="preserve">TIS-BRD-LEAD-09, CR-02</w:t>
             </w:r>
           </w:p>
         </w:tc>
@@ -5861,7 +5861,7 @@
                 <w:sz w:val="16"/>
                 <w:szCs w:val="16"/>
               </w:rPr>
-              <w:t xml:space="preserve">-</w:t>
+              <w:t xml:space="preserve">Renewals</w:t>
             </w:r>
           </w:p>
         </w:tc>
@@ -5902,7 +5902,7 @@
                 <w:sz w:val="16"/>
                 <w:szCs w:val="16"/>
               </w:rPr>
-              <w:t xml:space="preserve">Collections and credit control</w:t>
+              <w:t xml:space="preserve">Receipts and post-dated cheques</w:t>
             </w:r>
           </w:p>
         </w:tc>
@@ -5938,7 +5938,7 @@
                 <w:sz w:val="16"/>
                 <w:szCs w:val="16"/>
               </w:rPr>
-              <w:t xml:space="preserve">Collections, instalment plans, premium warranty monitor and remittance ageing</w:t>
+              <w:t xml:space="preserve">Official and acknowledgement receipts, allocation and matching, post-dated cheques and their deposit</w:t>
             </w:r>
           </w:p>
         </w:tc>
@@ -5956,7 +5956,7 @@
                 <w:sz w:val="16"/>
                 <w:szCs w:val="16"/>
               </w:rPr>
-              <w:t xml:space="preserve">TIS-BRD-PROD-17, TIS-BRD-RPT-OPS-10, TIS-BRD-RPT-OPS-11, TIS-BRD-COMM-04, MOM-S3-COLL-CREDIT-TERMS</w:t>
+              <w:t xml:space="preserve">TIS-BRD-COLL-01, TIS-BRD-COLL-03, TIS-BRD-COLL-04, TIS-BRD-COLL-05, TIS-BRD-COLL-06, TIS-BRD-COLL-07, TIS-BRD-COLL-08, PBSM-M17v4-RECEIPTING, PBSM-M17v4-PDC, TIS-BRD-RPT-CCD-01, TIS-BRD-RPT-CCD-02, TIS-BRD-RPT-CCD-03, TIS-BRD-RPT-CCD-04, TIS-BRD-RPT-CCD-05, TIS-BRD-RPT-CCD-06, TIS-BRD-RPT-CCD-07, FR-PDC-001, FGA-BR-02, MOM-S3-COLL-RV-SPLIT, PBSM-M15-COL-SLA</w:t>
             </w:r>
           </w:p>
         </w:tc>
@@ -6015,7 +6015,7 @@
                 <w:sz w:val="16"/>
                 <w:szCs w:val="16"/>
               </w:rPr>
-              <w:t xml:space="preserve">Suppliers and supplier BIR 2307</w:t>
+              <w:t xml:space="preserve">Collections and credit control</w:t>
             </w:r>
           </w:p>
         </w:tc>
@@ -6051,7 +6051,7 @@
                 <w:sz w:val="16"/>
                 <w:szCs w:val="16"/>
               </w:rPr>
-              <w:t xml:space="preserve">Vendor and payee register for non-insurer payments, and the BIR Form 2307 issued to suppliers</w:t>
+              <w:t xml:space="preserve">Collections, instalment plans, premium warranty monitor and remittance ageing</w:t>
             </w:r>
           </w:p>
         </w:tc>
@@ -6069,7 +6069,7 @@
                 <w:sz w:val="16"/>
                 <w:szCs w:val="16"/>
               </w:rPr>
-              <w:t xml:space="preserve">TIS-BRD-MAS-06, FGA-EN-01, TIS-BRD-TAX-03</w:t>
+              <w:t xml:space="preserve">TIS-BRD-PROD-17, TIS-BRD-RPT-OPS-10, TIS-BRD-RPT-OPS-11, TIS-BRD-COMM-04, MOM-S3-COLL-CREDIT-TERMS</w:t>
             </w:r>
           </w:p>
         </w:tc>
@@ -6128,7 +6128,7 @@
                 <w:sz w:val="16"/>
                 <w:szCs w:val="16"/>
               </w:rPr>
-              <w:t xml:space="preserve">Disbursements and bank payment files</w:t>
+              <w:t xml:space="preserve">Suppliers and supplier BIR 2307</w:t>
             </w:r>
           </w:p>
         </w:tc>
@@ -6164,7 +6164,7 @@
                 <w:sz w:val="16"/>
                 <w:szCs w:val="16"/>
               </w:rPr>
-              <w:t xml:space="preserve">Payment vouchers and cheques, refund fund transfers and Metrobank payment files with maker-checker</w:t>
+              <w:t xml:space="preserve">Vendor and payee register for non-insurer payments, and the BIR Form 2307 issued to suppliers</w:t>
             </w:r>
           </w:p>
         </w:tc>
@@ -6182,7 +6182,7 @@
                 <w:sz w:val="16"/>
                 <w:szCs w:val="16"/>
               </w:rPr>
-              <w:t xml:space="preserve">TIS-BRD-DISB-01, TIS-BRD-DISB-02, TIS-BRD-DISB-03, PBSM-M17v4-DISB, MOM-S5-DISB-MAKER-CHECKER</w:t>
+              <w:t xml:space="preserve">TIS-BRD-MAS-06, FGA-EN-01, TIS-BRD-TAX-03</w:t>
             </w:r>
           </w:p>
         </w:tc>
@@ -6241,7 +6241,7 @@
                 <w:sz w:val="16"/>
                 <w:szCs w:val="16"/>
               </w:rPr>
-              <w:t xml:space="preserve">Bank file interface</w:t>
+              <w:t xml:space="preserve">Disbursements and bank payment files</w:t>
             </w:r>
           </w:p>
         </w:tc>
@@ -6277,7 +6277,7 @@
                 <w:sz w:val="16"/>
                 <w:szCs w:val="16"/>
               </w:rPr>
-              <w:t xml:space="preserve">Connector and outbox of the bank payment files</w:t>
+              <w:t xml:space="preserve">Payment vouchers and cheques, refund fund transfers and Metrobank payment files with maker-checker</w:t>
             </w:r>
           </w:p>
         </w:tc>
@@ -6295,7 +6295,7 @@
                 <w:sz w:val="16"/>
                 <w:szCs w:val="16"/>
               </w:rPr>
-              <w:t xml:space="preserve">TIS-BRD-DISB-03, TIS-BRD-NFR-09</w:t>
+              <w:t xml:space="preserve">TIS-BRD-DISB-01, TIS-BRD-DISB-02, TIS-BRD-DISB-03, PBSM-M17v4-DISB, MOM-S5-DISB-MAKER-CHECKER</w:t>
             </w:r>
           </w:p>
         </w:tc>
@@ -6354,7 +6354,7 @@
                 <w:sz w:val="16"/>
                 <w:szCs w:val="16"/>
               </w:rPr>
-              <w:t xml:space="preserve">Remittance to insurers</w:t>
+              <w:t xml:space="preserve">Bank file interface</w:t>
             </w:r>
           </w:p>
         </w:tc>
@@ -6390,7 +6390,7 @@
                 <w:sz w:val="16"/>
                 <w:szCs w:val="16"/>
               </w:rPr>
-              <w:t xml:space="preserve">Weekly remittance with approvals, insurer payments, statement reconciliation, exceptions, billing, schedules and settlement</w:t>
+              <w:t xml:space="preserve">Connector and outbox of the bank payment files</w:t>
             </w:r>
           </w:p>
         </w:tc>
@@ -6408,7 +6408,7 @@
                 <w:sz w:val="16"/>
                 <w:szCs w:val="16"/>
               </w:rPr>
-              <w:t xml:space="preserve">TIS-BRD-COMM-01, TIS-BRD-COMM-03, TIS-BRD-COMM-04, TIS-BRD-RPT-OPS-05, TIS-BRD-RPT-OPS-06, TIS-BRD-RPT-OPS-08, TIS-BRD-RPT-OPS-09, PBSM-M15-REMIT-WEEKLY, FR-RMT-001, FR-RMT-011, FR-RMT-012, FR-RMT-020, PBSM-M15-BILL-RUN</w:t>
+              <w:t xml:space="preserve">TIS-BRD-DISB-03, TIS-BRD-NFR-09</w:t>
             </w:r>
           </w:p>
         </w:tc>
@@ -6467,7 +6467,7 @@
                 <w:sz w:val="16"/>
                 <w:szCs w:val="16"/>
               </w:rPr>
-              <w:t xml:space="preserve">Journals and general ledger</w:t>
+              <w:t xml:space="preserve">Remittance to insurers</w:t>
             </w:r>
           </w:p>
         </w:tc>
@@ -6503,7 +6503,7 @@
                 <w:sz w:val="16"/>
                 <w:szCs w:val="16"/>
               </w:rPr>
-              <w:t xml:space="preserve">Journal vouchers with upload, correction and reversal, open entry matching, accounting queries and the daily SAP GL files</w:t>
+              <w:t xml:space="preserve">Weekly remittance with approvals, insurer payments, statement reconciliation, exceptions, billing, schedules and settlement</w:t>
             </w:r>
           </w:p>
         </w:tc>
@@ -6521,7 +6521,7 @@
                 <w:sz w:val="16"/>
                 <w:szCs w:val="16"/>
               </w:rPr>
-              <w:t xml:space="preserve">TIS-BRD-NIA-05, TIS-BRD-GL-01, TIS-BRD-GL-02, TIS-BRD-GL-03, TIS-BRD-GL-06, TIS-BRD-INTG-04, FGA-JV-01, MOM-S5-AP-JV-UPLOAD, PBSM-M17v4-JV, PBSM-M17v4-REVERSALS</w:t>
+              <w:t xml:space="preserve">TIS-BRD-COMM-01, TIS-BRD-COMM-03, TIS-BRD-COMM-04, TIS-BRD-RPT-OPS-05, TIS-BRD-RPT-OPS-06, TIS-BRD-RPT-OPS-08, TIS-BRD-RPT-OPS-09, PBSM-M15-REMIT-WEEKLY, FR-RMT-001, FR-RMT-011, FR-RMT-012, FR-RMT-020, PBSM-M15-BILL-RUN</w:t>
             </w:r>
           </w:p>
         </w:tc>
@@ -6580,7 +6580,7 @@
                 <w:sz w:val="16"/>
                 <w:szCs w:val="16"/>
               </w:rPr>
-              <w:t xml:space="preserve">Bank reconciliation</w:t>
+              <w:t xml:space="preserve">Journals and general ledger</w:t>
             </w:r>
           </w:p>
         </w:tc>
@@ -6616,7 +6616,7 @@
                 <w:sz w:val="16"/>
                 <w:szCs w:val="16"/>
               </w:rPr>
-              <w:t xml:space="preserve">Bank statement upload and matching, reconciliations with approval, and the bank reconciliation reports</w:t>
+              <w:t xml:space="preserve">Journal vouchers with upload, correction and reversal, open entry matching, accounting queries and the daily SAP GL files</w:t>
             </w:r>
           </w:p>
         </w:tc>
@@ -6634,7 +6634,7 @@
                 <w:sz w:val="16"/>
                 <w:szCs w:val="16"/>
               </w:rPr>
-              <w:t xml:space="preserve">TIS-BRD-COLL-09, TIS-BRD-RPT-OPS-12, TIS-BRD-RPT-OPS-13, PBSM-M17v4-RECON</w:t>
+              <w:t xml:space="preserve">TIS-BRD-NIA-05, TIS-BRD-GL-01, TIS-BRD-GL-02, TIS-BRD-GL-03, TIS-BRD-GL-06, TIS-BRD-INTG-04, FGA-JV-01, MOM-S5-AP-JV-UPLOAD, PBSM-M17v4-JV, PBSM-M17v4-REVERSALS</w:t>
             </w:r>
           </w:p>
         </w:tc>
@@ -6693,7 +6693,7 @@
                 <w:sz w:val="16"/>
                 <w:szCs w:val="16"/>
               </w:rPr>
-              <w:t xml:space="preserve">BIR 2307, sales invoices and CAS books</w:t>
+              <w:t xml:space="preserve">Bank reconciliation</w:t>
             </w:r>
           </w:p>
         </w:tc>
@@ -6729,7 +6729,7 @@
                 <w:sz w:val="16"/>
                 <w:szCs w:val="16"/>
               </w:rPr>
-              <w:t xml:space="preserve">BIR Form 2307 certificates, sales invoices under the EOPT Act and the books and documents of the computerised accounting system</w:t>
+              <w:t xml:space="preserve">Bank statement upload and matching, reconciliations with approval, and the bank reconciliation reports</w:t>
             </w:r>
           </w:p>
         </w:tc>
@@ -6747,7 +6747,7 @@
                 <w:sz w:val="16"/>
                 <w:szCs w:val="16"/>
               </w:rPr>
-              <w:t xml:space="preserve">TIS-BRD-TAX-01, TIS-BRD-TAX-02, TIS-BRD-TAX-03, FGA-E3, FGA-IB-06, PBSM-M17v4-INVOICES, MOM-S5-TAX-2307-BATCH</w:t>
+              <w:t xml:space="preserve">TIS-BRD-COLL-09, TIS-BRD-RPT-OPS-12, TIS-BRD-RPT-OPS-13, PBSM-M17v4-RECON</w:t>
             </w:r>
           </w:p>
         </w:tc>
@@ -6806,7 +6806,7 @@
                 <w:sz w:val="16"/>
                 <w:szCs w:val="16"/>
               </w:rPr>
-              <w:t xml:space="preserve">Period end and financial statements</w:t>
+              <w:t xml:space="preserve">BIR 2307, sales invoices and CAS books</w:t>
             </w:r>
           </w:p>
         </w:tc>
@@ -6842,7 +6842,7 @@
                 <w:sz w:val="16"/>
                 <w:szCs w:val="16"/>
               </w:rPr>
-              <w:t xml:space="preserve">Period calendar, month-end and year-end close, close checklist and the financial statements</w:t>
+              <w:t xml:space="preserve">BIR Form 2307 certificates, sales invoices under the EOPT Act and the books and documents of the computerised accounting system</w:t>
             </w:r>
           </w:p>
         </w:tc>
@@ -6860,7 +6860,7 @@
                 <w:sz w:val="16"/>
                 <w:szCs w:val="16"/>
               </w:rPr>
-              <w:t xml:space="preserve">TIS-BRD-GL-04, TIS-BRD-RPT-04, PBSM-M32-PERIODS, PBSM-M32-CONTROLS, MOM-S4-CLOSE-26-29</w:t>
+              <w:t xml:space="preserve">TIS-BRD-TAX-01, TIS-BRD-TAX-02, TIS-BRD-TAX-03, FGA-E3, FGA-IB-06, PBSM-M17v4-INVOICES, MOM-S5-TAX-2307-BATCH</w:t>
             </w:r>
           </w:p>
         </w:tc>
@@ -6919,7 +6919,7 @@
                 <w:sz w:val="16"/>
                 <w:szCs w:val="16"/>
               </w:rPr>
-              <w:t xml:space="preserve">Incentives</w:t>
+              <w:t xml:space="preserve">Period end and financial statements</w:t>
             </w:r>
           </w:p>
         </w:tc>
@@ -6955,7 +6955,7 @@
                 <w:sz w:val="16"/>
                 <w:szCs w:val="16"/>
               </w:rPr>
-              <w:t xml:space="preserve">Telesales incentive programmes, calculation with approval, statements and reports</w:t>
+              <w:t xml:space="preserve">Period calendar, month-end and year-end close, close checklist and the financial statements</w:t>
             </w:r>
           </w:p>
         </w:tc>
@@ -6973,7 +6973,7 @@
                 <w:sz w:val="16"/>
                 <w:szCs w:val="16"/>
               </w:rPr>
-              <w:t xml:space="preserve">TIS-BRD-COMM-08</w:t>
+              <w:t xml:space="preserve">TIS-BRD-GL-04, TIS-BRD-RPT-04, PBSM-M32-PERIODS, PBSM-M32-CONTROLS, MOM-S4-CLOSE-26-29</w:t>
             </w:r>
           </w:p>
         </w:tc>
@@ -7032,7 +7032,7 @@
                 <w:sz w:val="16"/>
                 <w:szCs w:val="16"/>
               </w:rPr>
-              <w:t xml:space="preserve">Commission and referrer accounts</w:t>
+              <w:t xml:space="preserve">Incentives</w:t>
             </w:r>
           </w:p>
         </w:tc>
@@ -7050,7 +7050,7 @@
                 <w:sz w:val="16"/>
                 <w:szCs w:val="16"/>
               </w:rPr>
-              <w:t xml:space="preserve">Commission</w:t>
+              <w:t xml:space="preserve">Accounts</w:t>
             </w:r>
           </w:p>
         </w:tc>
@@ -7068,7 +7068,7 @@
                 <w:sz w:val="16"/>
                 <w:szCs w:val="16"/>
               </w:rPr>
-              <w:t xml:space="preserve">Commission dashboard, the accounts of agents, dealers and referrers with their share, the sharing schemes, the commission basis of a policy and the change requests on commission lines</w:t>
+              <w:t xml:space="preserve">Telesales incentive programmes, calculation with approval, statements and reports</w:t>
             </w:r>
           </w:p>
         </w:tc>
@@ -7086,7 +7086,7 @@
                 <w:sz w:val="16"/>
                 <w:szCs w:val="16"/>
               </w:rPr>
-              <w:t xml:space="preserve">TIS-BRD-COMM-02, TIS-BRD-COMM-05, TIS-BRD-COMM-06, TIS-BRD-PROD-16, TIS-BRD-RPT-OPS-07, FR-CMR-010, FR-CMR-015, FR-CMR-022, FR-RMT-001, FR-RMT-003, FR-RMT-005, FR-RMT-030</w:t>
+              <w:t xml:space="preserve">TIS-BRD-COMM-08</w:t>
             </w:r>
           </w:p>
         </w:tc>
@@ -7145,6 +7145,119 @@
                 <w:sz w:val="16"/>
                 <w:szCs w:val="16"/>
               </w:rPr>
+              <w:t xml:space="preserve">Commission and referrer accounts</w:t>
+            </w:r>
+          </w:p>
+        </w:tc>
+        <w:tc>
+          <w:tcPr>
+            <w:tcW w:w="1336" w:type="dxa"/>
+          </w:tcPr>
+          <w:p>
+            <w:pPr>
+              <w:spacing w:before="40" w:after="40" w:line="240" w:lineRule="auto"/>
+            </w:pPr>
+            <w:r>
+              <w:rPr>
+                <w:rFonts w:ascii="Segoe UI" w:hAnsi="Segoe UI" w:cs="Segoe UI" w:eastAsia="Segoe UI"/>
+                <w:sz w:val="16"/>
+                <w:szCs w:val="16"/>
+              </w:rPr>
+              <w:t xml:space="preserve">Commission</w:t>
+            </w:r>
+          </w:p>
+        </w:tc>
+        <w:tc>
+          <w:tcPr>
+            <w:tcW w:w="1617" w:type="dxa"/>
+          </w:tcPr>
+          <w:p>
+            <w:pPr>
+              <w:spacing w:before="40" w:after="40" w:line="240" w:lineRule="auto"/>
+            </w:pPr>
+            <w:r>
+              <w:rPr>
+                <w:rFonts w:ascii="Segoe UI" w:hAnsi="Segoe UI" w:cs="Segoe UI" w:eastAsia="Segoe UI"/>
+                <w:sz w:val="16"/>
+                <w:szCs w:val="16"/>
+              </w:rPr>
+              <w:t xml:space="preserve">Commission dashboard, the accounts of agents, dealers and referrers with their share, the sharing schemes, the commission basis of a policy and the change requests on commission lines</w:t>
+            </w:r>
+          </w:p>
+        </w:tc>
+        <w:tc>
+          <w:tcPr>
+            <w:tcW w:w="2243" w:type="dxa"/>
+          </w:tcPr>
+          <w:p>
+            <w:pPr>
+              <w:spacing w:before="40" w:after="40" w:line="240" w:lineRule="auto"/>
+            </w:pPr>
+            <w:r>
+              <w:rPr>
+                <w:rFonts w:ascii="Segoe UI" w:hAnsi="Segoe UI" w:cs="Segoe UI" w:eastAsia="Segoe UI"/>
+                <w:sz w:val="16"/>
+                <w:szCs w:val="16"/>
+              </w:rPr>
+              <w:t xml:space="preserve">TIS-BRD-COMM-02, TIS-BRD-COMM-05, TIS-BRD-COMM-06, TIS-BRD-PROD-16, TIS-BRD-RPT-OPS-07, FR-CMR-010, FR-CMR-015, FR-CMR-022, FR-RMT-001, FR-RMT-003, FR-RMT-005, FR-RMT-030</w:t>
+            </w:r>
+          </w:p>
+        </w:tc>
+        <w:tc>
+          <w:tcPr>
+            <w:tcW w:w="1156" w:type="dxa"/>
+          </w:tcPr>
+          <w:p>
+            <w:pPr>
+              <w:spacing w:before="40" w:after="40" w:line="240" w:lineRule="auto"/>
+            </w:pPr>
+            <w:r>
+              <w:rPr>
+                <w:rFonts w:ascii="Segoe UI" w:hAnsi="Segoe UI" w:cs="Segoe UI" w:eastAsia="Segoe UI"/>
+                <w:sz w:val="16"/>
+                <w:szCs w:val="16"/>
+              </w:rPr>
+              <w:t xml:space="preserve">-</w:t>
+            </w:r>
+          </w:p>
+        </w:tc>
+        <w:tc>
+          <w:tcPr>
+            <w:tcW w:w="1157" w:type="dxa"/>
+          </w:tcPr>
+          <w:p>
+            <w:pPr>
+              <w:spacing w:before="40" w:after="40" w:line="240" w:lineRule="auto"/>
+            </w:pPr>
+            <w:r>
+              <w:rPr>
+                <w:rFonts w:ascii="Segoe UI" w:hAnsi="Segoe UI" w:cs="Segoe UI" w:eastAsia="Segoe UI"/>
+                <w:sz w:val="16"/>
+                <w:szCs w:val="16"/>
+              </w:rPr>
+              <w:t xml:space="preserve">-</w:t>
+            </w:r>
+          </w:p>
+        </w:tc>
+      </w:tr>
+      <w:tr>
+        <w:trPr>
+          <w:cantSplit/>
+        </w:trPr>
+        <w:tc>
+          <w:tcPr>
+            <w:tcW w:w="1518" w:type="dxa"/>
+          </w:tcPr>
+          <w:p>
+            <w:pPr>
+              <w:spacing w:before="40" w:after="40" w:line="240" w:lineRule="auto"/>
+            </w:pPr>
+            <w:r>
+              <w:rPr>
+                <w:rFonts w:ascii="Segoe UI" w:hAnsi="Segoe UI" w:cs="Segoe UI" w:eastAsia="Segoe UI"/>
+                <w:sz w:val="16"/>
+                <w:szCs w:val="16"/>
+              </w:rPr>
               <w:t xml:space="preserve">Operational and financial reports</w:t>
             </w:r>
           </w:p>
@@ -7199,7 +7312,7 @@
                 <w:sz w:val="16"/>
                 <w:szCs w:val="16"/>
               </w:rPr>
-              <w:t xml:space="preserve">TIS-BRD-RPT-SLS-01, TIS-BRD-RPT-SLS-02, TIS-BRD-RPT-OPS-02, TIS-BRD-RPT-OPS-03, TIS-BRD-RPT-OPS-04, TIS-BRD-RPT-CCD-01, TIS-BRD-RPT-FGA-01, TIS-BRD-RPT-FGA-02, TIS-BRD-RPT-FGA-05, TIS-BRD-RPT-FGA-06</w:t>
+              <w:t xml:space="preserve">TIS-BRD-RPT-SLS-01, TIS-BRD-RPT-SLS-02, TIS-BRD-RPT-SLS-03, TIS-BRD-RPT-SLS-04, TIS-BRD-RPT-02, CR-13, TIS-BRD-RPT-OPS-02, TIS-BRD-RPT-OPS-03, TIS-BRD-RPT-OPS-04, TIS-BRD-RPT-CCD-01, TIS-BRD-RPT-FGA-01, TIS-BRD-RPT-FGA-02, TIS-BRD-RPT-FGA-05, TIS-BRD-RPT-FGA-06</w:t>
             </w:r>
           </w:p>
         </w:tc>
